--- a/DS CORPORATION/OEM/SHIZENCOS/BAO CAO/BaoCao_Hop_Shizencos_SKU1_V3_09102026.docx
+++ b/DS CORPORATION/OEM/SHIZENCOS/BAO CAO/BaoCao_Hop_Shizencos_SKU1_V3_09102026.docx
@@ -322,7 +322,7 @@
                 <w:b w:val="0"/>
                 <w:sz w:val="18"/>
               </w:rPr>
-              <w:t>Đánh giá V3 so với benchmark, đề xuất định lượng (chỉ điều chỉnh % trên V3), rà soát hợp đồng, lộ trình pháp lý – công bố – sản xuất và bộ câu hỏi cho buổi họp</w:t>
+              <w:t>Đánh giá V3 so với benchmark, khung định lượng mục tiêu cho từng chất V3 (Shizencos bảo mật %), rà soát hợp đồng, lộ trình pháp lý – công bố – sản xuất và bộ câu hỏi cho buổi họp</w:t>
             </w:r>
           </w:p>
         </w:tc>
@@ -365,35 +365,49 @@
                 <w:b w:val="0"/>
                 <w:sz w:val="19"/>
               </w:rPr>
-              <w:t xml:space="preserve"> Ảnh công thức V3 chỉ có cột STT / Phase / Ingredient / INCI, </w:t>
+              <w:t xml:space="preserve"> Shizencos </w:t>
             </w:r>
             <w:r>
               <w:rPr>
                 <w:b/>
                 <w:sz w:val="19"/>
               </w:rPr>
-              <w:t>không có cột %</w:t>
+              <w:t>không công bố % định lượng</w:t>
             </w:r>
             <w:r>
               <w:rPr>
                 <w:b w:val="0"/>
                 <w:sz w:val="19"/>
               </w:rPr>
-              <w:t xml:space="preserve"> và cột Phase đang trống. Vì vậy bảng định lượng ở Mục 4 là </w:t>
+              <w:t xml:space="preserve"> vì lý do bảo mật công thức. Vì vậy DS chủ động đưa ra </w:t>
             </w:r>
             <w:r>
               <w:rPr>
                 <w:b/>
                 <w:sz w:val="19"/>
               </w:rPr>
-              <w:t>đề xuất mục tiêu của DS (gọi là V3.1)</w:t>
+              <w:t>khung định lượng mục tiêu cho từng nguyên liệu của V3</w:t>
             </w:r>
             <w:r>
               <w:rPr>
                 <w:b w:val="0"/>
                 <w:sz w:val="19"/>
               </w:rPr>
-              <w:t xml:space="preserve"> để đối chiếu với % thực tế Shizencos đang dùng ngay trong buổi họp. Báo cáo này là phân tích kỹ thuật – pháp lý phục vụ đàm phán, không thay thế ý kiến luật sư và không thay thế đánh giá an toàn do chuyên gia ký trong PIF.</w:t>
+              <w:t xml:space="preserve"> (ngưỡng tối thiểu để có hiệu quả – mức tối ưu – trần khuyến nghị), và Shizencos chỉ cần xác nhận “trong khoảng/ngoài khoảng”, không phải tiết lộ số. Bản gửi đối tác là file riêng </w:t>
+            </w:r>
+            <w:r>
+              <w:rPr>
+                <w:b/>
+                <w:sz w:val="19"/>
+              </w:rPr>
+              <w:t>DeXuat_DinhLuong_V3_SKU1_gui_Shizencos_09102026</w:t>
+            </w:r>
+            <w:r>
+              <w:rPr>
+                <w:b w:val="0"/>
+                <w:sz w:val="19"/>
+              </w:rPr>
+              <w:t xml:space="preserve"> (4 trang, không có nội dung đàm phán nội bộ). Báo cáo này là phân tích kỹ thuật – pháp lý phục vụ đàm phán, không thay thế ý kiến luật sư và không thay thế đánh giá an toàn do chuyên gia ký trong PIF.</w:t>
             </w:r>
           </w:p>
         </w:tc>
@@ -450,7 +464,7 @@
           <w:b w:val="0"/>
           <w:sz w:val="19"/>
         </w:rPr>
-        <w:t>4. Phân tích kỹ thuật từng nguyên liệu &amp; đề xuất định lượng V3.1</w:t>
+        <w:t>4. Khung định lượng mục tiêu từng nguyên liệu V3 &amp; cơ chế kiểm soát khi Shizencos bảo mật %</w:t>
       </w:r>
     </w:p>
     <w:p>
@@ -589,7 +603,7 @@
         <w:rPr>
           <w:b w:val="0"/>
         </w:rPr>
-        <w:t>, không nằm ở danh mục: (i) hệ dầu nền nhẹ (ester/alkane) phải chiếm ≥ 60% mới đạt cảm giác mỏng nhẹ, dễ gội như benchmark (~71%); (ii) tổng tinh dầu nên giữ ≈ 3,0% với tỷ lệ bạc hà/gừng thấp để tránh châm chích; (iii) dầu Neem có mùi rất nặng – chỉ nên ≤ 0,5%; (iv) cần Tocopherol 0,3% để bảo vệ hệ dầu giàu omega-3/6 (Sachi, hạt nho).</w:t>
+        <w:t>, không nằm ở danh mục: (i) hệ dầu nền nhẹ (ester/alkane) phải chiếm ≥ 60% mới đạt cảm giác mỏng nhẹ, dễ gội như benchmark (~71%); (ii) tổng tinh dầu nên giữ 3,0–3,5% với tỷ lệ bạc hà/gừng thấp để tránh châm chích; (iii) Bakuchiol 0,8% và Amla 5% để hoạt chất chủ đạo vượt benchmark; (iv) dầu Neem có mùi rất nặng – chỉ nên ≤ 0,5–0,7%; (v) cần Tocopherol 0,3% để bảo vệ hệ dầu giàu omega-3/6 (Sachi, hạt nho). Vì Shizencos giữ bí mật %, DS gửi khung định lượng mục tiêu (Mục 4) và kiểm soát kết quả bằng phiếu xác nhận theo khoảng, chỉ tiêu COA thành phẩm, mẫu chốt và dữ liệu ổn định (Mục 4.5).</w:t>
       </w:r>
     </w:p>
     <w:p>
@@ -764,7 +778,7 @@
                 <w:b w:val="0"/>
                 <w:sz w:val="17"/>
               </w:rPr>
-              <w:t>% thực tế của V3 (ảnh không có %)</w:t>
+              <w:t>Shizencos bảo mật % công thức</w:t>
             </w:r>
           </w:p>
         </w:tc>
@@ -783,7 +797,7 @@
                 <w:b w:val="0"/>
                 <w:sz w:val="17"/>
               </w:rPr>
-              <w:t>Yêu cầu Shizencos đưa bảng % đầy đủ, đối chiếu với V3.1 (Mục 4); chốt bằng văn bản, ghi vào Phụ lục HĐ</w:t>
+              <w:t>Không đòi %; trao bản Đề xuất khung định lượng mục tiêu; yêu cầu ký Phiếu xác nhận “trong khoảng” + 3 điều kiện nhóm; đưa chỉ tiêu Bakuchiol (HPLC) &amp; peroxide vào TCCS/COA; ghi khung này vào Phụ lục HĐ</w:t>
             </w:r>
           </w:p>
         </w:tc>
@@ -3344,7 +3358,7 @@
                 <w:b w:val="0"/>
                 <w:sz w:val="16"/>
               </w:rPr>
-              <w:t>≈ 70% → 85% nếu áp V3.1</w:t>
+              <w:t>≈ 70% → 85% nếu đạt khung tối ưu</w:t>
             </w:r>
           </w:p>
         </w:tc>
@@ -3637,7 +3651,7 @@
                 <w:b w:val="0"/>
                 <w:sz w:val="19"/>
               </w:rPr>
-              <w:t xml:space="preserve"> với % hiện tại chưa rõ, và có thể đạt </w:t>
+              <w:t xml:space="preserve"> với % hiện tại (Shizencos bảo mật), và có thể đạt </w:t>
             </w:r>
             <w:r>
               <w:rPr>
@@ -3651,7 +3665,7 @@
                 <w:b w:val="0"/>
                 <w:sz w:val="19"/>
               </w:rPr>
-              <w:t xml:space="preserve"> nếu áp định lượng V3.1 – mà không cần thêm/bớt nguyên liệu. Phần còn thiếu so với benchmark (ester dàn trải Coco-Caprylate/Caprate, Nigella, hệ thảo dược Ayurveda vi lượng) chỉ bù được bằng cách thay đổi danh mục – nằm ngoài phạm vi “chỉ điều chỉnh định lượng”, nên ghi nhận là </w:t>
+              <w:t xml:space="preserve"> nếu công thức nằm ở mức tối ưu của khung định lượng (Mục 4) – mà không cần thêm/bớt nguyên liệu. Phần còn thiếu so với benchmark (ester dàn trải Coco-Caprylate/Caprate, Nigella, hệ thảo dược Ayurveda vi lượng) chỉ bù được bằng cách thay đổi danh mục – nằm ngoài phạm vi “chỉ điều chỉnh định lượng”, nên ghi nhận là </w:t>
             </w:r>
             <w:r>
               <w:rPr>
@@ -3665,7 +3679,7 @@
                 <w:b w:val="0"/>
                 <w:sz w:val="19"/>
               </w:rPr>
-              <w:t xml:space="preserve"> nếu thử cảm quan V3.1 chưa đạt.</w:t>
+              <w:t xml:space="preserve"> nếu thử cảm quan V3 điều chỉnh chưa đạt.</w:t>
             </w:r>
           </w:p>
         </w:tc>
@@ -3681,7 +3695,7 @@
         <w:pStyle w:val="Heading1"/>
       </w:pPr>
       <w:r>
-        <w:t>4. PHÂN TÍCH KỸ THUẬT TỪNG NGUYÊN LIỆU &amp; ĐỀ XUẤT ĐỊNH LƯỢNG V3.1</w:t>
+        <w:t>4. PHÂN TÍCH KỸ THUẬT &amp; KHUNG ĐỊNH LƯỢNG MỤC TIÊU CHO TỪNG NGUYÊN LIỆU V3</w:t>
       </w:r>
     </w:p>
     <w:p>
@@ -3707,7 +3721,19 @@
         <w:rPr>
           <w:b w:val="0"/>
         </w:rPr>
-        <w:t>, chỉ điều chỉnh % (đúng yêu cầu). Tổng = 100,00%.</w:t>
+        <w:t xml:space="preserve">, chỉ đưa ra định lượng. Mỗi chất có 3 mức: </w:t>
+      </w:r>
+      <w:r>
+        <w:rPr>
+          <w:b/>
+        </w:rPr>
+        <w:t>tối thiểu để có hiệu quả – mức tối ưu (hiệu quả cao nhất so với benchmark) – trần khuyến nghị</w:t>
+      </w:r>
+      <w:r>
+        <w:rPr>
+          <w:b w:val="0"/>
+        </w:rPr>
+        <w:t xml:space="preserve"> (vượt trần thì rủi ro kích ứng/mùi/ổn định/chi phí lớn hơn lợi ích).</w:t>
       </w:r>
     </w:p>
     <w:p>
@@ -3719,7 +3745,7 @@
         <w:rPr>
           <w:b w:val="0"/>
         </w:rPr>
-        <w:t>Dầu nền nhẹ (CCT + C15-19 Alkane) ≥ 60% → cảm giác mỏng, khô nhanh, gội 1–2 lần sạch.</w:t>
+        <w:t>Dầu nền nhẹ (CCT + C15-19 Alkane) ≥ 60% (tối ưu 63%) → cảm giác mỏng, khô nhanh, gội 1–2 lần sạch như benchmark.</w:t>
       </w:r>
     </w:p>
     <w:p>
@@ -3731,7 +3757,7 @@
         <w:rPr>
           <w:b w:val="0"/>
         </w:rPr>
-        <w:t>Tổng tinh dầu ≈ 3,0% (sản phẩm rửa trôi, lưu 15–40 phút trên da đầu): đủ mùi và cảm giác, giảm rủi ro kích ứng. Bạc hà ≤ 0,3% (≈ 0,12–0,15% menthol), gừng ≤ 0,2%.</w:t>
+        <w:t>Tổng tinh dầu 3,0–3,5% (tối ưu 3,3%) cho sản phẩm rửa trôi lưu 15–40 phút: bạc hà ≤ 0,5% (tối ưu 0,3% ≈ 0,12–0,15% menthol), gừng ≤ 0,3%; tràm trà lên 0,8% để tăng nhóm làm dịu – vi sinh.</w:t>
       </w:r>
     </w:p>
     <w:p>
@@ -3743,7 +3769,7 @@
         <w:rPr>
           <w:b w:val="0"/>
         </w:rPr>
-        <w:t>Dầu giàu PUFA (Sachi, hạt nho, hướng dương) được bảo vệ bằng Tocopherol 0,3% (không quá 0,5% vì Tocopherol liều cao có thể thành pro-oxidant).</w:t>
+        <w:t>Hoạt chất chủ đạo vượt benchmark: Bakuchiol 0,8% (benchmark chỉ có chiết xuất Psoralea 0,2%), Amla 5% (tùy nồng độ thực của “Amla oil”), hương thảo 1% dạng tinh dầu.</w:t>
       </w:r>
     </w:p>
     <w:p>
@@ -3755,7 +3781,7 @@
         <w:rPr>
           <w:b w:val="0"/>
         </w:rPr>
-        <w:t>Dầu Neem ≤ 0,5% do mùi; Bakuchiol 0,5% (mức hiệu quả phổ biến 0,5–1% trên da, sản phẩm rửa trôi chọn mức dưới).</w:t>
+        <w:t>Dầu giàu PUFA (Sachi, hạt nho, hướng dương) được bảo vệ bằng Tocopherol 0,3% (không quá 0,5% vì liều cao có thể thành pro-oxidant).</w:t>
       </w:r>
     </w:p>
     <w:p>
@@ -3767,7 +3793,7 @@
         <w:rPr>
           <w:b w:val="0"/>
         </w:rPr>
-        <w:t xml:space="preserve">Hướng dương: dùng làm phần bù (q.s.); ưu tiên loại </w:t>
+        <w:t xml:space="preserve">Hướng dương là phần bù (q.s.) để Shizencos tự cân đủ 100% khi các dòng khác dao động trong khoảng; ưu tiên loại </w:t>
       </w:r>
       <w:r>
         <w:rPr>
@@ -3779,7 +3805,7 @@
         <w:rPr>
           <w:b w:val="0"/>
         </w:rPr>
-        <w:t xml:space="preserve"> để bền oxy hóa.</w:t>
+        <w:t>.</w:t>
       </w:r>
     </w:p>
     <w:p>
@@ -3787,7 +3813,7 @@
         <w:pStyle w:val="Heading2"/>
       </w:pPr>
       <w:r>
-        <w:t>4.2 Bảng công thức V3.1 đề xuất (đối chiếu % thực tế của Shizencos trong buổi họp)</w:t>
+        <w:t>4.2 Khung định lượng mục tiêu (nội dung trùng với bản gửi Shizencos)</w:t>
       </w:r>
     </w:p>
     <w:tbl>
@@ -3799,14 +3825,14 @@
         <w:tblLook w:firstColumn="1" w:firstRow="1" w:lastColumn="0" w:lastRow="0" w:noHBand="0" w:noVBand="1" w:val="04A0"/>
       </w:tblPr>
       <w:tblGrid>
-        <w:gridCol w:w="340"/>
         <w:gridCol w:w="453"/>
-        <w:gridCol w:w="1474"/>
-        <w:gridCol w:w="2381"/>
-        <w:gridCol w:w="2381"/>
+        <w:gridCol w:w="453"/>
+        <w:gridCol w:w="1417"/>
+        <w:gridCol w:w="2268"/>
+        <w:gridCol w:w="2608"/>
+        <w:gridCol w:w="907"/>
         <w:gridCol w:w="850"/>
-        <w:gridCol w:w="737"/>
-        <w:gridCol w:w="1247"/>
+        <w:gridCol w:w="907"/>
       </w:tblGrid>
       <w:tr>
         <w:trPr>
@@ -3814,7 +3840,7 @@
         </w:trPr>
         <w:tc>
           <w:tcPr>
-            <w:tcW w:type="dxa" w:w="340"/>
+            <w:tcW w:type="dxa" w:w="454"/>
             <w:shd w:val="clear" w:color="auto" w:fill="1F5E3B"/>
           </w:tcPr>
           <w:p>
@@ -3856,7 +3882,7 @@
         </w:tc>
         <w:tc>
           <w:tcPr>
-            <w:tcW w:type="dxa" w:w="1474"/>
+            <w:tcW w:type="dxa" w:w="1417"/>
             <w:shd w:val="clear" w:color="auto" w:fill="1F5E3B"/>
           </w:tcPr>
           <w:p>
@@ -3877,7 +3903,7 @@
         </w:tc>
         <w:tc>
           <w:tcPr>
-            <w:tcW w:type="dxa" w:w="2381"/>
+            <w:tcW w:type="dxa" w:w="2268"/>
             <w:shd w:val="clear" w:color="auto" w:fill="1F5E3B"/>
           </w:tcPr>
           <w:p>
@@ -3898,7 +3924,7 @@
         </w:tc>
         <w:tc>
           <w:tcPr>
-            <w:tcW w:type="dxa" w:w="2381"/>
+            <w:tcW w:type="dxa" w:w="2608"/>
             <w:shd w:val="clear" w:color="auto" w:fill="1F5E3B"/>
           </w:tcPr>
           <w:p>
@@ -3919,6 +3945,27 @@
         </w:tc>
         <w:tc>
           <w:tcPr>
+            <w:tcW w:type="dxa" w:w="907"/>
+            <w:shd w:val="clear" w:color="auto" w:fill="1F5E3B"/>
+          </w:tcPr>
+          <w:p>
+            <w:r>
+              <w:rPr>
+                <w:color w:val="FFFFFF"/>
+              </w:rPr>
+            </w:r>
+            <w:r>
+              <w:rPr>
+                <w:b/>
+                <w:color w:val="FFFFFF"/>
+                <w:sz w:val="16"/>
+              </w:rPr>
+              <w:t>Tối thiểu hiệu quả</w:t>
+            </w:r>
+          </w:p>
+        </w:tc>
+        <w:tc>
+          <w:tcPr>
             <w:tcW w:type="dxa" w:w="850"/>
             <w:shd w:val="clear" w:color="auto" w:fill="1F5E3B"/>
           </w:tcPr>
@@ -3934,13 +3981,13 @@
                 <w:color w:val="FFFFFF"/>
                 <w:sz w:val="16"/>
               </w:rPr>
-              <w:t>Khoảng %</w:t>
-            </w:r>
-          </w:p>
-        </w:tc>
-        <w:tc>
-          <w:tcPr>
-            <w:tcW w:type="dxa" w:w="737"/>
+              <w:t>Mức tối ưu</w:t>
+            </w:r>
+          </w:p>
+        </w:tc>
+        <w:tc>
+          <w:tcPr>
+            <w:tcW w:type="dxa" w:w="907"/>
             <w:shd w:val="clear" w:color="auto" w:fill="1F5E3B"/>
           </w:tcPr>
           <w:p>
@@ -3955,28 +4002,7 @@
                 <w:color w:val="FFFFFF"/>
                 <w:sz w:val="16"/>
               </w:rPr>
-              <w:t>V3.1 %</w:t>
-            </w:r>
-          </w:p>
-        </w:tc>
-        <w:tc>
-          <w:tcPr>
-            <w:tcW w:type="dxa" w:w="1247"/>
-            <w:shd w:val="clear" w:color="auto" w:fill="1F5E3B"/>
-          </w:tcPr>
-          <w:p>
-            <w:r>
-              <w:rPr>
-                <w:color w:val="FFFFFF"/>
-              </w:rPr>
-            </w:r>
-            <w:r>
-              <w:rPr>
-                <w:b/>
-                <w:color w:val="FFFFFF"/>
-                <w:sz w:val="16"/>
-              </w:rPr>
-              <w:t>% Shizencos (điền khi họp)</w:t>
+              <w:t>Trần</w:t>
             </w:r>
           </w:p>
         </w:tc>
@@ -3984,7 +4010,7 @@
       <w:tr>
         <w:tc>
           <w:tcPr>
-            <w:tcW w:type="dxa" w:w="340"/>
+            <w:tcW w:type="dxa" w:w="454"/>
           </w:tcPr>
           <w:p>
             <w:pPr>
@@ -4020,7 +4046,7 @@
         </w:tc>
         <w:tc>
           <w:tcPr>
-            <w:tcW w:type="dxa" w:w="1474"/>
+            <w:tcW w:type="dxa" w:w="1417"/>
           </w:tcPr>
           <w:p>
             <w:pPr>
@@ -4038,7 +4064,7 @@
         </w:tc>
         <w:tc>
           <w:tcPr>
-            <w:tcW w:type="dxa" w:w="2381"/>
+            <w:tcW w:type="dxa" w:w="2268"/>
           </w:tcPr>
           <w:p>
             <w:pPr>
@@ -4056,19 +4082,37 @@
         </w:tc>
         <w:tc>
           <w:tcPr>
-            <w:tcW w:type="dxa" w:w="2381"/>
-          </w:tcPr>
-          <w:p>
-            <w:pPr>
-              <w:spacing w:after="0"/>
-            </w:pPr>
-            <w:r/>
-            <w:r>
-              <w:rPr>
-                <w:b w:val="0"/>
-                <w:sz w:val="16"/>
-              </w:rPr>
-              <w:t>Ester nền nhẹ, dung môi hoạt chất</w:t>
+            <w:tcW w:type="dxa" w:w="2608"/>
+          </w:tcPr>
+          <w:p>
+            <w:pPr>
+              <w:spacing w:after="0"/>
+            </w:pPr>
+            <w:r/>
+            <w:r>
+              <w:rPr>
+                <w:b w:val="0"/>
+                <w:sz w:val="16"/>
+              </w:rPr>
+              <w:t>Ester nền nhẹ, hòa tan bã nhờn, dung môi cho Bakuchiol</w:t>
+            </w:r>
+          </w:p>
+        </w:tc>
+        <w:tc>
+          <w:tcPr>
+            <w:tcW w:type="dxa" w:w="907"/>
+          </w:tcPr>
+          <w:p>
+            <w:pPr>
+              <w:spacing w:after="0"/>
+            </w:pPr>
+            <w:r/>
+            <w:r>
+              <w:rPr>
+                <w:b w:val="0"/>
+                <w:sz w:val="16"/>
+              </w:rPr>
+              <w:t>25</w:t>
             </w:r>
           </w:p>
         </w:tc>
@@ -4083,25 +4127,7 @@
             <w:r/>
             <w:r>
               <w:rPr>
-                <w:b w:val="0"/>
-                <w:sz w:val="16"/>
-              </w:rPr>
-              <w:t>25–40</w:t>
-            </w:r>
-          </w:p>
-        </w:tc>
-        <w:tc>
-          <w:tcPr>
-            <w:tcW w:type="dxa" w:w="737"/>
-          </w:tcPr>
-          <w:p>
-            <w:pPr>
-              <w:spacing w:after="0"/>
-            </w:pPr>
-            <w:r/>
-            <w:r>
-              <w:rPr>
-                <w:b w:val="0"/>
+                <w:b/>
                 <w:sz w:val="16"/>
               </w:rPr>
               <w:t>35,00</w:t>
@@ -4110,20 +4136,27 @@
         </w:tc>
         <w:tc>
           <w:tcPr>
-            <w:tcW w:type="dxa" w:w="1247"/>
-          </w:tcPr>
-          <w:p>
-            <w:pPr>
-              <w:spacing w:after="0"/>
-            </w:pPr>
-            <w:r/>
+            <w:tcW w:type="dxa" w:w="907"/>
+          </w:tcPr>
+          <w:p>
+            <w:pPr>
+              <w:spacing w:after="0"/>
+            </w:pPr>
+            <w:r/>
+            <w:r>
+              <w:rPr>
+                <w:b w:val="0"/>
+                <w:sz w:val="16"/>
+              </w:rPr>
+              <w:t>45</w:t>
+            </w:r>
           </w:p>
         </w:tc>
       </w:tr>
       <w:tr>
         <w:tc>
           <w:tcPr>
-            <w:tcW w:type="dxa" w:w="340"/>
+            <w:tcW w:type="dxa" w:w="454"/>
           </w:tcPr>
           <w:p>
             <w:pPr>
@@ -4159,7 +4192,7 @@
         </w:tc>
         <w:tc>
           <w:tcPr>
-            <w:tcW w:type="dxa" w:w="1474"/>
+            <w:tcW w:type="dxa" w:w="1417"/>
           </w:tcPr>
           <w:p>
             <w:pPr>
@@ -4177,7 +4210,7 @@
         </w:tc>
         <w:tc>
           <w:tcPr>
-            <w:tcW w:type="dxa" w:w="2381"/>
+            <w:tcW w:type="dxa" w:w="2268"/>
           </w:tcPr>
           <w:p>
             <w:pPr>
@@ -4195,19 +4228,37 @@
         </w:tc>
         <w:tc>
           <w:tcPr>
-            <w:tcW w:type="dxa" w:w="2381"/>
-          </w:tcPr>
-          <w:p>
-            <w:pPr>
-              <w:spacing w:after="0"/>
-            </w:pPr>
-            <w:r/>
-            <w:r>
-              <w:rPr>
-                <w:b w:val="0"/>
-                <w:sz w:val="16"/>
-              </w:rPr>
-              <w:t>Alkane nhẹ, khô nhanh, dễ gội (thay Coconut Alkanes/C13-15 Alkane)</w:t>
+            <w:tcW w:type="dxa" w:w="2608"/>
+          </w:tcPr>
+          <w:p>
+            <w:pPr>
+              <w:spacing w:after="0"/>
+            </w:pPr>
+            <w:r/>
+            <w:r>
+              <w:rPr>
+                <w:b w:val="0"/>
+                <w:sz w:val="16"/>
+              </w:rPr>
+              <w:t>Alkane nhẹ: khô nhanh, không bết, dễ gội</w:t>
+            </w:r>
+          </w:p>
+        </w:tc>
+        <w:tc>
+          <w:tcPr>
+            <w:tcW w:type="dxa" w:w="907"/>
+          </w:tcPr>
+          <w:p>
+            <w:pPr>
+              <w:spacing w:after="0"/>
+            </w:pPr>
+            <w:r/>
+            <w:r>
+              <w:rPr>
+                <w:b w:val="0"/>
+                <w:sz w:val="16"/>
+              </w:rPr>
+              <w:t>20</w:t>
             </w:r>
           </w:p>
         </w:tc>
@@ -4222,25 +4273,7 @@
             <w:r/>
             <w:r>
               <w:rPr>
-                <w:b w:val="0"/>
-                <w:sz w:val="16"/>
-              </w:rPr>
-              <w:t>15–30</w:t>
-            </w:r>
-          </w:p>
-        </w:tc>
-        <w:tc>
-          <w:tcPr>
-            <w:tcW w:type="dxa" w:w="737"/>
-          </w:tcPr>
-          <w:p>
-            <w:pPr>
-              <w:spacing w:after="0"/>
-            </w:pPr>
-            <w:r/>
-            <w:r>
-              <w:rPr>
-                <w:b w:val="0"/>
+                <w:b/>
                 <w:sz w:val="16"/>
               </w:rPr>
               <w:t>28,00</w:t>
@@ -4249,20 +4282,27 @@
         </w:tc>
         <w:tc>
           <w:tcPr>
-            <w:tcW w:type="dxa" w:w="1247"/>
-          </w:tcPr>
-          <w:p>
-            <w:pPr>
-              <w:spacing w:after="0"/>
-            </w:pPr>
-            <w:r/>
+            <w:tcW w:type="dxa" w:w="907"/>
+          </w:tcPr>
+          <w:p>
+            <w:pPr>
+              <w:spacing w:after="0"/>
+            </w:pPr>
+            <w:r/>
+            <w:r>
+              <w:rPr>
+                <w:b w:val="0"/>
+                <w:sz w:val="16"/>
+              </w:rPr>
+              <w:t>35</w:t>
+            </w:r>
           </w:p>
         </w:tc>
       </w:tr>
       <w:tr>
         <w:tc>
           <w:tcPr>
-            <w:tcW w:type="dxa" w:w="340"/>
+            <w:tcW w:type="dxa" w:w="454"/>
           </w:tcPr>
           <w:p>
             <w:pPr>
@@ -4298,7 +4338,7 @@
         </w:tc>
         <w:tc>
           <w:tcPr>
-            <w:tcW w:type="dxa" w:w="1474"/>
+            <w:tcW w:type="dxa" w:w="1417"/>
           </w:tcPr>
           <w:p>
             <w:pPr>
@@ -4316,7 +4356,7 @@
         </w:tc>
         <w:tc>
           <w:tcPr>
-            <w:tcW w:type="dxa" w:w="2381"/>
+            <w:tcW w:type="dxa" w:w="2268"/>
           </w:tcPr>
           <w:p>
             <w:pPr>
@@ -4334,19 +4374,37 @@
         </w:tc>
         <w:tc>
           <w:tcPr>
-            <w:tcW w:type="dxa" w:w="2381"/>
-          </w:tcPr>
-          <w:p>
-            <w:pPr>
-              <w:spacing w:after="0"/>
-            </w:pPr>
-            <w:r/>
-            <w:r>
-              <w:rPr>
-                <w:b w:val="0"/>
-                <w:sz w:val="16"/>
-              </w:rPr>
-              <w:t>Dầu dưỡng nền – phần bù</w:t>
+            <w:tcW w:type="dxa" w:w="2608"/>
+          </w:tcPr>
+          <w:p>
+            <w:pPr>
+              <w:spacing w:after="0"/>
+            </w:pPr>
+            <w:r/>
+            <w:r>
+              <w:rPr>
+                <w:b w:val="0"/>
+                <w:sz w:val="16"/>
+              </w:rPr>
+              <w:t>Dầu dưỡng nền – phần bù (q.s.)</w:t>
+            </w:r>
+          </w:p>
+        </w:tc>
+        <w:tc>
+          <w:tcPr>
+            <w:tcW w:type="dxa" w:w="907"/>
+          </w:tcPr>
+          <w:p>
+            <w:pPr>
+              <w:spacing w:after="0"/>
+            </w:pPr>
+            <w:r/>
+            <w:r>
+              <w:rPr>
+                <w:b w:val="0"/>
+                <w:sz w:val="16"/>
+              </w:rPr>
+              <w:t>3</w:t>
             </w:r>
           </w:p>
         </w:tc>
@@ -4361,47 +4419,36 @@
             <w:r/>
             <w:r>
               <w:rPr>
-                <w:b w:val="0"/>
-                <w:sz w:val="16"/>
-              </w:rPr>
-              <w:t>q.s.</w:t>
-            </w:r>
-          </w:p>
-        </w:tc>
-        <w:tc>
-          <w:tcPr>
-            <w:tcW w:type="dxa" w:w="737"/>
-          </w:tcPr>
-          <w:p>
-            <w:pPr>
-              <w:spacing w:after="0"/>
-            </w:pPr>
-            <w:r/>
-            <w:r>
-              <w:rPr>
-                <w:b w:val="0"/>
-                <w:sz w:val="16"/>
-              </w:rPr>
-              <w:t>7,70</w:t>
-            </w:r>
-          </w:p>
-        </w:tc>
-        <w:tc>
-          <w:tcPr>
-            <w:tcW w:type="dxa" w:w="1247"/>
-          </w:tcPr>
-          <w:p>
-            <w:pPr>
-              <w:spacing w:after="0"/>
-            </w:pPr>
-            <w:r/>
+                <w:b/>
+                <w:sz w:val="16"/>
+              </w:rPr>
+              <w:t>6,10</w:t>
+            </w:r>
+          </w:p>
+        </w:tc>
+        <w:tc>
+          <w:tcPr>
+            <w:tcW w:type="dxa" w:w="907"/>
+          </w:tcPr>
+          <w:p>
+            <w:pPr>
+              <w:spacing w:after="0"/>
+            </w:pPr>
+            <w:r/>
+            <w:r>
+              <w:rPr>
+                <w:b w:val="0"/>
+                <w:sz w:val="16"/>
+              </w:rPr>
+              <w:t>10</w:t>
+            </w:r>
           </w:p>
         </w:tc>
       </w:tr>
       <w:tr>
         <w:tc>
           <w:tcPr>
-            <w:tcW w:type="dxa" w:w="340"/>
+            <w:tcW w:type="dxa" w:w="454"/>
           </w:tcPr>
           <w:p>
             <w:pPr>
@@ -4437,7 +4484,7 @@
         </w:tc>
         <w:tc>
           <w:tcPr>
-            <w:tcW w:type="dxa" w:w="1474"/>
+            <w:tcW w:type="dxa" w:w="1417"/>
           </w:tcPr>
           <w:p>
             <w:pPr>
@@ -4455,7 +4502,7 @@
         </w:tc>
         <w:tc>
           <w:tcPr>
-            <w:tcW w:type="dxa" w:w="2381"/>
+            <w:tcW w:type="dxa" w:w="2268"/>
           </w:tcPr>
           <w:p>
             <w:pPr>
@@ -4473,19 +4520,37 @@
         </w:tc>
         <w:tc>
           <w:tcPr>
-            <w:tcW w:type="dxa" w:w="2381"/>
-          </w:tcPr>
-          <w:p>
-            <w:pPr>
-              <w:spacing w:after="0"/>
-            </w:pPr>
-            <w:r/>
-            <w:r>
-              <w:rPr>
-                <w:b w:val="0"/>
-                <w:sz w:val="16"/>
-              </w:rPr>
-              <w:t>Tương tự bã nhờn, làm mềm cặn</w:t>
+            <w:tcW w:type="dxa" w:w="2608"/>
+          </w:tcPr>
+          <w:p>
+            <w:pPr>
+              <w:spacing w:after="0"/>
+            </w:pPr>
+            <w:r/>
+            <w:r>
+              <w:rPr>
+                <w:b w:val="0"/>
+                <w:sz w:val="16"/>
+              </w:rPr>
+              <w:t>Gần giống bã nhờn → làm mềm, cuốn cặn bã nhờn</w:t>
+            </w:r>
+          </w:p>
+        </w:tc>
+        <w:tc>
+          <w:tcPr>
+            <w:tcW w:type="dxa" w:w="907"/>
+          </w:tcPr>
+          <w:p>
+            <w:pPr>
+              <w:spacing w:after="0"/>
+            </w:pPr>
+            <w:r/>
+            <w:r>
+              <w:rPr>
+                <w:b w:val="0"/>
+                <w:sz w:val="16"/>
+              </w:rPr>
+              <w:t>3</w:t>
             </w:r>
           </w:p>
         </w:tc>
@@ -4500,25 +4565,7 @@
             <w:r/>
             <w:r>
               <w:rPr>
-                <w:b w:val="0"/>
-                <w:sz w:val="16"/>
-              </w:rPr>
-              <w:t>3–8</w:t>
-            </w:r>
-          </w:p>
-        </w:tc>
-        <w:tc>
-          <w:tcPr>
-            <w:tcW w:type="dxa" w:w="737"/>
-          </w:tcPr>
-          <w:p>
-            <w:pPr>
-              <w:spacing w:after="0"/>
-            </w:pPr>
-            <w:r/>
-            <w:r>
-              <w:rPr>
-                <w:b w:val="0"/>
+                <w:b/>
                 <w:sz w:val="16"/>
               </w:rPr>
               <w:t>5,00</w:t>
@@ -4527,20 +4574,27 @@
         </w:tc>
         <w:tc>
           <w:tcPr>
-            <w:tcW w:type="dxa" w:w="1247"/>
-          </w:tcPr>
-          <w:p>
-            <w:pPr>
-              <w:spacing w:after="0"/>
-            </w:pPr>
-            <w:r/>
+            <w:tcW w:type="dxa" w:w="907"/>
+          </w:tcPr>
+          <w:p>
+            <w:pPr>
+              <w:spacing w:after="0"/>
+            </w:pPr>
+            <w:r/>
+            <w:r>
+              <w:rPr>
+                <w:b w:val="0"/>
+                <w:sz w:val="16"/>
+              </w:rPr>
+              <w:t>8</w:t>
+            </w:r>
           </w:p>
         </w:tc>
       </w:tr>
       <w:tr>
         <w:tc>
           <w:tcPr>
-            <w:tcW w:type="dxa" w:w="340"/>
+            <w:tcW w:type="dxa" w:w="454"/>
           </w:tcPr>
           <w:p>
             <w:pPr>
@@ -4576,7 +4630,7 @@
         </w:tc>
         <w:tc>
           <w:tcPr>
-            <w:tcW w:type="dxa" w:w="1474"/>
+            <w:tcW w:type="dxa" w:w="1417"/>
           </w:tcPr>
           <w:p>
             <w:pPr>
@@ -4594,7 +4648,7 @@
         </w:tc>
         <w:tc>
           <w:tcPr>
-            <w:tcW w:type="dxa" w:w="2381"/>
+            <w:tcW w:type="dxa" w:w="2268"/>
           </w:tcPr>
           <w:p>
             <w:pPr>
@@ -4612,19 +4666,37 @@
         </w:tc>
         <w:tc>
           <w:tcPr>
-            <w:tcW w:type="dxa" w:w="2381"/>
-          </w:tcPr>
-          <w:p>
-            <w:pPr>
-              <w:spacing w:after="0"/>
-            </w:pPr>
-            <w:r/>
-            <w:r>
-              <w:rPr>
-                <w:b w:val="0"/>
-                <w:sz w:val="16"/>
-              </w:rPr>
-              <w:t>Dầu khô, giàu linoleic</w:t>
+            <w:tcW w:type="dxa" w:w="2608"/>
+          </w:tcPr>
+          <w:p>
+            <w:pPr>
+              <w:spacing w:after="0"/>
+            </w:pPr>
+            <w:r/>
+            <w:r>
+              <w:rPr>
+                <w:b w:val="0"/>
+                <w:sz w:val="16"/>
+              </w:rPr>
+              <w:t>Dầu khô, giàu linoleic, thấm nhanh</w:t>
+            </w:r>
+          </w:p>
+        </w:tc>
+        <w:tc>
+          <w:tcPr>
+            <w:tcW w:type="dxa" w:w="907"/>
+          </w:tcPr>
+          <w:p>
+            <w:pPr>
+              <w:spacing w:after="0"/>
+            </w:pPr>
+            <w:r/>
+            <w:r>
+              <w:rPr>
+                <w:b w:val="0"/>
+                <w:sz w:val="16"/>
+              </w:rPr>
+              <w:t>3</w:t>
             </w:r>
           </w:p>
         </w:tc>
@@ -4639,25 +4711,7 @@
             <w:r/>
             <w:r>
               <w:rPr>
-                <w:b w:val="0"/>
-                <w:sz w:val="16"/>
-              </w:rPr>
-              <w:t>3–8</w:t>
-            </w:r>
-          </w:p>
-        </w:tc>
-        <w:tc>
-          <w:tcPr>
-            <w:tcW w:type="dxa" w:w="737"/>
-          </w:tcPr>
-          <w:p>
-            <w:pPr>
-              <w:spacing w:after="0"/>
-            </w:pPr>
-            <w:r/>
-            <w:r>
-              <w:rPr>
-                <w:b w:val="0"/>
+                <w:b/>
                 <w:sz w:val="16"/>
               </w:rPr>
               <w:t>5,00</w:t>
@@ -4666,20 +4720,27 @@
         </w:tc>
         <w:tc>
           <w:tcPr>
-            <w:tcW w:type="dxa" w:w="1247"/>
-          </w:tcPr>
-          <w:p>
-            <w:pPr>
-              <w:spacing w:after="0"/>
-            </w:pPr>
-            <w:r/>
+            <w:tcW w:type="dxa" w:w="907"/>
+          </w:tcPr>
+          <w:p>
+            <w:pPr>
+              <w:spacing w:after="0"/>
+            </w:pPr>
+            <w:r/>
+            <w:r>
+              <w:rPr>
+                <w:b w:val="0"/>
+                <w:sz w:val="16"/>
+              </w:rPr>
+              <w:t>8</w:t>
+            </w:r>
           </w:p>
         </w:tc>
       </w:tr>
       <w:tr>
         <w:tc>
           <w:tcPr>
-            <w:tcW w:type="dxa" w:w="340"/>
+            <w:tcW w:type="dxa" w:w="454"/>
           </w:tcPr>
           <w:p>
             <w:pPr>
@@ -4715,7 +4776,7 @@
         </w:tc>
         <w:tc>
           <w:tcPr>
-            <w:tcW w:type="dxa" w:w="1474"/>
+            <w:tcW w:type="dxa" w:w="1417"/>
           </w:tcPr>
           <w:p>
             <w:pPr>
@@ -4733,7 +4794,7 @@
         </w:tc>
         <w:tc>
           <w:tcPr>
-            <w:tcW w:type="dxa" w:w="2381"/>
+            <w:tcW w:type="dxa" w:w="2268"/>
           </w:tcPr>
           <w:p>
             <w:pPr>
@@ -4751,19 +4812,37 @@
         </w:tc>
         <w:tc>
           <w:tcPr>
-            <w:tcW w:type="dxa" w:w="2381"/>
-          </w:tcPr>
-          <w:p>
-            <w:pPr>
-              <w:spacing w:after="0"/>
-            </w:pPr>
-            <w:r/>
-            <w:r>
-              <w:rPr>
-                <w:b w:val="0"/>
-                <w:sz w:val="16"/>
-              </w:rPr>
-              <w:t>Dưỡng, γ-oryzanol</w:t>
+            <w:tcW w:type="dxa" w:w="2608"/>
+          </w:tcPr>
+          <w:p>
+            <w:pPr>
+              <w:spacing w:after="0"/>
+            </w:pPr>
+            <w:r/>
+            <w:r>
+              <w:rPr>
+                <w:b w:val="0"/>
+                <w:sz w:val="16"/>
+              </w:rPr>
+              <w:t>Dưỡng màng lipid; γ-oryzanol chống oxy hóa</w:t>
+            </w:r>
+          </w:p>
+        </w:tc>
+        <w:tc>
+          <w:tcPr>
+            <w:tcW w:type="dxa" w:w="907"/>
+          </w:tcPr>
+          <w:p>
+            <w:pPr>
+              <w:spacing w:after="0"/>
+            </w:pPr>
+            <w:r/>
+            <w:r>
+              <w:rPr>
+                <w:b w:val="0"/>
+                <w:sz w:val="16"/>
+              </w:rPr>
+              <w:t>2</w:t>
             </w:r>
           </w:p>
         </w:tc>
@@ -4778,25 +4857,7 @@
             <w:r/>
             <w:r>
               <w:rPr>
-                <w:b w:val="0"/>
-                <w:sz w:val="16"/>
-              </w:rPr>
-              <w:t>2–5</w:t>
-            </w:r>
-          </w:p>
-        </w:tc>
-        <w:tc>
-          <w:tcPr>
-            <w:tcW w:type="dxa" w:w="737"/>
-          </w:tcPr>
-          <w:p>
-            <w:pPr>
-              <w:spacing w:after="0"/>
-            </w:pPr>
-            <w:r/>
-            <w:r>
-              <w:rPr>
-                <w:b w:val="0"/>
+                <w:b/>
                 <w:sz w:val="16"/>
               </w:rPr>
               <w:t>4,00</w:t>
@@ -4805,20 +4866,27 @@
         </w:tc>
         <w:tc>
           <w:tcPr>
-            <w:tcW w:type="dxa" w:w="1247"/>
-          </w:tcPr>
-          <w:p>
-            <w:pPr>
-              <w:spacing w:after="0"/>
-            </w:pPr>
-            <w:r/>
+            <w:tcW w:type="dxa" w:w="907"/>
+          </w:tcPr>
+          <w:p>
+            <w:pPr>
+              <w:spacing w:after="0"/>
+            </w:pPr>
+            <w:r/>
+            <w:r>
+              <w:rPr>
+                <w:b w:val="0"/>
+                <w:sz w:val="16"/>
+              </w:rPr>
+              <w:t>6</w:t>
+            </w:r>
           </w:p>
         </w:tc>
       </w:tr>
       <w:tr>
         <w:tc>
           <w:tcPr>
-            <w:tcW w:type="dxa" w:w="340"/>
+            <w:tcW w:type="dxa" w:w="454"/>
           </w:tcPr>
           <w:p>
             <w:pPr>
@@ -4854,7 +4922,7 @@
         </w:tc>
         <w:tc>
           <w:tcPr>
-            <w:tcW w:type="dxa" w:w="1474"/>
+            <w:tcW w:type="dxa" w:w="1417"/>
           </w:tcPr>
           <w:p>
             <w:pPr>
@@ -4872,37 +4940,55 @@
         </w:tc>
         <w:tc>
           <w:tcPr>
-            <w:tcW w:type="dxa" w:w="2381"/>
-          </w:tcPr>
-          <w:p>
-            <w:pPr>
-              <w:spacing w:after="0"/>
-            </w:pPr>
-            <w:r/>
-            <w:r>
-              <w:rPr>
-                <w:b w:val="0"/>
-                <w:sz w:val="16"/>
-              </w:rPr>
-              <w:t>Cần xác định (xem 4.3)</w:t>
-            </w:r>
-          </w:p>
-        </w:tc>
-        <w:tc>
-          <w:tcPr>
-            <w:tcW w:type="dxa" w:w="2381"/>
-          </w:tcPr>
-          <w:p>
-            <w:pPr>
-              <w:spacing w:after="0"/>
-            </w:pPr>
-            <w:r/>
-            <w:r>
-              <w:rPr>
-                <w:b w:val="0"/>
-                <w:sz w:val="16"/>
-              </w:rPr>
-              <w:t>Hoạt chất “hero” amla</w:t>
+            <w:tcW w:type="dxa" w:w="2268"/>
+          </w:tcPr>
+          <w:p>
+            <w:pPr>
+              <w:spacing w:after="0"/>
+            </w:pPr>
+            <w:r/>
+            <w:r>
+              <w:rPr>
+                <w:b w:val="0"/>
+                <w:sz w:val="16"/>
+              </w:rPr>
+              <w:t>Theo COA (vd. Phyllanthus Emblica Fruit Extract + dầu nền)</w:t>
+            </w:r>
+          </w:p>
+        </w:tc>
+        <w:tc>
+          <w:tcPr>
+            <w:tcW w:type="dxa" w:w="2608"/>
+          </w:tcPr>
+          <w:p>
+            <w:pPr>
+              <w:spacing w:after="0"/>
+            </w:pPr>
+            <w:r/>
+            <w:r>
+              <w:rPr>
+                <w:b w:val="0"/>
+                <w:sz w:val="16"/>
+              </w:rPr>
+              <w:t>Hoạt chất chủ đạo Ayurveda – nuôi dưỡng da đầu/chân tóc</w:t>
+            </w:r>
+          </w:p>
+        </w:tc>
+        <w:tc>
+          <w:tcPr>
+            <w:tcW w:type="dxa" w:w="907"/>
+          </w:tcPr>
+          <w:p>
+            <w:pPr>
+              <w:spacing w:after="0"/>
+            </w:pPr>
+            <w:r/>
+            <w:r>
+              <w:rPr>
+                <w:b w:val="0"/>
+                <w:sz w:val="16"/>
+              </w:rPr>
+              <w:t>3</w:t>
             </w:r>
           </w:p>
         </w:tc>
@@ -4917,47 +5003,36 @@
             <w:r/>
             <w:r>
               <w:rPr>
-                <w:b w:val="0"/>
-                <w:sz w:val="16"/>
-              </w:rPr>
-              <w:t>2–5</w:t>
-            </w:r>
-          </w:p>
-        </w:tc>
-        <w:tc>
-          <w:tcPr>
-            <w:tcW w:type="dxa" w:w="737"/>
-          </w:tcPr>
-          <w:p>
-            <w:pPr>
-              <w:spacing w:after="0"/>
-            </w:pPr>
-            <w:r/>
-            <w:r>
-              <w:rPr>
-                <w:b w:val="0"/>
-                <w:sz w:val="16"/>
-              </w:rPr>
-              <w:t>4,00</w:t>
-            </w:r>
-          </w:p>
-        </w:tc>
-        <w:tc>
-          <w:tcPr>
-            <w:tcW w:type="dxa" w:w="1247"/>
-          </w:tcPr>
-          <w:p>
-            <w:pPr>
-              <w:spacing w:after="0"/>
-            </w:pPr>
-            <w:r/>
+                <w:b/>
+                <w:sz w:val="16"/>
+              </w:rPr>
+              <w:t>5,00</w:t>
+            </w:r>
+          </w:p>
+        </w:tc>
+        <w:tc>
+          <w:tcPr>
+            <w:tcW w:type="dxa" w:w="907"/>
+          </w:tcPr>
+          <w:p>
+            <w:pPr>
+              <w:spacing w:after="0"/>
+            </w:pPr>
+            <w:r/>
+            <w:r>
+              <w:rPr>
+                <w:b w:val="0"/>
+                <w:sz w:val="16"/>
+              </w:rPr>
+              <w:t>8</w:t>
+            </w:r>
           </w:p>
         </w:tc>
       </w:tr>
       <w:tr>
         <w:tc>
           <w:tcPr>
-            <w:tcW w:type="dxa" w:w="340"/>
+            <w:tcW w:type="dxa" w:w="454"/>
           </w:tcPr>
           <w:p>
             <w:pPr>
@@ -4993,7 +5068,7 @@
         </w:tc>
         <w:tc>
           <w:tcPr>
-            <w:tcW w:type="dxa" w:w="1474"/>
+            <w:tcW w:type="dxa" w:w="1417"/>
           </w:tcPr>
           <w:p>
             <w:pPr>
@@ -5011,7 +5086,7 @@
         </w:tc>
         <w:tc>
           <w:tcPr>
-            <w:tcW w:type="dxa" w:w="2381"/>
+            <w:tcW w:type="dxa" w:w="2268"/>
           </w:tcPr>
           <w:p>
             <w:pPr>
@@ -5029,19 +5104,37 @@
         </w:tc>
         <w:tc>
           <w:tcPr>
-            <w:tcW w:type="dxa" w:w="2381"/>
-          </w:tcPr>
-          <w:p>
-            <w:pPr>
-              <w:spacing w:after="0"/>
-            </w:pPr>
-            <w:r/>
-            <w:r>
-              <w:rPr>
-                <w:b w:val="0"/>
-                <w:sz w:val="16"/>
-              </w:rPr>
-              <w:t>Dưỡng tóc, câu chuyện marketing</w:t>
+            <w:tcW w:type="dxa" w:w="2608"/>
+          </w:tcPr>
+          <w:p>
+            <w:pPr>
+              <w:spacing w:after="0"/>
+            </w:pPr>
+            <w:r/>
+            <w:r>
+              <w:rPr>
+                <w:b w:val="0"/>
+                <w:sz w:val="16"/>
+              </w:rPr>
+              <w:t>Dưỡng mềm, bóng tóc</w:t>
+            </w:r>
+          </w:p>
+        </w:tc>
+        <w:tc>
+          <w:tcPr>
+            <w:tcW w:type="dxa" w:w="907"/>
+          </w:tcPr>
+          <w:p>
+            <w:pPr>
+              <w:spacing w:after="0"/>
+            </w:pPr>
+            <w:r/>
+            <w:r>
+              <w:rPr>
+                <w:b w:val="0"/>
+                <w:sz w:val="16"/>
+              </w:rPr>
+              <w:t>1</w:t>
             </w:r>
           </w:p>
         </w:tc>
@@ -5056,25 +5149,7 @@
             <w:r/>
             <w:r>
               <w:rPr>
-                <w:b w:val="0"/>
-                <w:sz w:val="16"/>
-              </w:rPr>
-              <w:t>1–3</w:t>
-            </w:r>
-          </w:p>
-        </w:tc>
-        <w:tc>
-          <w:tcPr>
-            <w:tcW w:type="dxa" w:w="737"/>
-          </w:tcPr>
-          <w:p>
-            <w:pPr>
-              <w:spacing w:after="0"/>
-            </w:pPr>
-            <w:r/>
-            <w:r>
-              <w:rPr>
-                <w:b w:val="0"/>
+                <w:b/>
                 <w:sz w:val="16"/>
               </w:rPr>
               <w:t>2,00</w:t>
@@ -5083,20 +5158,27 @@
         </w:tc>
         <w:tc>
           <w:tcPr>
-            <w:tcW w:type="dxa" w:w="1247"/>
-          </w:tcPr>
-          <w:p>
-            <w:pPr>
-              <w:spacing w:after="0"/>
-            </w:pPr>
-            <w:r/>
+            <w:tcW w:type="dxa" w:w="907"/>
+          </w:tcPr>
+          <w:p>
+            <w:pPr>
+              <w:spacing w:after="0"/>
+            </w:pPr>
+            <w:r/>
+            <w:r>
+              <w:rPr>
+                <w:b w:val="0"/>
+                <w:sz w:val="16"/>
+              </w:rPr>
+              <w:t>3</w:t>
+            </w:r>
           </w:p>
         </w:tc>
       </w:tr>
       <w:tr>
         <w:tc>
           <w:tcPr>
-            <w:tcW w:type="dxa" w:w="340"/>
+            <w:tcW w:type="dxa" w:w="454"/>
           </w:tcPr>
           <w:p>
             <w:pPr>
@@ -5132,7 +5214,7 @@
         </w:tc>
         <w:tc>
           <w:tcPr>
-            <w:tcW w:type="dxa" w:w="1474"/>
+            <w:tcW w:type="dxa" w:w="1417"/>
           </w:tcPr>
           <w:p>
             <w:pPr>
@@ -5150,7 +5232,7 @@
         </w:tc>
         <w:tc>
           <w:tcPr>
-            <w:tcW w:type="dxa" w:w="2381"/>
+            <w:tcW w:type="dxa" w:w="2268"/>
           </w:tcPr>
           <w:p>
             <w:pPr>
@@ -5168,19 +5250,37 @@
         </w:tc>
         <w:tc>
           <w:tcPr>
-            <w:tcW w:type="dxa" w:w="2381"/>
-          </w:tcPr>
-          <w:p>
-            <w:pPr>
-              <w:spacing w:after="0"/>
-            </w:pPr>
-            <w:r/>
-            <w:r>
-              <w:rPr>
-                <w:b w:val="0"/>
-                <w:sz w:val="16"/>
-              </w:rPr>
-              <w:t>Omega-3/6; dễ ôi → bắt buộc Tocopherol</w:t>
+            <w:tcW w:type="dxa" w:w="2608"/>
+          </w:tcPr>
+          <w:p>
+            <w:pPr>
+              <w:spacing w:after="0"/>
+            </w:pPr>
+            <w:r/>
+            <w:r>
+              <w:rPr>
+                <w:b w:val="0"/>
+                <w:sz w:val="16"/>
+              </w:rPr>
+              <w:t>Omega-3/6/9 nuôi dưỡng da đầu</w:t>
+            </w:r>
+          </w:p>
+        </w:tc>
+        <w:tc>
+          <w:tcPr>
+            <w:tcW w:type="dxa" w:w="907"/>
+          </w:tcPr>
+          <w:p>
+            <w:pPr>
+              <w:spacing w:after="0"/>
+            </w:pPr>
+            <w:r/>
+            <w:r>
+              <w:rPr>
+                <w:b w:val="0"/>
+                <w:sz w:val="16"/>
+              </w:rPr>
+              <w:t>1</w:t>
             </w:r>
           </w:p>
         </w:tc>
@@ -5195,25 +5295,7 @@
             <w:r/>
             <w:r>
               <w:rPr>
-                <w:b w:val="0"/>
-                <w:sz w:val="16"/>
-              </w:rPr>
-              <w:t>1–3</w:t>
-            </w:r>
-          </w:p>
-        </w:tc>
-        <w:tc>
-          <w:tcPr>
-            <w:tcW w:type="dxa" w:w="737"/>
-          </w:tcPr>
-          <w:p>
-            <w:pPr>
-              <w:spacing w:after="0"/>
-            </w:pPr>
-            <w:r/>
-            <w:r>
-              <w:rPr>
-                <w:b w:val="0"/>
+                <w:b/>
                 <w:sz w:val="16"/>
               </w:rPr>
               <w:t>2,00</w:t>
@@ -5222,20 +5304,27 @@
         </w:tc>
         <w:tc>
           <w:tcPr>
-            <w:tcW w:type="dxa" w:w="1247"/>
-          </w:tcPr>
-          <w:p>
-            <w:pPr>
-              <w:spacing w:after="0"/>
-            </w:pPr>
-            <w:r/>
+            <w:tcW w:type="dxa" w:w="907"/>
+          </w:tcPr>
+          <w:p>
+            <w:pPr>
+              <w:spacing w:after="0"/>
+            </w:pPr>
+            <w:r/>
+            <w:r>
+              <w:rPr>
+                <w:b w:val="0"/>
+                <w:sz w:val="16"/>
+              </w:rPr>
+              <w:t>3</w:t>
+            </w:r>
           </w:p>
         </w:tc>
       </w:tr>
       <w:tr>
         <w:tc>
           <w:tcPr>
-            <w:tcW w:type="dxa" w:w="340"/>
+            <w:tcW w:type="dxa" w:w="454"/>
           </w:tcPr>
           <w:p>
             <w:pPr>
@@ -5271,7 +5360,7 @@
         </w:tc>
         <w:tc>
           <w:tcPr>
-            <w:tcW w:type="dxa" w:w="1474"/>
+            <w:tcW w:type="dxa" w:w="1417"/>
           </w:tcPr>
           <w:p>
             <w:pPr>
@@ -5289,7 +5378,7 @@
         </w:tc>
         <w:tc>
           <w:tcPr>
-            <w:tcW w:type="dxa" w:w="2381"/>
+            <w:tcW w:type="dxa" w:w="2268"/>
           </w:tcPr>
           <w:p>
             <w:pPr>
@@ -5307,19 +5396,37 @@
         </w:tc>
         <w:tc>
           <w:tcPr>
-            <w:tcW w:type="dxa" w:w="2381"/>
-          </w:tcPr>
-          <w:p>
-            <w:pPr>
-              <w:spacing w:after="0"/>
-            </w:pPr>
-            <w:r/>
-            <w:r>
-              <w:rPr>
-                <w:b w:val="0"/>
-                <w:sz w:val="16"/>
-              </w:rPr>
-              <w:t>Bền oxy hóa, behenic acid</w:t>
+            <w:tcW w:type="dxa" w:w="2608"/>
+          </w:tcPr>
+          <w:p>
+            <w:pPr>
+              <w:spacing w:after="0"/>
+            </w:pPr>
+            <w:r/>
+            <w:r>
+              <w:rPr>
+                <w:b w:val="0"/>
+                <w:sz w:val="16"/>
+              </w:rPr>
+              <w:t>Bền oxy hóa, giàu behenic/oleic, bảo vệ màng lipid</w:t>
+            </w:r>
+          </w:p>
+        </w:tc>
+        <w:tc>
+          <w:tcPr>
+            <w:tcW w:type="dxa" w:w="907"/>
+          </w:tcPr>
+          <w:p>
+            <w:pPr>
+              <w:spacing w:after="0"/>
+            </w:pPr>
+            <w:r/>
+            <w:r>
+              <w:rPr>
+                <w:b w:val="0"/>
+                <w:sz w:val="16"/>
+              </w:rPr>
+              <w:t>1</w:t>
             </w:r>
           </w:p>
         </w:tc>
@@ -5334,25 +5441,7 @@
             <w:r/>
             <w:r>
               <w:rPr>
-                <w:b w:val="0"/>
-                <w:sz w:val="16"/>
-              </w:rPr>
-              <w:t>1–3</w:t>
-            </w:r>
-          </w:p>
-        </w:tc>
-        <w:tc>
-          <w:tcPr>
-            <w:tcW w:type="dxa" w:w="737"/>
-          </w:tcPr>
-          <w:p>
-            <w:pPr>
-              <w:spacing w:after="0"/>
-            </w:pPr>
-            <w:r/>
-            <w:r>
-              <w:rPr>
-                <w:b w:val="0"/>
+                <w:b/>
                 <w:sz w:val="16"/>
               </w:rPr>
               <w:t>2,00</w:t>
@@ -5361,20 +5450,27 @@
         </w:tc>
         <w:tc>
           <w:tcPr>
-            <w:tcW w:type="dxa" w:w="1247"/>
-          </w:tcPr>
-          <w:p>
-            <w:pPr>
-              <w:spacing w:after="0"/>
-            </w:pPr>
-            <w:r/>
+            <w:tcW w:type="dxa" w:w="907"/>
+          </w:tcPr>
+          <w:p>
+            <w:pPr>
+              <w:spacing w:after="0"/>
+            </w:pPr>
+            <w:r/>
+            <w:r>
+              <w:rPr>
+                <w:b w:val="0"/>
+                <w:sz w:val="16"/>
+              </w:rPr>
+              <w:t>3</w:t>
+            </w:r>
           </w:p>
         </w:tc>
       </w:tr>
       <w:tr>
         <w:tc>
           <w:tcPr>
-            <w:tcW w:type="dxa" w:w="340"/>
+            <w:tcW w:type="dxa" w:w="454"/>
           </w:tcPr>
           <w:p>
             <w:pPr>
@@ -5404,61 +5500,79 @@
                 <w:b w:val="0"/>
                 <w:sz w:val="16"/>
               </w:rPr>
-              <w:t>C</w:t>
-            </w:r>
-          </w:p>
-        </w:tc>
-        <w:tc>
-          <w:tcPr>
-            <w:tcW w:type="dxa" w:w="1474"/>
-          </w:tcPr>
-          <w:p>
-            <w:pPr>
-              <w:spacing w:after="0"/>
-            </w:pPr>
-            <w:r/>
-            <w:r>
-              <w:rPr>
-                <w:b w:val="0"/>
-                <w:sz w:val="16"/>
-              </w:rPr>
-              <w:t>Tinh dầu hương thảo</w:t>
-            </w:r>
-          </w:p>
-        </w:tc>
-        <w:tc>
-          <w:tcPr>
-            <w:tcW w:type="dxa" w:w="2381"/>
-          </w:tcPr>
-          <w:p>
-            <w:pPr>
-              <w:spacing w:after="0"/>
-            </w:pPr>
-            <w:r/>
-            <w:r>
-              <w:rPr>
-                <w:b w:val="0"/>
-                <w:sz w:val="16"/>
-              </w:rPr>
-              <w:t>Rosmarinus Officinalis (Rosemary) Leaf Oil</w:t>
-            </w:r>
-          </w:p>
-        </w:tc>
-        <w:tc>
-          <w:tcPr>
-            <w:tcW w:type="dxa" w:w="2381"/>
-          </w:tcPr>
-          <w:p>
-            <w:pPr>
-              <w:spacing w:after="0"/>
-            </w:pPr>
-            <w:r/>
-            <w:r>
-              <w:rPr>
-                <w:b w:val="0"/>
-                <w:sz w:val="16"/>
-              </w:rPr>
-              <w:t>Tinh dầu chủ đạo cho câu chuyện tóc</w:t>
+              <w:t>B</w:t>
+            </w:r>
+          </w:p>
+        </w:tc>
+        <w:tc>
+          <w:tcPr>
+            <w:tcW w:type="dxa" w:w="1417"/>
+          </w:tcPr>
+          <w:p>
+            <w:pPr>
+              <w:spacing w:after="0"/>
+            </w:pPr>
+            <w:r/>
+            <w:r>
+              <w:rPr>
+                <w:b w:val="0"/>
+                <w:sz w:val="16"/>
+              </w:rPr>
+              <w:t>Dầu Neem</w:t>
+            </w:r>
+          </w:p>
+        </w:tc>
+        <w:tc>
+          <w:tcPr>
+            <w:tcW w:type="dxa" w:w="2268"/>
+          </w:tcPr>
+          <w:p>
+            <w:pPr>
+              <w:spacing w:after="0"/>
+            </w:pPr>
+            <w:r/>
+            <w:r>
+              <w:rPr>
+                <w:b w:val="0"/>
+                <w:sz w:val="16"/>
+              </w:rPr>
+              <w:t>Azadirachta Indica Seed Oil</w:t>
+            </w:r>
+          </w:p>
+        </w:tc>
+        <w:tc>
+          <w:tcPr>
+            <w:tcW w:type="dxa" w:w="2608"/>
+          </w:tcPr>
+          <w:p>
+            <w:pPr>
+              <w:spacing w:after="0"/>
+            </w:pPr>
+            <w:r/>
+            <w:r>
+              <w:rPr>
+                <w:b w:val="0"/>
+                <w:sz w:val="16"/>
+              </w:rPr>
+              <w:t>Làm dịu, hỗ trợ cân bằng vi sinh da đầu</w:t>
+            </w:r>
+          </w:p>
+        </w:tc>
+        <w:tc>
+          <w:tcPr>
+            <w:tcW w:type="dxa" w:w="907"/>
+          </w:tcPr>
+          <w:p>
+            <w:pPr>
+              <w:spacing w:after="0"/>
+            </w:pPr>
+            <w:r/>
+            <w:r>
+              <w:rPr>
+                <w:b w:val="0"/>
+                <w:sz w:val="16"/>
+              </w:rPr>
+              <w:t>0,3</w:t>
             </w:r>
           </w:p>
         </w:tc>
@@ -5473,47 +5587,36 @@
             <w:r/>
             <w:r>
               <w:rPr>
-                <w:b w:val="0"/>
-                <w:sz w:val="16"/>
-              </w:rPr>
-              <w:t>0,5–1,0</w:t>
-            </w:r>
-          </w:p>
-        </w:tc>
-        <w:tc>
-          <w:tcPr>
-            <w:tcW w:type="dxa" w:w="737"/>
-          </w:tcPr>
-          <w:p>
-            <w:pPr>
-              <w:spacing w:after="0"/>
-            </w:pPr>
-            <w:r/>
-            <w:r>
-              <w:rPr>
-                <w:b w:val="0"/>
-                <w:sz w:val="16"/>
-              </w:rPr>
-              <w:t>1,00</w:t>
-            </w:r>
-          </w:p>
-        </w:tc>
-        <w:tc>
-          <w:tcPr>
-            <w:tcW w:type="dxa" w:w="1247"/>
-          </w:tcPr>
-          <w:p>
-            <w:pPr>
-              <w:spacing w:after="0"/>
-            </w:pPr>
-            <w:r/>
+                <w:b/>
+                <w:sz w:val="16"/>
+              </w:rPr>
+              <w:t>0,50</w:t>
+            </w:r>
+          </w:p>
+        </w:tc>
+        <w:tc>
+          <w:tcPr>
+            <w:tcW w:type="dxa" w:w="907"/>
+          </w:tcPr>
+          <w:p>
+            <w:pPr>
+              <w:spacing w:after="0"/>
+            </w:pPr>
+            <w:r/>
+            <w:r>
+              <w:rPr>
+                <w:b w:val="0"/>
+                <w:sz w:val="16"/>
+              </w:rPr>
+              <w:t>0,7</w:t>
+            </w:r>
           </w:p>
         </w:tc>
       </w:tr>
       <w:tr>
         <w:tc>
           <w:tcPr>
-            <w:tcW w:type="dxa" w:w="340"/>
+            <w:tcW w:type="dxa" w:w="454"/>
           </w:tcPr>
           <w:p>
             <w:pPr>
@@ -5549,55 +5652,73 @@
         </w:tc>
         <w:tc>
           <w:tcPr>
-            <w:tcW w:type="dxa" w:w="1474"/>
-          </w:tcPr>
-          <w:p>
-            <w:pPr>
-              <w:spacing w:after="0"/>
-            </w:pPr>
-            <w:r/>
-            <w:r>
-              <w:rPr>
-                <w:b w:val="0"/>
-                <w:sz w:val="16"/>
-              </w:rPr>
-              <w:t>Dầu Neem</w:t>
-            </w:r>
-          </w:p>
-        </w:tc>
-        <w:tc>
-          <w:tcPr>
-            <w:tcW w:type="dxa" w:w="2381"/>
-          </w:tcPr>
-          <w:p>
-            <w:pPr>
-              <w:spacing w:after="0"/>
-            </w:pPr>
-            <w:r/>
-            <w:r>
-              <w:rPr>
-                <w:b w:val="0"/>
-                <w:sz w:val="16"/>
-              </w:rPr>
-              <w:t>Azadirachta Indica Seed Oil</w:t>
-            </w:r>
-          </w:p>
-        </w:tc>
-        <w:tc>
-          <w:tcPr>
-            <w:tcW w:type="dxa" w:w="2381"/>
-          </w:tcPr>
-          <w:p>
-            <w:pPr>
-              <w:spacing w:after="0"/>
-            </w:pPr>
-            <w:r/>
-            <w:r>
-              <w:rPr>
-                <w:b w:val="0"/>
-                <w:sz w:val="16"/>
-              </w:rPr>
-              <w:t>Làm dịu; mùi nặng</w:t>
+            <w:tcW w:type="dxa" w:w="1417"/>
+          </w:tcPr>
+          <w:p>
+            <w:pPr>
+              <w:spacing w:after="0"/>
+            </w:pPr>
+            <w:r/>
+            <w:r>
+              <w:rPr>
+                <w:b w:val="0"/>
+                <w:sz w:val="16"/>
+              </w:rPr>
+              <w:t>BAKUCHIOL 99%</w:t>
+            </w:r>
+          </w:p>
+        </w:tc>
+        <w:tc>
+          <w:tcPr>
+            <w:tcW w:type="dxa" w:w="2268"/>
+          </w:tcPr>
+          <w:p>
+            <w:pPr>
+              <w:spacing w:after="0"/>
+            </w:pPr>
+            <w:r/>
+            <w:r>
+              <w:rPr>
+                <w:b w:val="0"/>
+                <w:sz w:val="16"/>
+              </w:rPr>
+              <w:t>Bakuchiol</w:t>
+            </w:r>
+          </w:p>
+        </w:tc>
+        <w:tc>
+          <w:tcPr>
+            <w:tcW w:type="dxa" w:w="2608"/>
+          </w:tcPr>
+          <w:p>
+            <w:pPr>
+              <w:spacing w:after="0"/>
+            </w:pPr>
+            <w:r/>
+            <w:r>
+              <w:rPr>
+                <w:b w:val="0"/>
+                <w:sz w:val="16"/>
+              </w:rPr>
+              <w:t>Chống oxy hóa, tái tạo – “retinol thực vật” cho da đầu</w:t>
+            </w:r>
+          </w:p>
+        </w:tc>
+        <w:tc>
+          <w:tcPr>
+            <w:tcW w:type="dxa" w:w="907"/>
+          </w:tcPr>
+          <w:p>
+            <w:pPr>
+              <w:spacing w:after="0"/>
+            </w:pPr>
+            <w:r/>
+            <w:r>
+              <w:rPr>
+                <w:b w:val="0"/>
+                <w:sz w:val="16"/>
+              </w:rPr>
+              <w:t>0,3</w:t>
             </w:r>
           </w:p>
         </w:tc>
@@ -5612,47 +5733,36 @@
             <w:r/>
             <w:r>
               <w:rPr>
-                <w:b w:val="0"/>
-                <w:sz w:val="16"/>
-              </w:rPr>
-              <w:t>0,2–0,5</w:t>
-            </w:r>
-          </w:p>
-        </w:tc>
-        <w:tc>
-          <w:tcPr>
-            <w:tcW w:type="dxa" w:w="737"/>
-          </w:tcPr>
-          <w:p>
-            <w:pPr>
-              <w:spacing w:after="0"/>
-            </w:pPr>
-            <w:r/>
-            <w:r>
-              <w:rPr>
-                <w:b w:val="0"/>
-                <w:sz w:val="16"/>
-              </w:rPr>
-              <w:t>0,50</w:t>
-            </w:r>
-          </w:p>
-        </w:tc>
-        <w:tc>
-          <w:tcPr>
-            <w:tcW w:type="dxa" w:w="1247"/>
-          </w:tcPr>
-          <w:p>
-            <w:pPr>
-              <w:spacing w:after="0"/>
-            </w:pPr>
-            <w:r/>
+                <w:b/>
+                <w:sz w:val="16"/>
+              </w:rPr>
+              <w:t>0,80</w:t>
+            </w:r>
+          </w:p>
+        </w:tc>
+        <w:tc>
+          <w:tcPr>
+            <w:tcW w:type="dxa" w:w="907"/>
+          </w:tcPr>
+          <w:p>
+            <w:pPr>
+              <w:spacing w:after="0"/>
+            </w:pPr>
+            <w:r/>
+            <w:r>
+              <w:rPr>
+                <w:b w:val="0"/>
+                <w:sz w:val="16"/>
+              </w:rPr>
+              <w:t>1</w:t>
+            </w:r>
           </w:p>
         </w:tc>
       </w:tr>
       <w:tr>
         <w:tc>
           <w:tcPr>
-            <w:tcW w:type="dxa" w:w="340"/>
+            <w:tcW w:type="dxa" w:w="454"/>
           </w:tcPr>
           <w:p>
             <w:pPr>
@@ -5682,61 +5792,79 @@
                 <w:b w:val="0"/>
                 <w:sz w:val="16"/>
               </w:rPr>
-              <w:t>B</w:t>
-            </w:r>
-          </w:p>
-        </w:tc>
-        <w:tc>
-          <w:tcPr>
-            <w:tcW w:type="dxa" w:w="1474"/>
-          </w:tcPr>
-          <w:p>
-            <w:pPr>
-              <w:spacing w:after="0"/>
-            </w:pPr>
-            <w:r/>
-            <w:r>
-              <w:rPr>
-                <w:b w:val="0"/>
-                <w:sz w:val="16"/>
-              </w:rPr>
-              <w:t>BAKUCHIOL 99%</w:t>
-            </w:r>
-          </w:p>
-        </w:tc>
-        <w:tc>
-          <w:tcPr>
-            <w:tcW w:type="dxa" w:w="2381"/>
-          </w:tcPr>
-          <w:p>
-            <w:pPr>
-              <w:spacing w:after="0"/>
-            </w:pPr>
-            <w:r/>
-            <w:r>
-              <w:rPr>
-                <w:b w:val="0"/>
-                <w:sz w:val="16"/>
-              </w:rPr>
-              <w:t>Bakuchiol</w:t>
-            </w:r>
-          </w:p>
-        </w:tc>
-        <w:tc>
-          <w:tcPr>
-            <w:tcW w:type="dxa" w:w="2381"/>
-          </w:tcPr>
-          <w:p>
-            <w:pPr>
-              <w:spacing w:after="0"/>
-            </w:pPr>
-            <w:r/>
-            <w:r>
-              <w:rPr>
-                <w:b w:val="0"/>
-                <w:sz w:val="16"/>
-              </w:rPr>
-              <w:t>Chống oxy hóa, “retinol thực vật”</w:t>
+              <w:t>C</w:t>
+            </w:r>
+          </w:p>
+        </w:tc>
+        <w:tc>
+          <w:tcPr>
+            <w:tcW w:type="dxa" w:w="1417"/>
+          </w:tcPr>
+          <w:p>
+            <w:pPr>
+              <w:spacing w:after="0"/>
+            </w:pPr>
+            <w:r/>
+            <w:r>
+              <w:rPr>
+                <w:b w:val="0"/>
+                <w:sz w:val="16"/>
+              </w:rPr>
+              <w:t>Tinh dầu hương thảo</w:t>
+            </w:r>
+          </w:p>
+        </w:tc>
+        <w:tc>
+          <w:tcPr>
+            <w:tcW w:type="dxa" w:w="2268"/>
+          </w:tcPr>
+          <w:p>
+            <w:pPr>
+              <w:spacing w:after="0"/>
+            </w:pPr>
+            <w:r/>
+            <w:r>
+              <w:rPr>
+                <w:b w:val="0"/>
+                <w:sz w:val="16"/>
+              </w:rPr>
+              <w:t>Rosmarinus Officinalis (Rosemary) Leaf Oil</w:t>
+            </w:r>
+          </w:p>
+        </w:tc>
+        <w:tc>
+          <w:tcPr>
+            <w:tcW w:type="dxa" w:w="2608"/>
+          </w:tcPr>
+          <w:p>
+            <w:pPr>
+              <w:spacing w:after="0"/>
+            </w:pPr>
+            <w:r/>
+            <w:r>
+              <w:rPr>
+                <w:b w:val="0"/>
+                <w:sz w:val="16"/>
+              </w:rPr>
+              <w:t>Tinh dầu chủ đạo: kích thích tuần hoàn, cảm giác da đầu khỏe</w:t>
+            </w:r>
+          </w:p>
+        </w:tc>
+        <w:tc>
+          <w:tcPr>
+            <w:tcW w:type="dxa" w:w="907"/>
+          </w:tcPr>
+          <w:p>
+            <w:pPr>
+              <w:spacing w:after="0"/>
+            </w:pPr>
+            <w:r/>
+            <w:r>
+              <w:rPr>
+                <w:b w:val="0"/>
+                <w:sz w:val="16"/>
+              </w:rPr>
+              <w:t>0,5</w:t>
             </w:r>
           </w:p>
         </w:tc>
@@ -5751,47 +5879,36 @@
             <w:r/>
             <w:r>
               <w:rPr>
-                <w:b w:val="0"/>
-                <w:sz w:val="16"/>
-              </w:rPr>
-              <w:t>0,3–1,0</w:t>
-            </w:r>
-          </w:p>
-        </w:tc>
-        <w:tc>
-          <w:tcPr>
-            <w:tcW w:type="dxa" w:w="737"/>
-          </w:tcPr>
-          <w:p>
-            <w:pPr>
-              <w:spacing w:after="0"/>
-            </w:pPr>
-            <w:r/>
-            <w:r>
-              <w:rPr>
-                <w:b w:val="0"/>
-                <w:sz w:val="16"/>
-              </w:rPr>
-              <w:t>0,50</w:t>
-            </w:r>
-          </w:p>
-        </w:tc>
-        <w:tc>
-          <w:tcPr>
-            <w:tcW w:type="dxa" w:w="1247"/>
-          </w:tcPr>
-          <w:p>
-            <w:pPr>
-              <w:spacing w:after="0"/>
-            </w:pPr>
-            <w:r/>
+                <w:b/>
+                <w:sz w:val="16"/>
+              </w:rPr>
+              <w:t>1,00</w:t>
+            </w:r>
+          </w:p>
+        </w:tc>
+        <w:tc>
+          <w:tcPr>
+            <w:tcW w:type="dxa" w:w="907"/>
+          </w:tcPr>
+          <w:p>
+            <w:pPr>
+              <w:spacing w:after="0"/>
+            </w:pPr>
+            <w:r/>
+            <w:r>
+              <w:rPr>
+                <w:b w:val="0"/>
+                <w:sz w:val="16"/>
+              </w:rPr>
+              <w:t>1,5</w:t>
+            </w:r>
           </w:p>
         </w:tc>
       </w:tr>
       <w:tr>
         <w:tc>
           <w:tcPr>
-            <w:tcW w:type="dxa" w:w="340"/>
+            <w:tcW w:type="dxa" w:w="454"/>
           </w:tcPr>
           <w:p>
             <w:pPr>
@@ -5827,7 +5944,7 @@
         </w:tc>
         <w:tc>
           <w:tcPr>
-            <w:tcW w:type="dxa" w:w="1474"/>
+            <w:tcW w:type="dxa" w:w="1417"/>
           </w:tcPr>
           <w:p>
             <w:pPr>
@@ -5845,37 +5962,55 @@
         </w:tc>
         <w:tc>
           <w:tcPr>
-            <w:tcW w:type="dxa" w:w="2381"/>
-          </w:tcPr>
-          <w:p>
-            <w:pPr>
-              <w:spacing w:after="0"/>
-            </w:pPr>
-            <w:r/>
-            <w:r>
-              <w:rPr>
-                <w:b w:val="0"/>
-                <w:sz w:val="16"/>
-              </w:rPr>
-              <w:t>Citrus Maxima / Citrus Grandis Peel Oil (xác nhận)</w:t>
-            </w:r>
-          </w:p>
-        </w:tc>
-        <w:tc>
-          <w:tcPr>
-            <w:tcW w:type="dxa" w:w="2381"/>
-          </w:tcPr>
-          <w:p>
-            <w:pPr>
-              <w:spacing w:after="0"/>
-            </w:pPr>
-            <w:r/>
-            <w:r>
-              <w:rPr>
-                <w:b w:val="0"/>
-                <w:sz w:val="16"/>
-              </w:rPr>
-              <w:t>Hương chủ đạo, tươi</w:t>
+            <w:tcW w:type="dxa" w:w="2268"/>
+          </w:tcPr>
+          <w:p>
+            <w:pPr>
+              <w:spacing w:after="0"/>
+            </w:pPr>
+            <w:r/>
+            <w:r>
+              <w:rPr>
+                <w:b w:val="0"/>
+                <w:sz w:val="16"/>
+              </w:rPr>
+              <w:t>Citrus Maxima / Citrus Grandis Peel Oil (theo COA)</w:t>
+            </w:r>
+          </w:p>
+        </w:tc>
+        <w:tc>
+          <w:tcPr>
+            <w:tcW w:type="dxa" w:w="2608"/>
+          </w:tcPr>
+          <w:p>
+            <w:pPr>
+              <w:spacing w:after="0"/>
+            </w:pPr>
+            <w:r/>
+            <w:r>
+              <w:rPr>
+                <w:b w:val="0"/>
+                <w:sz w:val="16"/>
+              </w:rPr>
+              <w:t>Hương chủ đạo tươi mát; hỗ trợ cảm giác sạch</w:t>
+            </w:r>
+          </w:p>
+        </w:tc>
+        <w:tc>
+          <w:tcPr>
+            <w:tcW w:type="dxa" w:w="907"/>
+          </w:tcPr>
+          <w:p>
+            <w:pPr>
+              <w:spacing w:after="0"/>
+            </w:pPr>
+            <w:r/>
+            <w:r>
+              <w:rPr>
+                <w:b w:val="0"/>
+                <w:sz w:val="16"/>
+              </w:rPr>
+              <w:t>0,3</w:t>
             </w:r>
           </w:p>
         </w:tc>
@@ -5890,25 +6025,7 @@
             <w:r/>
             <w:r>
               <w:rPr>
-                <w:b w:val="0"/>
-                <w:sz w:val="16"/>
-              </w:rPr>
-              <w:t>0,3–0,8</w:t>
-            </w:r>
-          </w:p>
-        </w:tc>
-        <w:tc>
-          <w:tcPr>
-            <w:tcW w:type="dxa" w:w="737"/>
-          </w:tcPr>
-          <w:p>
-            <w:pPr>
-              <w:spacing w:after="0"/>
-            </w:pPr>
-            <w:r/>
-            <w:r>
-              <w:rPr>
-                <w:b w:val="0"/>
+                <w:b/>
                 <w:sz w:val="16"/>
               </w:rPr>
               <w:t>0,50</w:t>
@@ -5917,20 +6034,27 @@
         </w:tc>
         <w:tc>
           <w:tcPr>
-            <w:tcW w:type="dxa" w:w="1247"/>
-          </w:tcPr>
-          <w:p>
-            <w:pPr>
-              <w:spacing w:after="0"/>
-            </w:pPr>
-            <w:r/>
+            <w:tcW w:type="dxa" w:w="907"/>
+          </w:tcPr>
+          <w:p>
+            <w:pPr>
+              <w:spacing w:after="0"/>
+            </w:pPr>
+            <w:r/>
+            <w:r>
+              <w:rPr>
+                <w:b w:val="0"/>
+                <w:sz w:val="16"/>
+              </w:rPr>
+              <w:t>0,8</w:t>
+            </w:r>
           </w:p>
         </w:tc>
       </w:tr>
       <w:tr>
         <w:tc>
           <w:tcPr>
-            <w:tcW w:type="dxa" w:w="340"/>
+            <w:tcW w:type="dxa" w:w="454"/>
           </w:tcPr>
           <w:p>
             <w:pPr>
@@ -5966,7 +6090,7 @@
         </w:tc>
         <w:tc>
           <w:tcPr>
-            <w:tcW w:type="dxa" w:w="1474"/>
+            <w:tcW w:type="dxa" w:w="1417"/>
           </w:tcPr>
           <w:p>
             <w:pPr>
@@ -5984,7 +6108,7 @@
         </w:tc>
         <w:tc>
           <w:tcPr>
-            <w:tcW w:type="dxa" w:w="2381"/>
+            <w:tcW w:type="dxa" w:w="2268"/>
           </w:tcPr>
           <w:p>
             <w:pPr>
@@ -6002,19 +6126,37 @@
         </w:tc>
         <w:tc>
           <w:tcPr>
-            <w:tcW w:type="dxa" w:w="2381"/>
-          </w:tcPr>
-          <w:p>
-            <w:pPr>
-              <w:spacing w:after="0"/>
-            </w:pPr>
-            <w:r/>
-            <w:r>
-              <w:rPr>
-                <w:b w:val="0"/>
-                <w:sz w:val="16"/>
-              </w:rPr>
-              <w:t>Hỗ trợ vi sinh da đầu</w:t>
+            <w:tcW w:type="dxa" w:w="2608"/>
+          </w:tcPr>
+          <w:p>
+            <w:pPr>
+              <w:spacing w:after="0"/>
+            </w:pPr>
+            <w:r/>
+            <w:r>
+              <w:rPr>
+                <w:b w:val="0"/>
+                <w:sz w:val="16"/>
+              </w:rPr>
+              <w:t>Hỗ trợ cân bằng vi sinh, giảm bong vảy da đầu</w:t>
+            </w:r>
+          </w:p>
+        </w:tc>
+        <w:tc>
+          <w:tcPr>
+            <w:tcW w:type="dxa" w:w="907"/>
+          </w:tcPr>
+          <w:p>
+            <w:pPr>
+              <w:spacing w:after="0"/>
+            </w:pPr>
+            <w:r/>
+            <w:r>
+              <w:rPr>
+                <w:b w:val="0"/>
+                <w:sz w:val="16"/>
+              </w:rPr>
+              <w:t>0,5</w:t>
             </w:r>
           </w:p>
         </w:tc>
@@ -6029,47 +6171,36 @@
             <w:r/>
             <w:r>
               <w:rPr>
-                <w:b w:val="0"/>
-                <w:sz w:val="16"/>
-              </w:rPr>
-              <w:t>0,3–1,0</w:t>
-            </w:r>
-          </w:p>
-        </w:tc>
-        <w:tc>
-          <w:tcPr>
-            <w:tcW w:type="dxa" w:w="737"/>
-          </w:tcPr>
-          <w:p>
-            <w:pPr>
-              <w:spacing w:after="0"/>
-            </w:pPr>
-            <w:r/>
-            <w:r>
-              <w:rPr>
-                <w:b w:val="0"/>
-                <w:sz w:val="16"/>
-              </w:rPr>
-              <w:t>0,50</w:t>
-            </w:r>
-          </w:p>
-        </w:tc>
-        <w:tc>
-          <w:tcPr>
-            <w:tcW w:type="dxa" w:w="1247"/>
-          </w:tcPr>
-          <w:p>
-            <w:pPr>
-              <w:spacing w:after="0"/>
-            </w:pPr>
-            <w:r/>
+                <w:b/>
+                <w:sz w:val="16"/>
+              </w:rPr>
+              <w:t>0,80</w:t>
+            </w:r>
+          </w:p>
+        </w:tc>
+        <w:tc>
+          <w:tcPr>
+            <w:tcW w:type="dxa" w:w="907"/>
+          </w:tcPr>
+          <w:p>
+            <w:pPr>
+              <w:spacing w:after="0"/>
+            </w:pPr>
+            <w:r/>
+            <w:r>
+              <w:rPr>
+                <w:b w:val="0"/>
+                <w:sz w:val="16"/>
+              </w:rPr>
+              <w:t>1</w:t>
+            </w:r>
           </w:p>
         </w:tc>
       </w:tr>
       <w:tr>
         <w:tc>
           <w:tcPr>
-            <w:tcW w:type="dxa" w:w="340"/>
+            <w:tcW w:type="dxa" w:w="454"/>
           </w:tcPr>
           <w:p>
             <w:pPr>
@@ -6099,61 +6230,79 @@
                 <w:b w:val="0"/>
                 <w:sz w:val="16"/>
               </w:rPr>
-              <w:t>D</w:t>
-            </w:r>
-          </w:p>
-        </w:tc>
-        <w:tc>
-          <w:tcPr>
-            <w:tcW w:type="dxa" w:w="1474"/>
-          </w:tcPr>
-          <w:p>
-            <w:pPr>
-              <w:spacing w:after="0"/>
-            </w:pPr>
-            <w:r/>
-            <w:r>
-              <w:rPr>
-                <w:b w:val="0"/>
-                <w:sz w:val="16"/>
-              </w:rPr>
-              <w:t>Bisabolol</w:t>
-            </w:r>
-          </w:p>
-        </w:tc>
-        <w:tc>
-          <w:tcPr>
-            <w:tcW w:type="dxa" w:w="2381"/>
-          </w:tcPr>
-          <w:p>
-            <w:pPr>
-              <w:spacing w:after="0"/>
-            </w:pPr>
-            <w:r/>
-            <w:r>
-              <w:rPr>
-                <w:b w:val="0"/>
-                <w:sz w:val="16"/>
-              </w:rPr>
-              <w:t>Bisabolol</w:t>
-            </w:r>
-          </w:p>
-        </w:tc>
-        <w:tc>
-          <w:tcPr>
-            <w:tcW w:type="dxa" w:w="2381"/>
-          </w:tcPr>
-          <w:p>
-            <w:pPr>
-              <w:spacing w:after="0"/>
-            </w:pPr>
-            <w:r/>
-            <w:r>
-              <w:rPr>
-                <w:b w:val="0"/>
-                <w:sz w:val="16"/>
-              </w:rPr>
-              <w:t>Làm dịu, giảm châm chích của tinh dầu</w:t>
+              <w:t>C</w:t>
+            </w:r>
+          </w:p>
+        </w:tc>
+        <w:tc>
+          <w:tcPr>
+            <w:tcW w:type="dxa" w:w="1417"/>
+          </w:tcPr>
+          <w:p>
+            <w:pPr>
+              <w:spacing w:after="0"/>
+            </w:pPr>
+            <w:r/>
+            <w:r>
+              <w:rPr>
+                <w:b w:val="0"/>
+                <w:sz w:val="16"/>
+              </w:rPr>
+              <w:t>Tinh dầu bạc hà</w:t>
+            </w:r>
+          </w:p>
+        </w:tc>
+        <w:tc>
+          <w:tcPr>
+            <w:tcW w:type="dxa" w:w="2268"/>
+          </w:tcPr>
+          <w:p>
+            <w:pPr>
+              <w:spacing w:after="0"/>
+            </w:pPr>
+            <w:r/>
+            <w:r>
+              <w:rPr>
+                <w:b w:val="0"/>
+                <w:sz w:val="16"/>
+              </w:rPr>
+              <w:t>Mentha Piperita (Peppermint) Oil</w:t>
+            </w:r>
+          </w:p>
+        </w:tc>
+        <w:tc>
+          <w:tcPr>
+            <w:tcW w:type="dxa" w:w="2608"/>
+          </w:tcPr>
+          <w:p>
+            <w:pPr>
+              <w:spacing w:after="0"/>
+            </w:pPr>
+            <w:r/>
+            <w:r>
+              <w:rPr>
+                <w:b w:val="0"/>
+                <w:sz w:val="16"/>
+              </w:rPr>
+              <w:t>Mát lạnh, giảm cảm giác ngứa ngáy</w:t>
+            </w:r>
+          </w:p>
+        </w:tc>
+        <w:tc>
+          <w:tcPr>
+            <w:tcW w:type="dxa" w:w="907"/>
+          </w:tcPr>
+          <w:p>
+            <w:pPr>
+              <w:spacing w:after="0"/>
+            </w:pPr>
+            <w:r/>
+            <w:r>
+              <w:rPr>
+                <w:b w:val="0"/>
+                <w:sz w:val="16"/>
+              </w:rPr>
+              <w:t>0,1</w:t>
             </w:r>
           </w:p>
         </w:tc>
@@ -6168,47 +6317,36 @@
             <w:r/>
             <w:r>
               <w:rPr>
-                <w:b w:val="0"/>
-                <w:sz w:val="16"/>
-              </w:rPr>
-              <w:t>0,1–1,0</w:t>
-            </w:r>
-          </w:p>
-        </w:tc>
-        <w:tc>
-          <w:tcPr>
-            <w:tcW w:type="dxa" w:w="737"/>
-          </w:tcPr>
-          <w:p>
-            <w:pPr>
-              <w:spacing w:after="0"/>
-            </w:pPr>
-            <w:r/>
-            <w:r>
-              <w:rPr>
-                <w:b w:val="0"/>
-                <w:sz w:val="16"/>
-              </w:rPr>
-              <w:t>0,50</w:t>
-            </w:r>
-          </w:p>
-        </w:tc>
-        <w:tc>
-          <w:tcPr>
-            <w:tcW w:type="dxa" w:w="1247"/>
-          </w:tcPr>
-          <w:p>
-            <w:pPr>
-              <w:spacing w:after="0"/>
-            </w:pPr>
-            <w:r/>
+                <w:b/>
+                <w:sz w:val="16"/>
+              </w:rPr>
+              <w:t>0,30</w:t>
+            </w:r>
+          </w:p>
+        </w:tc>
+        <w:tc>
+          <w:tcPr>
+            <w:tcW w:type="dxa" w:w="907"/>
+          </w:tcPr>
+          <w:p>
+            <w:pPr>
+              <w:spacing w:after="0"/>
+            </w:pPr>
+            <w:r/>
+            <w:r>
+              <w:rPr>
+                <w:b w:val="0"/>
+                <w:sz w:val="16"/>
+              </w:rPr>
+              <w:t>0,5</w:t>
+            </w:r>
           </w:p>
         </w:tc>
       </w:tr>
       <w:tr>
         <w:tc>
           <w:tcPr>
-            <w:tcW w:type="dxa" w:w="340"/>
+            <w:tcW w:type="dxa" w:w="454"/>
           </w:tcPr>
           <w:p>
             <w:pPr>
@@ -6238,61 +6376,79 @@
                 <w:b w:val="0"/>
                 <w:sz w:val="16"/>
               </w:rPr>
-              <w:t>D</w:t>
-            </w:r>
-          </w:p>
-        </w:tc>
-        <w:tc>
-          <w:tcPr>
-            <w:tcW w:type="dxa" w:w="1474"/>
-          </w:tcPr>
-          <w:p>
-            <w:pPr>
-              <w:spacing w:after="0"/>
-            </w:pPr>
-            <w:r/>
-            <w:r>
-              <w:rPr>
-                <w:b w:val="0"/>
-                <w:sz w:val="16"/>
-              </w:rPr>
-              <w:t>Vitamin E</w:t>
-            </w:r>
-          </w:p>
-        </w:tc>
-        <w:tc>
-          <w:tcPr>
-            <w:tcW w:type="dxa" w:w="2381"/>
-          </w:tcPr>
-          <w:p>
-            <w:pPr>
-              <w:spacing w:after="0"/>
-            </w:pPr>
-            <w:r/>
-            <w:r>
-              <w:rPr>
-                <w:b w:val="0"/>
-                <w:sz w:val="16"/>
-              </w:rPr>
-              <w:t>Tocopheryl Acetate</w:t>
-            </w:r>
-          </w:p>
-        </w:tc>
-        <w:tc>
-          <w:tcPr>
-            <w:tcW w:type="dxa" w:w="2381"/>
-          </w:tcPr>
-          <w:p>
-            <w:pPr>
-              <w:spacing w:after="0"/>
-            </w:pPr>
-            <w:r/>
-            <w:r>
-              <w:rPr>
-                <w:b w:val="0"/>
-                <w:sz w:val="16"/>
-              </w:rPr>
-              <w:t>Dưỡng da (claim vitamin E)</w:t>
+              <w:t>C</w:t>
+            </w:r>
+          </w:p>
+        </w:tc>
+        <w:tc>
+          <w:tcPr>
+            <w:tcW w:type="dxa" w:w="1417"/>
+          </w:tcPr>
+          <w:p>
+            <w:pPr>
+              <w:spacing w:after="0"/>
+            </w:pPr>
+            <w:r/>
+            <w:r>
+              <w:rPr>
+                <w:b w:val="0"/>
+                <w:sz w:val="16"/>
+              </w:rPr>
+              <w:t>Tinh dầu oải hương</w:t>
+            </w:r>
+          </w:p>
+        </w:tc>
+        <w:tc>
+          <w:tcPr>
+            <w:tcW w:type="dxa" w:w="2268"/>
+          </w:tcPr>
+          <w:p>
+            <w:pPr>
+              <w:spacing w:after="0"/>
+            </w:pPr>
+            <w:r/>
+            <w:r>
+              <w:rPr>
+                <w:b w:val="0"/>
+                <w:sz w:val="16"/>
+              </w:rPr>
+              <w:t>Lavandula Angustifolia (Lavender) Oil</w:t>
+            </w:r>
+          </w:p>
+        </w:tc>
+        <w:tc>
+          <w:tcPr>
+            <w:tcW w:type="dxa" w:w="2608"/>
+          </w:tcPr>
+          <w:p>
+            <w:pPr>
+              <w:spacing w:after="0"/>
+            </w:pPr>
+            <w:r/>
+            <w:r>
+              <w:rPr>
+                <w:b w:val="0"/>
+                <w:sz w:val="16"/>
+              </w:rPr>
+              <w:t>Làm dịu, hương thư giãn</w:t>
+            </w:r>
+          </w:p>
+        </w:tc>
+        <w:tc>
+          <w:tcPr>
+            <w:tcW w:type="dxa" w:w="907"/>
+          </w:tcPr>
+          <w:p>
+            <w:pPr>
+              <w:spacing w:after="0"/>
+            </w:pPr>
+            <w:r/>
+            <w:r>
+              <w:rPr>
+                <w:b w:val="0"/>
+                <w:sz w:val="16"/>
+              </w:rPr>
+              <w:t>0,2</w:t>
             </w:r>
           </w:p>
         </w:tc>
@@ -6307,47 +6463,36 @@
             <w:r/>
             <w:r>
               <w:rPr>
-                <w:b w:val="0"/>
-                <w:sz w:val="16"/>
-              </w:rPr>
-              <w:t>0,2–1,0</w:t>
-            </w:r>
-          </w:p>
-        </w:tc>
-        <w:tc>
-          <w:tcPr>
-            <w:tcW w:type="dxa" w:w="737"/>
-          </w:tcPr>
-          <w:p>
-            <w:pPr>
-              <w:spacing w:after="0"/>
-            </w:pPr>
-            <w:r/>
-            <w:r>
-              <w:rPr>
-                <w:b w:val="0"/>
-                <w:sz w:val="16"/>
-              </w:rPr>
-              <w:t>0,50</w:t>
-            </w:r>
-          </w:p>
-        </w:tc>
-        <w:tc>
-          <w:tcPr>
-            <w:tcW w:type="dxa" w:w="1247"/>
-          </w:tcPr>
-          <w:p>
-            <w:pPr>
-              <w:spacing w:after="0"/>
-            </w:pPr>
-            <w:r/>
+                <w:b/>
+                <w:sz w:val="16"/>
+              </w:rPr>
+              <w:t>0,30</w:t>
+            </w:r>
+          </w:p>
+        </w:tc>
+        <w:tc>
+          <w:tcPr>
+            <w:tcW w:type="dxa" w:w="907"/>
+          </w:tcPr>
+          <w:p>
+            <w:pPr>
+              <w:spacing w:after="0"/>
+            </w:pPr>
+            <w:r/>
+            <w:r>
+              <w:rPr>
+                <w:b w:val="0"/>
+                <w:sz w:val="16"/>
+              </w:rPr>
+              <w:t>0,5</w:t>
+            </w:r>
           </w:p>
         </w:tc>
       </w:tr>
       <w:tr>
         <w:tc>
           <w:tcPr>
-            <w:tcW w:type="dxa" w:w="340"/>
+            <w:tcW w:type="dxa" w:w="454"/>
           </w:tcPr>
           <w:p>
             <w:pPr>
@@ -6383,55 +6528,73 @@
         </w:tc>
         <w:tc>
           <w:tcPr>
-            <w:tcW w:type="dxa" w:w="1474"/>
-          </w:tcPr>
-          <w:p>
-            <w:pPr>
-              <w:spacing w:after="0"/>
-            </w:pPr>
-            <w:r/>
-            <w:r>
-              <w:rPr>
-                <w:b w:val="0"/>
-                <w:sz w:val="16"/>
-              </w:rPr>
-              <w:t>Tinh dầu bạc hà</w:t>
-            </w:r>
-          </w:p>
-        </w:tc>
-        <w:tc>
-          <w:tcPr>
-            <w:tcW w:type="dxa" w:w="2381"/>
-          </w:tcPr>
-          <w:p>
-            <w:pPr>
-              <w:spacing w:after="0"/>
-            </w:pPr>
-            <w:r/>
-            <w:r>
-              <w:rPr>
-                <w:b w:val="0"/>
-                <w:sz w:val="16"/>
-              </w:rPr>
-              <w:t>Mentha Piperita (Peppermint) Oil</w:t>
-            </w:r>
-          </w:p>
-        </w:tc>
-        <w:tc>
-          <w:tcPr>
-            <w:tcW w:type="dxa" w:w="2381"/>
-          </w:tcPr>
-          <w:p>
-            <w:pPr>
-              <w:spacing w:after="0"/>
-            </w:pPr>
-            <w:r/>
-            <w:r>
-              <w:rPr>
-                <w:b w:val="0"/>
-                <w:sz w:val="16"/>
-              </w:rPr>
-              <w:t>Mát lạnh</w:t>
+            <w:tcW w:type="dxa" w:w="1417"/>
+          </w:tcPr>
+          <w:p>
+            <w:pPr>
+              <w:spacing w:after="0"/>
+            </w:pPr>
+            <w:r/>
+            <w:r>
+              <w:rPr>
+                <w:b w:val="0"/>
+                <w:sz w:val="16"/>
+              </w:rPr>
+              <w:t>Tinh dầu gừng</w:t>
+            </w:r>
+          </w:p>
+        </w:tc>
+        <w:tc>
+          <w:tcPr>
+            <w:tcW w:type="dxa" w:w="2268"/>
+          </w:tcPr>
+          <w:p>
+            <w:pPr>
+              <w:spacing w:after="0"/>
+            </w:pPr>
+            <w:r/>
+            <w:r>
+              <w:rPr>
+                <w:b w:val="0"/>
+                <w:sz w:val="16"/>
+              </w:rPr>
+              <w:t>Zingiber Officinale (Ginger) Root Oil</w:t>
+            </w:r>
+          </w:p>
+        </w:tc>
+        <w:tc>
+          <w:tcPr>
+            <w:tcW w:type="dxa" w:w="2608"/>
+          </w:tcPr>
+          <w:p>
+            <w:pPr>
+              <w:spacing w:after="0"/>
+            </w:pPr>
+            <w:r/>
+            <w:r>
+              <w:rPr>
+                <w:b w:val="0"/>
+                <w:sz w:val="16"/>
+              </w:rPr>
+              <w:t>Cảm giác ấm da đầu</w:t>
+            </w:r>
+          </w:p>
+        </w:tc>
+        <w:tc>
+          <w:tcPr>
+            <w:tcW w:type="dxa" w:w="907"/>
+          </w:tcPr>
+          <w:p>
+            <w:pPr>
+              <w:spacing w:after="0"/>
+            </w:pPr>
+            <w:r/>
+            <w:r>
+              <w:rPr>
+                <w:b w:val="0"/>
+                <w:sz w:val="16"/>
+              </w:rPr>
+              <w:t>0,1</w:t>
             </w:r>
           </w:p>
         </w:tc>
@@ -6446,47 +6609,36 @@
             <w:r/>
             <w:r>
               <w:rPr>
-                <w:b w:val="0"/>
-                <w:sz w:val="16"/>
-              </w:rPr>
-              <w:t>0,1–0,3</w:t>
-            </w:r>
-          </w:p>
-        </w:tc>
-        <w:tc>
-          <w:tcPr>
-            <w:tcW w:type="dxa" w:w="737"/>
-          </w:tcPr>
-          <w:p>
-            <w:pPr>
-              <w:spacing w:after="0"/>
-            </w:pPr>
-            <w:r/>
-            <w:r>
-              <w:rPr>
-                <w:b w:val="0"/>
-                <w:sz w:val="16"/>
-              </w:rPr>
-              <w:t>0,30</w:t>
-            </w:r>
-          </w:p>
-        </w:tc>
-        <w:tc>
-          <w:tcPr>
-            <w:tcW w:type="dxa" w:w="1247"/>
-          </w:tcPr>
-          <w:p>
-            <w:pPr>
-              <w:spacing w:after="0"/>
-            </w:pPr>
-            <w:r/>
+                <w:b/>
+                <w:sz w:val="16"/>
+              </w:rPr>
+              <w:t>0,20</w:t>
+            </w:r>
+          </w:p>
+        </w:tc>
+        <w:tc>
+          <w:tcPr>
+            <w:tcW w:type="dxa" w:w="907"/>
+          </w:tcPr>
+          <w:p>
+            <w:pPr>
+              <w:spacing w:after="0"/>
+            </w:pPr>
+            <w:r/>
+            <w:r>
+              <w:rPr>
+                <w:b w:val="0"/>
+                <w:sz w:val="16"/>
+              </w:rPr>
+              <w:t>0,3</w:t>
+            </w:r>
           </w:p>
         </w:tc>
       </w:tr>
       <w:tr>
         <w:tc>
           <w:tcPr>
-            <w:tcW w:type="dxa" w:w="340"/>
+            <w:tcW w:type="dxa" w:w="454"/>
           </w:tcPr>
           <w:p>
             <w:pPr>
@@ -6522,55 +6674,73 @@
         </w:tc>
         <w:tc>
           <w:tcPr>
-            <w:tcW w:type="dxa" w:w="1474"/>
-          </w:tcPr>
-          <w:p>
-            <w:pPr>
-              <w:spacing w:after="0"/>
-            </w:pPr>
-            <w:r/>
-            <w:r>
-              <w:rPr>
-                <w:b w:val="0"/>
-                <w:sz w:val="16"/>
-              </w:rPr>
-              <w:t>Tinh dầu oải hương</w:t>
-            </w:r>
-          </w:p>
-        </w:tc>
-        <w:tc>
-          <w:tcPr>
-            <w:tcW w:type="dxa" w:w="2381"/>
-          </w:tcPr>
-          <w:p>
-            <w:pPr>
-              <w:spacing w:after="0"/>
-            </w:pPr>
-            <w:r/>
-            <w:r>
-              <w:rPr>
-                <w:b w:val="0"/>
-                <w:sz w:val="16"/>
-              </w:rPr>
-              <w:t>Lavandula Angustifolia (Lavender) Oil</w:t>
-            </w:r>
-          </w:p>
-        </w:tc>
-        <w:tc>
-          <w:tcPr>
-            <w:tcW w:type="dxa" w:w="2381"/>
-          </w:tcPr>
-          <w:p>
-            <w:pPr>
-              <w:spacing w:after="0"/>
-            </w:pPr>
-            <w:r/>
-            <w:r>
-              <w:rPr>
-                <w:b w:val="0"/>
-                <w:sz w:val="16"/>
-              </w:rPr>
-              <w:t>Hương thư giãn, làm dịu</w:t>
+            <w:tcW w:type="dxa" w:w="1417"/>
+          </w:tcPr>
+          <w:p>
+            <w:pPr>
+              <w:spacing w:after="0"/>
+            </w:pPr>
+            <w:r/>
+            <w:r>
+              <w:rPr>
+                <w:b w:val="0"/>
+                <w:sz w:val="16"/>
+              </w:rPr>
+              <w:t>Tinh dầu nghệ</w:t>
+            </w:r>
+          </w:p>
+        </w:tc>
+        <w:tc>
+          <w:tcPr>
+            <w:tcW w:type="dxa" w:w="2268"/>
+          </w:tcPr>
+          <w:p>
+            <w:pPr>
+              <w:spacing w:after="0"/>
+            </w:pPr>
+            <w:r/>
+            <w:r>
+              <w:rPr>
+                <w:b w:val="0"/>
+                <w:sz w:val="16"/>
+              </w:rPr>
+              <w:t>Curcuma Longa (Turmeric) Root Oil</w:t>
+            </w:r>
+          </w:p>
+        </w:tc>
+        <w:tc>
+          <w:tcPr>
+            <w:tcW w:type="dxa" w:w="2608"/>
+          </w:tcPr>
+          <w:p>
+            <w:pPr>
+              <w:spacing w:after="0"/>
+            </w:pPr>
+            <w:r/>
+            <w:r>
+              <w:rPr>
+                <w:b w:val="0"/>
+                <w:sz w:val="16"/>
+              </w:rPr>
+              <w:t>Chống oxy hóa, làm dịu (không gây ố vàng)</w:t>
+            </w:r>
+          </w:p>
+        </w:tc>
+        <w:tc>
+          <w:tcPr>
+            <w:tcW w:type="dxa" w:w="907"/>
+          </w:tcPr>
+          <w:p>
+            <w:pPr>
+              <w:spacing w:after="0"/>
+            </w:pPr>
+            <w:r/>
+            <w:r>
+              <w:rPr>
+                <w:b w:val="0"/>
+                <w:sz w:val="16"/>
+              </w:rPr>
+              <w:t>0,1</w:t>
             </w:r>
           </w:p>
         </w:tc>
@@ -6585,47 +6755,36 @@
             <w:r/>
             <w:r>
               <w:rPr>
-                <w:b w:val="0"/>
-                <w:sz w:val="16"/>
-              </w:rPr>
-              <w:t>0,2–0,5</w:t>
-            </w:r>
-          </w:p>
-        </w:tc>
-        <w:tc>
-          <w:tcPr>
-            <w:tcW w:type="dxa" w:w="737"/>
-          </w:tcPr>
-          <w:p>
-            <w:pPr>
-              <w:spacing w:after="0"/>
-            </w:pPr>
-            <w:r/>
-            <w:r>
-              <w:rPr>
-                <w:b w:val="0"/>
-                <w:sz w:val="16"/>
-              </w:rPr>
-              <w:t>0,30</w:t>
-            </w:r>
-          </w:p>
-        </w:tc>
-        <w:tc>
-          <w:tcPr>
-            <w:tcW w:type="dxa" w:w="1247"/>
-          </w:tcPr>
-          <w:p>
-            <w:pPr>
-              <w:spacing w:after="0"/>
-            </w:pPr>
-            <w:r/>
+                <w:b/>
+                <w:sz w:val="16"/>
+              </w:rPr>
+              <w:t>0,20</w:t>
+            </w:r>
+          </w:p>
+        </w:tc>
+        <w:tc>
+          <w:tcPr>
+            <w:tcW w:type="dxa" w:w="907"/>
+          </w:tcPr>
+          <w:p>
+            <w:pPr>
+              <w:spacing w:after="0"/>
+            </w:pPr>
+            <w:r/>
+            <w:r>
+              <w:rPr>
+                <w:b w:val="0"/>
+                <w:sz w:val="16"/>
+              </w:rPr>
+              <w:t>0,3</w:t>
+            </w:r>
           </w:p>
         </w:tc>
       </w:tr>
       <w:tr>
         <w:tc>
           <w:tcPr>
-            <w:tcW w:type="dxa" w:w="340"/>
+            <w:tcW w:type="dxa" w:w="454"/>
           </w:tcPr>
           <w:p>
             <w:pPr>
@@ -6661,55 +6820,73 @@
         </w:tc>
         <w:tc>
           <w:tcPr>
-            <w:tcW w:type="dxa" w:w="1474"/>
-          </w:tcPr>
-          <w:p>
-            <w:pPr>
-              <w:spacing w:after="0"/>
-            </w:pPr>
-            <w:r/>
-            <w:r>
-              <w:rPr>
-                <w:b w:val="0"/>
-                <w:sz w:val="16"/>
-              </w:rPr>
-              <w:t>Tocopherol 100</w:t>
-            </w:r>
-          </w:p>
-        </w:tc>
-        <w:tc>
-          <w:tcPr>
-            <w:tcW w:type="dxa" w:w="2381"/>
-          </w:tcPr>
-          <w:p>
-            <w:pPr>
-              <w:spacing w:after="0"/>
-            </w:pPr>
-            <w:r/>
-            <w:r>
-              <w:rPr>
-                <w:b w:val="0"/>
-                <w:sz w:val="16"/>
-              </w:rPr>
-              <w:t>Tocopherol</w:t>
-            </w:r>
-          </w:p>
-        </w:tc>
-        <w:tc>
-          <w:tcPr>
-            <w:tcW w:type="dxa" w:w="2381"/>
-          </w:tcPr>
-          <w:p>
-            <w:pPr>
-              <w:spacing w:after="0"/>
-            </w:pPr>
-            <w:r/>
-            <w:r>
-              <w:rPr>
-                <w:b w:val="0"/>
-                <w:sz w:val="16"/>
-              </w:rPr>
-              <w:t>Chống oxy hóa hệ dầu (bảo vệ HSD)</w:t>
+            <w:tcW w:type="dxa" w:w="1417"/>
+          </w:tcPr>
+          <w:p>
+            <w:pPr>
+              <w:spacing w:after="0"/>
+            </w:pPr>
+            <w:r/>
+            <w:r>
+              <w:rPr>
+                <w:b w:val="0"/>
+                <w:sz w:val="16"/>
+              </w:rPr>
+              <w:t>Bisabolol</w:t>
+            </w:r>
+          </w:p>
+        </w:tc>
+        <w:tc>
+          <w:tcPr>
+            <w:tcW w:type="dxa" w:w="2268"/>
+          </w:tcPr>
+          <w:p>
+            <w:pPr>
+              <w:spacing w:after="0"/>
+            </w:pPr>
+            <w:r/>
+            <w:r>
+              <w:rPr>
+                <w:b w:val="0"/>
+                <w:sz w:val="16"/>
+              </w:rPr>
+              <w:t>Bisabolol</w:t>
+            </w:r>
+          </w:p>
+        </w:tc>
+        <w:tc>
+          <w:tcPr>
+            <w:tcW w:type="dxa" w:w="2608"/>
+          </w:tcPr>
+          <w:p>
+            <w:pPr>
+              <w:spacing w:after="0"/>
+            </w:pPr>
+            <w:r/>
+            <w:r>
+              <w:rPr>
+                <w:b w:val="0"/>
+                <w:sz w:val="16"/>
+              </w:rPr>
+              <w:t>Làm dịu, giảm châm chích của hệ tinh dầu</w:t>
+            </w:r>
+          </w:p>
+        </w:tc>
+        <w:tc>
+          <w:tcPr>
+            <w:tcW w:type="dxa" w:w="907"/>
+          </w:tcPr>
+          <w:p>
+            <w:pPr>
+              <w:spacing w:after="0"/>
+            </w:pPr>
+            <w:r/>
+            <w:r>
+              <w:rPr>
+                <w:b w:val="0"/>
+                <w:sz w:val="16"/>
+              </w:rPr>
+              <w:t>0,2</w:t>
             </w:r>
           </w:p>
         </w:tc>
@@ -6724,47 +6901,36 @@
             <w:r/>
             <w:r>
               <w:rPr>
-                <w:b w:val="0"/>
-                <w:sz w:val="16"/>
-              </w:rPr>
-              <w:t>0,1–0,5</w:t>
-            </w:r>
-          </w:p>
-        </w:tc>
-        <w:tc>
-          <w:tcPr>
-            <w:tcW w:type="dxa" w:w="737"/>
-          </w:tcPr>
-          <w:p>
-            <w:pPr>
-              <w:spacing w:after="0"/>
-            </w:pPr>
-            <w:r/>
-            <w:r>
-              <w:rPr>
-                <w:b w:val="0"/>
-                <w:sz w:val="16"/>
-              </w:rPr>
-              <w:t>0,30</w:t>
-            </w:r>
-          </w:p>
-        </w:tc>
-        <w:tc>
-          <w:tcPr>
-            <w:tcW w:type="dxa" w:w="1247"/>
-          </w:tcPr>
-          <w:p>
-            <w:pPr>
-              <w:spacing w:after="0"/>
-            </w:pPr>
-            <w:r/>
+                <w:b/>
+                <w:sz w:val="16"/>
+              </w:rPr>
+              <w:t>0,50</w:t>
+            </w:r>
+          </w:p>
+        </w:tc>
+        <w:tc>
+          <w:tcPr>
+            <w:tcW w:type="dxa" w:w="907"/>
+          </w:tcPr>
+          <w:p>
+            <w:pPr>
+              <w:spacing w:after="0"/>
+            </w:pPr>
+            <w:r/>
+            <w:r>
+              <w:rPr>
+                <w:b w:val="0"/>
+                <w:sz w:val="16"/>
+              </w:rPr>
+              <w:t>1</w:t>
+            </w:r>
           </w:p>
         </w:tc>
       </w:tr>
       <w:tr>
         <w:tc>
           <w:tcPr>
-            <w:tcW w:type="dxa" w:w="340"/>
+            <w:tcW w:type="dxa" w:w="454"/>
           </w:tcPr>
           <w:p>
             <w:pPr>
@@ -6794,61 +6960,79 @@
                 <w:b w:val="0"/>
                 <w:sz w:val="16"/>
               </w:rPr>
-              <w:t>C</w:t>
-            </w:r>
-          </w:p>
-        </w:tc>
-        <w:tc>
-          <w:tcPr>
-            <w:tcW w:type="dxa" w:w="1474"/>
-          </w:tcPr>
-          <w:p>
-            <w:pPr>
-              <w:spacing w:after="0"/>
-            </w:pPr>
-            <w:r/>
-            <w:r>
-              <w:rPr>
-                <w:b w:val="0"/>
-                <w:sz w:val="16"/>
-              </w:rPr>
-              <w:t>Tinh dầu gừng</w:t>
-            </w:r>
-          </w:p>
-        </w:tc>
-        <w:tc>
-          <w:tcPr>
-            <w:tcW w:type="dxa" w:w="2381"/>
-          </w:tcPr>
-          <w:p>
-            <w:pPr>
-              <w:spacing w:after="0"/>
-            </w:pPr>
-            <w:r/>
-            <w:r>
-              <w:rPr>
-                <w:b w:val="0"/>
-                <w:sz w:val="16"/>
-              </w:rPr>
-              <w:t>Zingiber Officinale (Ginger) Root Oil</w:t>
-            </w:r>
-          </w:p>
-        </w:tc>
-        <w:tc>
-          <w:tcPr>
-            <w:tcW w:type="dxa" w:w="2381"/>
-          </w:tcPr>
-          <w:p>
-            <w:pPr>
-              <w:spacing w:after="0"/>
-            </w:pPr>
-            <w:r/>
-            <w:r>
-              <w:rPr>
-                <w:b w:val="0"/>
-                <w:sz w:val="16"/>
-              </w:rPr>
-              <w:t>Cảm giác ấm (liều thấp)</w:t>
+              <w:t>D</w:t>
+            </w:r>
+          </w:p>
+        </w:tc>
+        <w:tc>
+          <w:tcPr>
+            <w:tcW w:type="dxa" w:w="1417"/>
+          </w:tcPr>
+          <w:p>
+            <w:pPr>
+              <w:spacing w:after="0"/>
+            </w:pPr>
+            <w:r/>
+            <w:r>
+              <w:rPr>
+                <w:b w:val="0"/>
+                <w:sz w:val="16"/>
+              </w:rPr>
+              <w:t>Vitamin E</w:t>
+            </w:r>
+          </w:p>
+        </w:tc>
+        <w:tc>
+          <w:tcPr>
+            <w:tcW w:type="dxa" w:w="2268"/>
+          </w:tcPr>
+          <w:p>
+            <w:pPr>
+              <w:spacing w:after="0"/>
+            </w:pPr>
+            <w:r/>
+            <w:r>
+              <w:rPr>
+                <w:b w:val="0"/>
+                <w:sz w:val="16"/>
+              </w:rPr>
+              <w:t>Tocopheryl Acetate</w:t>
+            </w:r>
+          </w:p>
+        </w:tc>
+        <w:tc>
+          <w:tcPr>
+            <w:tcW w:type="dxa" w:w="2608"/>
+          </w:tcPr>
+          <w:p>
+            <w:pPr>
+              <w:spacing w:after="0"/>
+            </w:pPr>
+            <w:r/>
+            <w:r>
+              <w:rPr>
+                <w:b w:val="0"/>
+                <w:sz w:val="16"/>
+              </w:rPr>
+              <w:t>Dưỡng da đầu (vitamin E)</w:t>
+            </w:r>
+          </w:p>
+        </w:tc>
+        <w:tc>
+          <w:tcPr>
+            <w:tcW w:type="dxa" w:w="907"/>
+          </w:tcPr>
+          <w:p>
+            <w:pPr>
+              <w:spacing w:after="0"/>
+            </w:pPr>
+            <w:r/>
+            <w:r>
+              <w:rPr>
+                <w:b w:val="0"/>
+                <w:sz w:val="16"/>
+              </w:rPr>
+              <w:t>0,2</w:t>
             </w:r>
           </w:p>
         </w:tc>
@@ -6863,47 +7047,36 @@
             <w:r/>
             <w:r>
               <w:rPr>
-                <w:b w:val="0"/>
-                <w:sz w:val="16"/>
-              </w:rPr>
-              <w:t>0,1–0,3</w:t>
-            </w:r>
-          </w:p>
-        </w:tc>
-        <w:tc>
-          <w:tcPr>
-            <w:tcW w:type="dxa" w:w="737"/>
-          </w:tcPr>
-          <w:p>
-            <w:pPr>
-              <w:spacing w:after="0"/>
-            </w:pPr>
-            <w:r/>
-            <w:r>
-              <w:rPr>
-                <w:b w:val="0"/>
-                <w:sz w:val="16"/>
-              </w:rPr>
-              <w:t>0,20</w:t>
-            </w:r>
-          </w:p>
-        </w:tc>
-        <w:tc>
-          <w:tcPr>
-            <w:tcW w:type="dxa" w:w="1247"/>
-          </w:tcPr>
-          <w:p>
-            <w:pPr>
-              <w:spacing w:after="0"/>
-            </w:pPr>
-            <w:r/>
+                <w:b/>
+                <w:sz w:val="16"/>
+              </w:rPr>
+              <w:t>0,50</w:t>
+            </w:r>
+          </w:p>
+        </w:tc>
+        <w:tc>
+          <w:tcPr>
+            <w:tcW w:type="dxa" w:w="907"/>
+          </w:tcPr>
+          <w:p>
+            <w:pPr>
+              <w:spacing w:after="0"/>
+            </w:pPr>
+            <w:r/>
+            <w:r>
+              <w:rPr>
+                <w:b w:val="0"/>
+                <w:sz w:val="16"/>
+              </w:rPr>
+              <w:t>1</w:t>
+            </w:r>
           </w:p>
         </w:tc>
       </w:tr>
       <w:tr>
         <w:tc>
           <w:tcPr>
-            <w:tcW w:type="dxa" w:w="340"/>
+            <w:tcW w:type="dxa" w:w="454"/>
           </w:tcPr>
           <w:p>
             <w:pPr>
@@ -6933,61 +7106,79 @@
                 <w:b w:val="0"/>
                 <w:sz w:val="16"/>
               </w:rPr>
-              <w:t>C</w:t>
-            </w:r>
-          </w:p>
-        </w:tc>
-        <w:tc>
-          <w:tcPr>
-            <w:tcW w:type="dxa" w:w="1474"/>
-          </w:tcPr>
-          <w:p>
-            <w:pPr>
-              <w:spacing w:after="0"/>
-            </w:pPr>
-            <w:r/>
-            <w:r>
-              <w:rPr>
-                <w:b w:val="0"/>
-                <w:sz w:val="16"/>
-              </w:rPr>
-              <w:t>Tinh dầu nghệ</w:t>
-            </w:r>
-          </w:p>
-        </w:tc>
-        <w:tc>
-          <w:tcPr>
-            <w:tcW w:type="dxa" w:w="2381"/>
-          </w:tcPr>
-          <w:p>
-            <w:pPr>
-              <w:spacing w:after="0"/>
-            </w:pPr>
-            <w:r/>
-            <w:r>
-              <w:rPr>
-                <w:b w:val="0"/>
-                <w:sz w:val="16"/>
-              </w:rPr>
-              <w:t>Curcuma Longa (Turmeric) Root Oil</w:t>
-            </w:r>
-          </w:p>
-        </w:tc>
-        <w:tc>
-          <w:tcPr>
-            <w:tcW w:type="dxa" w:w="2381"/>
-          </w:tcPr>
-          <w:p>
-            <w:pPr>
-              <w:spacing w:after="0"/>
-            </w:pPr>
-            <w:r/>
-            <w:r>
-              <w:rPr>
-                <w:b w:val="0"/>
-                <w:sz w:val="16"/>
-              </w:rPr>
-              <w:t>Hương, chống oxy hóa (không gây ố vàng như curcumin)</w:t>
+              <w:t>D</w:t>
+            </w:r>
+          </w:p>
+        </w:tc>
+        <w:tc>
+          <w:tcPr>
+            <w:tcW w:type="dxa" w:w="1417"/>
+          </w:tcPr>
+          <w:p>
+            <w:pPr>
+              <w:spacing w:after="0"/>
+            </w:pPr>
+            <w:r/>
+            <w:r>
+              <w:rPr>
+                <w:b w:val="0"/>
+                <w:sz w:val="16"/>
+              </w:rPr>
+              <w:t>Tocopherol 100</w:t>
+            </w:r>
+          </w:p>
+        </w:tc>
+        <w:tc>
+          <w:tcPr>
+            <w:tcW w:type="dxa" w:w="2268"/>
+          </w:tcPr>
+          <w:p>
+            <w:pPr>
+              <w:spacing w:after="0"/>
+            </w:pPr>
+            <w:r/>
+            <w:r>
+              <w:rPr>
+                <w:b w:val="0"/>
+                <w:sz w:val="16"/>
+              </w:rPr>
+              <w:t>Tocopherol</w:t>
+            </w:r>
+          </w:p>
+        </w:tc>
+        <w:tc>
+          <w:tcPr>
+            <w:tcW w:type="dxa" w:w="2608"/>
+          </w:tcPr>
+          <w:p>
+            <w:pPr>
+              <w:spacing w:after="0"/>
+            </w:pPr>
+            <w:r/>
+            <w:r>
+              <w:rPr>
+                <w:b w:val="0"/>
+                <w:sz w:val="16"/>
+              </w:rPr>
+              <w:t>Chống ôi dầu – bảo vệ hạn dùng</w:t>
+            </w:r>
+          </w:p>
+        </w:tc>
+        <w:tc>
+          <w:tcPr>
+            <w:tcW w:type="dxa" w:w="907"/>
+          </w:tcPr>
+          <w:p>
+            <w:pPr>
+              <w:spacing w:after="0"/>
+            </w:pPr>
+            <w:r/>
+            <w:r>
+              <w:rPr>
+                <w:b w:val="0"/>
+                <w:sz w:val="16"/>
+              </w:rPr>
+              <w:t>0,2</w:t>
             </w:r>
           </w:p>
         </w:tc>
@@ -7002,57 +7193,35 @@
             <w:r/>
             <w:r>
               <w:rPr>
-                <w:b w:val="0"/>
-                <w:sz w:val="16"/>
-              </w:rPr>
-              <w:t>0,1–0,3</w:t>
-            </w:r>
-          </w:p>
-        </w:tc>
-        <w:tc>
-          <w:tcPr>
-            <w:tcW w:type="dxa" w:w="737"/>
-          </w:tcPr>
-          <w:p>
-            <w:pPr>
-              <w:spacing w:after="0"/>
-            </w:pPr>
-            <w:r/>
-            <w:r>
-              <w:rPr>
-                <w:b w:val="0"/>
-                <w:sz w:val="16"/>
-              </w:rPr>
-              <w:t>0,20</w:t>
-            </w:r>
-          </w:p>
-        </w:tc>
-        <w:tc>
-          <w:tcPr>
-            <w:tcW w:type="dxa" w:w="1247"/>
-          </w:tcPr>
-          <w:p>
-            <w:pPr>
-              <w:spacing w:after="0"/>
-            </w:pPr>
-            <w:r/>
+                <w:b/>
+                <w:sz w:val="16"/>
+              </w:rPr>
+              <w:t>0,30</w:t>
+            </w:r>
+          </w:p>
+        </w:tc>
+        <w:tc>
+          <w:tcPr>
+            <w:tcW w:type="dxa" w:w="907"/>
+          </w:tcPr>
+          <w:p>
+            <w:pPr>
+              <w:spacing w:after="0"/>
+            </w:pPr>
+            <w:r/>
+            <w:r>
+              <w:rPr>
+                <w:b w:val="0"/>
+                <w:sz w:val="16"/>
+              </w:rPr>
+              <w:t>0,5</w:t>
+            </w:r>
           </w:p>
         </w:tc>
       </w:tr>
       <w:tr>
         <w:tc>
           <w:tcPr>
-            <w:tcW w:type="dxa" w:w="340"/>
-          </w:tcPr>
-          <w:p>
-            <w:pPr>
-              <w:spacing w:after="0"/>
-            </w:pPr>
-            <w:r/>
-          </w:p>
-        </w:tc>
-        <w:tc>
-          <w:tcPr>
             <w:tcW w:type="dxa" w:w="454"/>
           </w:tcPr>
           <w:p>
@@ -7064,7 +7233,18 @@
         </w:tc>
         <w:tc>
           <w:tcPr>
-            <w:tcW w:type="dxa" w:w="1474"/>
+            <w:tcW w:type="dxa" w:w="454"/>
+          </w:tcPr>
+          <w:p>
+            <w:pPr>
+              <w:spacing w:after="0"/>
+            </w:pPr>
+            <w:r/>
+          </w:p>
+        </w:tc>
+        <w:tc>
+          <w:tcPr>
+            <w:tcW w:type="dxa" w:w="1417"/>
           </w:tcPr>
           <w:p>
             <w:pPr>
@@ -7082,31 +7262,42 @@
         </w:tc>
         <w:tc>
           <w:tcPr>
-            <w:tcW w:type="dxa" w:w="2381"/>
-          </w:tcPr>
-          <w:p>
-            <w:pPr>
-              <w:spacing w:after="0"/>
-            </w:pPr>
-            <w:r/>
-          </w:p>
-        </w:tc>
-        <w:tc>
-          <w:tcPr>
-            <w:tcW w:type="dxa" w:w="2381"/>
-          </w:tcPr>
-          <w:p>
-            <w:pPr>
-              <w:spacing w:after="0"/>
-            </w:pPr>
-            <w:r/>
-            <w:r>
-              <w:rPr>
-                <w:b w:val="0"/>
-                <w:sz w:val="16"/>
-              </w:rPr>
-              <w:t>Dầu nền nhẹ 63% · Dầu thực vật 31,7% · Tinh dầu 3,0% · Phụ gia 1,3% · Bakuchiol 0,5%</w:t>
-            </w:r>
+            <w:tcW w:type="dxa" w:w="2268"/>
+          </w:tcPr>
+          <w:p>
+            <w:pPr>
+              <w:spacing w:after="0"/>
+            </w:pPr>
+            <w:r/>
+          </w:p>
+        </w:tc>
+        <w:tc>
+          <w:tcPr>
+            <w:tcW w:type="dxa" w:w="2608"/>
+          </w:tcPr>
+          <w:p>
+            <w:pPr>
+              <w:spacing w:after="0"/>
+            </w:pPr>
+            <w:r/>
+            <w:r>
+              <w:rPr>
+                <w:b w:val="0"/>
+                <w:sz w:val="16"/>
+              </w:rPr>
+              <w:t>Dầu nền nhẹ 63% · Dầu thực vật 31,6% · Tinh dầu 3,3% · Bakuchiol 0,8% · Phụ gia 1,3%</w:t>
+            </w:r>
+          </w:p>
+        </w:tc>
+        <w:tc>
+          <w:tcPr>
+            <w:tcW w:type="dxa" w:w="907"/>
+          </w:tcPr>
+          <w:p>
+            <w:pPr>
+              <w:spacing w:after="0"/>
+            </w:pPr>
+            <w:r/>
           </w:p>
         </w:tc>
         <w:tc>
@@ -7118,17 +7309,6 @@
               <w:spacing w:after="0"/>
             </w:pPr>
             <w:r/>
-          </w:p>
-        </w:tc>
-        <w:tc>
-          <w:tcPr>
-            <w:tcW w:type="dxa" w:w="737"/>
-          </w:tcPr>
-          <w:p>
-            <w:pPr>
-              <w:spacing w:after="0"/>
-            </w:pPr>
-            <w:r/>
             <w:r>
               <w:rPr>
                 <w:b/>
@@ -7140,7 +7320,7 @@
         </w:tc>
         <w:tc>
           <w:tcPr>
-            <w:tcW w:type="dxa" w:w="1247"/>
+            <w:tcW w:type="dxa" w:w="907"/>
           </w:tcPr>
           <w:p>
             <w:pPr>
@@ -7187,7 +7367,2239 @@
         <w:pStyle w:val="Heading3"/>
       </w:pPr>
       <w:r>
-        <w:t>Thay đổi so với hướng của Shizencos (file đề xuất cải tiến trước đây)</w:t>
+        <w:t>Cấu trúc theo nhóm so với benchmark</w:t>
+      </w:r>
+    </w:p>
+    <w:tbl>
+      <w:tblPr>
+        <w:tblStyle w:val="TableGrid"/>
+        <w:tblW w:type="auto" w:w="0"/>
+        <w:jc w:val="center"/>
+        <w:tblLayout w:type="fixed"/>
+        <w:tblLook w:firstColumn="1" w:firstRow="1" w:lastColumn="0" w:lastRow="0" w:noHBand="0" w:noVBand="1" w:val="04A0"/>
+      </w:tblPr>
+      <w:tblGrid>
+        <w:gridCol w:w="3175"/>
+        <w:gridCol w:w="3061"/>
+        <w:gridCol w:w="1814"/>
+        <w:gridCol w:w="1814"/>
+      </w:tblGrid>
+      <w:tr>
+        <w:trPr>
+          <w:tblHeader w:val="true"/>
+        </w:trPr>
+        <w:tc>
+          <w:tcPr>
+            <w:tcW w:type="dxa" w:w="3175"/>
+            <w:shd w:val="clear" w:color="auto" w:fill="1F5E3B"/>
+          </w:tcPr>
+          <w:p>
+            <w:r>
+              <w:rPr>
+                <w:color w:val="FFFFFF"/>
+              </w:rPr>
+            </w:r>
+            <w:r>
+              <w:rPr>
+                <w:b/>
+                <w:color w:val="FFFFFF"/>
+                <w:sz w:val="17"/>
+              </w:rPr>
+              <w:t>Nhóm</w:t>
+            </w:r>
+          </w:p>
+        </w:tc>
+        <w:tc>
+          <w:tcPr>
+            <w:tcW w:type="dxa" w:w="3061"/>
+            <w:shd w:val="clear" w:color="auto" w:fill="1F5E3B"/>
+          </w:tcPr>
+          <w:p>
+            <w:r>
+              <w:rPr>
+                <w:color w:val="FFFFFF"/>
+              </w:rPr>
+            </w:r>
+            <w:r>
+              <w:rPr>
+                <w:b/>
+                <w:color w:val="FFFFFF"/>
+                <w:sz w:val="17"/>
+              </w:rPr>
+              <w:t>Benchmark (Option A)</w:t>
+            </w:r>
+          </w:p>
+        </w:tc>
+        <w:tc>
+          <w:tcPr>
+            <w:tcW w:type="dxa" w:w="1814"/>
+            <w:shd w:val="clear" w:color="auto" w:fill="1F5E3B"/>
+          </w:tcPr>
+          <w:p>
+            <w:r>
+              <w:rPr>
+                <w:color w:val="FFFFFF"/>
+              </w:rPr>
+            </w:r>
+            <w:r>
+              <w:rPr>
+                <w:b/>
+                <w:color w:val="FFFFFF"/>
+                <w:sz w:val="17"/>
+              </w:rPr>
+              <w:t>Khoảng mục tiêu</w:t>
+            </w:r>
+          </w:p>
+        </w:tc>
+        <w:tc>
+          <w:tcPr>
+            <w:tcW w:type="dxa" w:w="1814"/>
+            <w:shd w:val="clear" w:color="auto" w:fill="1F5E3B"/>
+          </w:tcPr>
+          <w:p>
+            <w:r>
+              <w:rPr>
+                <w:color w:val="FFFFFF"/>
+              </w:rPr>
+            </w:r>
+            <w:r>
+              <w:rPr>
+                <w:b/>
+                <w:color w:val="FFFFFF"/>
+                <w:sz w:val="17"/>
+              </w:rPr>
+              <w:t>Mức tối ưu</w:t>
+            </w:r>
+          </w:p>
+        </w:tc>
+      </w:tr>
+      <w:tr>
+        <w:tc>
+          <w:tcPr>
+            <w:tcW w:type="dxa" w:w="3175"/>
+          </w:tcPr>
+          <w:p>
+            <w:pPr>
+              <w:spacing w:after="0"/>
+            </w:pPr>
+            <w:r/>
+            <w:r>
+              <w:rPr>
+                <w:b w:val="0"/>
+                <w:sz w:val="17"/>
+              </w:rPr>
+              <w:t>Dầu nền nhẹ (CCT + C15-19 Alkane)</w:t>
+            </w:r>
+          </w:p>
+        </w:tc>
+        <w:tc>
+          <w:tcPr>
+            <w:tcW w:type="dxa" w:w="3061"/>
+          </w:tcPr>
+          <w:p>
+            <w:pPr>
+              <w:spacing w:after="0"/>
+            </w:pPr>
+            <w:r/>
+            <w:r>
+              <w:rPr>
+                <w:b w:val="0"/>
+                <w:sz w:val="17"/>
+              </w:rPr>
+              <w:t>≈ 71,9 (CCT, Coconut Alkanes, Coco-Caprylate/Caprate, C13-15 Alkane)</w:t>
+            </w:r>
+          </w:p>
+        </w:tc>
+        <w:tc>
+          <w:tcPr>
+            <w:tcW w:type="dxa" w:w="1814"/>
+          </w:tcPr>
+          <w:p>
+            <w:pPr>
+              <w:spacing w:after="0"/>
+            </w:pPr>
+            <w:r/>
+            <w:r>
+              <w:rPr>
+                <w:b w:val="0"/>
+                <w:sz w:val="17"/>
+              </w:rPr>
+              <w:t>≥ 60</w:t>
+            </w:r>
+          </w:p>
+        </w:tc>
+        <w:tc>
+          <w:tcPr>
+            <w:tcW w:type="dxa" w:w="1814"/>
+          </w:tcPr>
+          <w:p>
+            <w:pPr>
+              <w:spacing w:after="0"/>
+            </w:pPr>
+            <w:r/>
+            <w:r>
+              <w:rPr>
+                <w:b w:val="0"/>
+                <w:sz w:val="17"/>
+              </w:rPr>
+              <w:t>63,00</w:t>
+            </w:r>
+          </w:p>
+        </w:tc>
+      </w:tr>
+      <w:tr>
+        <w:tc>
+          <w:tcPr>
+            <w:tcW w:type="dxa" w:w="3175"/>
+          </w:tcPr>
+          <w:p>
+            <w:pPr>
+              <w:spacing w:after="0"/>
+            </w:pPr>
+            <w:r/>
+            <w:r>
+              <w:rPr>
+                <w:b w:val="0"/>
+                <w:sz w:val="17"/>
+              </w:rPr>
+              <w:t>Dầu thực vật dưỡng (3–11)</w:t>
+            </w:r>
+          </w:p>
+        </w:tc>
+        <w:tc>
+          <w:tcPr>
+            <w:tcW w:type="dxa" w:w="3061"/>
+          </w:tcPr>
+          <w:p>
+            <w:pPr>
+              <w:spacing w:after="0"/>
+            </w:pPr>
+            <w:r/>
+            <w:r>
+              <w:rPr>
+                <w:b w:val="0"/>
+                <w:sz w:val="17"/>
+              </w:rPr>
+              <w:t>≈ 21 (dầu + chiết xuất thực vật)</w:t>
+            </w:r>
+          </w:p>
+        </w:tc>
+        <w:tc>
+          <w:tcPr>
+            <w:tcW w:type="dxa" w:w="1814"/>
+          </w:tcPr>
+          <w:p>
+            <w:pPr>
+              <w:spacing w:after="0"/>
+            </w:pPr>
+            <w:r/>
+            <w:r>
+              <w:rPr>
+                <w:b w:val="0"/>
+                <w:sz w:val="17"/>
+              </w:rPr>
+              <w:t>28–35</w:t>
+            </w:r>
+          </w:p>
+        </w:tc>
+        <w:tc>
+          <w:tcPr>
+            <w:tcW w:type="dxa" w:w="1814"/>
+          </w:tcPr>
+          <w:p>
+            <w:pPr>
+              <w:spacing w:after="0"/>
+            </w:pPr>
+            <w:r/>
+            <w:r>
+              <w:rPr>
+                <w:b w:val="0"/>
+                <w:sz w:val="17"/>
+              </w:rPr>
+              <w:t>31,60</w:t>
+            </w:r>
+          </w:p>
+        </w:tc>
+      </w:tr>
+      <w:tr>
+        <w:tc>
+          <w:tcPr>
+            <w:tcW w:type="dxa" w:w="3175"/>
+          </w:tcPr>
+          <w:p>
+            <w:pPr>
+              <w:spacing w:after="0"/>
+            </w:pPr>
+            <w:r/>
+            <w:r>
+              <w:rPr>
+                <w:b w:val="0"/>
+                <w:sz w:val="17"/>
+              </w:rPr>
+              <w:t>Hoạt chất Bakuchiol</w:t>
+            </w:r>
+          </w:p>
+        </w:tc>
+        <w:tc>
+          <w:tcPr>
+            <w:tcW w:type="dxa" w:w="3061"/>
+          </w:tcPr>
+          <w:p>
+            <w:pPr>
+              <w:spacing w:after="0"/>
+            </w:pPr>
+            <w:r/>
+            <w:r>
+              <w:rPr>
+                <w:b w:val="0"/>
+                <w:sz w:val="17"/>
+              </w:rPr>
+              <w:t>0,2 (dạng chiết xuất)</w:t>
+            </w:r>
+          </w:p>
+        </w:tc>
+        <w:tc>
+          <w:tcPr>
+            <w:tcW w:type="dxa" w:w="1814"/>
+          </w:tcPr>
+          <w:p>
+            <w:pPr>
+              <w:spacing w:after="0"/>
+            </w:pPr>
+            <w:r/>
+            <w:r>
+              <w:rPr>
+                <w:b w:val="0"/>
+                <w:sz w:val="17"/>
+              </w:rPr>
+              <w:t>0,5–1,0</w:t>
+            </w:r>
+          </w:p>
+        </w:tc>
+        <w:tc>
+          <w:tcPr>
+            <w:tcW w:type="dxa" w:w="1814"/>
+          </w:tcPr>
+          <w:p>
+            <w:pPr>
+              <w:spacing w:after="0"/>
+            </w:pPr>
+            <w:r/>
+            <w:r>
+              <w:rPr>
+                <w:b w:val="0"/>
+                <w:sz w:val="17"/>
+              </w:rPr>
+              <w:t>0,80</w:t>
+            </w:r>
+          </w:p>
+        </w:tc>
+      </w:tr>
+      <w:tr>
+        <w:tc>
+          <w:tcPr>
+            <w:tcW w:type="dxa" w:w="3175"/>
+          </w:tcPr>
+          <w:p>
+            <w:pPr>
+              <w:spacing w:after="0"/>
+            </w:pPr>
+            <w:r/>
+            <w:r>
+              <w:rPr>
+                <w:b w:val="0"/>
+                <w:sz w:val="17"/>
+              </w:rPr>
+              <w:t>Tổng tinh dầu (13–19)</w:t>
+            </w:r>
+          </w:p>
+        </w:tc>
+        <w:tc>
+          <w:tcPr>
+            <w:tcW w:type="dxa" w:w="3061"/>
+          </w:tcPr>
+          <w:p>
+            <w:pPr>
+              <w:spacing w:after="0"/>
+            </w:pPr>
+            <w:r/>
+            <w:r>
+              <w:rPr>
+                <w:b w:val="0"/>
+                <w:sz w:val="17"/>
+              </w:rPr>
+              <w:t>≈ 0,8 (tinh dầu + Parfum)</w:t>
+            </w:r>
+          </w:p>
+        </w:tc>
+        <w:tc>
+          <w:tcPr>
+            <w:tcW w:type="dxa" w:w="1814"/>
+          </w:tcPr>
+          <w:p>
+            <w:pPr>
+              <w:spacing w:after="0"/>
+            </w:pPr>
+            <w:r/>
+            <w:r>
+              <w:rPr>
+                <w:b w:val="0"/>
+                <w:sz w:val="17"/>
+              </w:rPr>
+              <w:t>3,0–3,5</w:t>
+            </w:r>
+          </w:p>
+        </w:tc>
+        <w:tc>
+          <w:tcPr>
+            <w:tcW w:type="dxa" w:w="1814"/>
+          </w:tcPr>
+          <w:p>
+            <w:pPr>
+              <w:spacing w:after="0"/>
+            </w:pPr>
+            <w:r/>
+            <w:r>
+              <w:rPr>
+                <w:b w:val="0"/>
+                <w:sz w:val="17"/>
+              </w:rPr>
+              <w:t>3,30</w:t>
+            </w:r>
+          </w:p>
+        </w:tc>
+      </w:tr>
+      <w:tr>
+        <w:tc>
+          <w:tcPr>
+            <w:tcW w:type="dxa" w:w="3175"/>
+          </w:tcPr>
+          <w:p>
+            <w:pPr>
+              <w:spacing w:after="0"/>
+            </w:pPr>
+            <w:r/>
+            <w:r>
+              <w:rPr>
+                <w:b w:val="0"/>
+                <w:sz w:val="17"/>
+              </w:rPr>
+              <w:t>Phụ gia làm dịu &amp; chống oxy hóa (20–22)</w:t>
+            </w:r>
+          </w:p>
+        </w:tc>
+        <w:tc>
+          <w:tcPr>
+            <w:tcW w:type="dxa" w:w="3061"/>
+          </w:tcPr>
+          <w:p>
+            <w:pPr>
+              <w:spacing w:after="0"/>
+            </w:pPr>
+            <w:r/>
+            <w:r>
+              <w:rPr>
+                <w:b w:val="0"/>
+                <w:sz w:val="17"/>
+              </w:rPr>
+              <w:t>≈ 0,55</w:t>
+            </w:r>
+          </w:p>
+        </w:tc>
+        <w:tc>
+          <w:tcPr>
+            <w:tcW w:type="dxa" w:w="1814"/>
+          </w:tcPr>
+          <w:p>
+            <w:pPr>
+              <w:spacing w:after="0"/>
+            </w:pPr>
+            <w:r/>
+            <w:r>
+              <w:rPr>
+                <w:b w:val="0"/>
+                <w:sz w:val="17"/>
+              </w:rPr>
+              <w:t>1,0–1,5</w:t>
+            </w:r>
+          </w:p>
+        </w:tc>
+        <w:tc>
+          <w:tcPr>
+            <w:tcW w:type="dxa" w:w="1814"/>
+          </w:tcPr>
+          <w:p>
+            <w:pPr>
+              <w:spacing w:after="0"/>
+            </w:pPr>
+            <w:r/>
+            <w:r>
+              <w:rPr>
+                <w:b w:val="0"/>
+                <w:sz w:val="17"/>
+              </w:rPr>
+              <w:t>1,30</w:t>
+            </w:r>
+          </w:p>
+        </w:tc>
+      </w:tr>
+    </w:tbl>
+    <w:p>
+      <w:pPr>
+        <w:spacing w:after="40"/>
+      </w:pPr>
+    </w:p>
+    <w:p>
+      <w:pPr>
+        <w:pStyle w:val="Heading3"/>
+      </w:pPr>
+      <w:r>
+        <w:t>Thuyết minh từng mức (lý do kỹ thuật)</w:t>
+      </w:r>
+    </w:p>
+    <w:tbl>
+      <w:tblPr>
+        <w:tblStyle w:val="TableGrid"/>
+        <w:tblW w:type="auto" w:w="0"/>
+        <w:jc w:val="center"/>
+        <w:tblLayout w:type="fixed"/>
+        <w:tblLook w:firstColumn="1" w:firstRow="1" w:lastColumn="0" w:lastRow="0" w:noHBand="0" w:noVBand="1" w:val="04A0"/>
+      </w:tblPr>
+      <w:tblGrid>
+        <w:gridCol w:w="453"/>
+        <w:gridCol w:w="1587"/>
+        <w:gridCol w:w="2268"/>
+        <w:gridCol w:w="5556"/>
+      </w:tblGrid>
+      <w:tr>
+        <w:trPr>
+          <w:tblHeader w:val="true"/>
+        </w:trPr>
+        <w:tc>
+          <w:tcPr>
+            <w:tcW w:type="dxa" w:w="454"/>
+            <w:shd w:val="clear" w:color="auto" w:fill="1F5E3B"/>
+          </w:tcPr>
+          <w:p>
+            <w:r>
+              <w:rPr>
+                <w:color w:val="FFFFFF"/>
+              </w:rPr>
+            </w:r>
+            <w:r>
+              <w:rPr>
+                <w:b/>
+                <w:color w:val="FFFFFF"/>
+                <w:sz w:val="16"/>
+              </w:rPr>
+              <w:t>#</w:t>
+            </w:r>
+          </w:p>
+        </w:tc>
+        <w:tc>
+          <w:tcPr>
+            <w:tcW w:type="dxa" w:w="1587"/>
+            <w:shd w:val="clear" w:color="auto" w:fill="1F5E3B"/>
+          </w:tcPr>
+          <w:p>
+            <w:r>
+              <w:rPr>
+                <w:color w:val="FFFFFF"/>
+              </w:rPr>
+            </w:r>
+            <w:r>
+              <w:rPr>
+                <w:b/>
+                <w:color w:val="FFFFFF"/>
+                <w:sz w:val="16"/>
+              </w:rPr>
+              <w:t>Nguyên liệu</w:t>
+            </w:r>
+          </w:p>
+        </w:tc>
+        <w:tc>
+          <w:tcPr>
+            <w:tcW w:type="dxa" w:w="2268"/>
+            <w:shd w:val="clear" w:color="auto" w:fill="1F5E3B"/>
+          </w:tcPr>
+          <w:p>
+            <w:r>
+              <w:rPr>
+                <w:color w:val="FFFFFF"/>
+              </w:rPr>
+            </w:r>
+            <w:r>
+              <w:rPr>
+                <w:b/>
+                <w:color w:val="FFFFFF"/>
+                <w:sz w:val="16"/>
+              </w:rPr>
+              <w:t>Đối ứng benchmark (%)</w:t>
+            </w:r>
+          </w:p>
+        </w:tc>
+        <w:tc>
+          <w:tcPr>
+            <w:tcW w:type="dxa" w:w="5556"/>
+            <w:shd w:val="clear" w:color="auto" w:fill="1F5E3B"/>
+          </w:tcPr>
+          <w:p>
+            <w:r>
+              <w:rPr>
+                <w:color w:val="FFFFFF"/>
+              </w:rPr>
+            </w:r>
+            <w:r>
+              <w:rPr>
+                <w:b/>
+                <w:color w:val="FFFFFF"/>
+                <w:sz w:val="16"/>
+              </w:rPr>
+              <w:t>Lý do chọn mức tối ưu &amp; trần</w:t>
+            </w:r>
+          </w:p>
+        </w:tc>
+      </w:tr>
+      <w:tr>
+        <w:tc>
+          <w:tcPr>
+            <w:tcW w:type="dxa" w:w="454"/>
+          </w:tcPr>
+          <w:p>
+            <w:pPr>
+              <w:spacing w:after="0"/>
+            </w:pPr>
+            <w:r/>
+            <w:r>
+              <w:rPr>
+                <w:b w:val="0"/>
+                <w:sz w:val="16"/>
+              </w:rPr>
+              <w:t>1</w:t>
+            </w:r>
+          </w:p>
+        </w:tc>
+        <w:tc>
+          <w:tcPr>
+            <w:tcW w:type="dxa" w:w="1587"/>
+          </w:tcPr>
+          <w:p>
+            <w:pPr>
+              <w:spacing w:after="0"/>
+            </w:pPr>
+            <w:r/>
+            <w:r>
+              <w:rPr>
+                <w:b w:val="0"/>
+                <w:sz w:val="16"/>
+              </w:rPr>
+              <w:t>Dầu Capric</w:t>
+            </w:r>
+          </w:p>
+        </w:tc>
+        <w:tc>
+          <w:tcPr>
+            <w:tcW w:type="dxa" w:w="2268"/>
+          </w:tcPr>
+          <w:p>
+            <w:pPr>
+              <w:spacing w:after="0"/>
+            </w:pPr>
+            <w:r/>
+            <w:r>
+              <w:rPr>
+                <w:b w:val="0"/>
+                <w:sz w:val="16"/>
+              </w:rPr>
+              <w:t>CCT 28,86 + Coco-Caprylate/Caprate 15,00</w:t>
+            </w:r>
+          </w:p>
+        </w:tc>
+        <w:tc>
+          <w:tcPr>
+            <w:tcW w:type="dxa" w:w="5556"/>
+          </w:tcPr>
+          <w:p>
+            <w:pPr>
+              <w:spacing w:after="0"/>
+            </w:pPr>
+            <w:r/>
+            <w:r>
+              <w:rPr>
+                <w:b w:val="0"/>
+                <w:sz w:val="16"/>
+              </w:rPr>
+              <w:t>V3 không có Coco-Caprylate/Caprate nên CCT phải gánh luôn vai trò ester dàn trải. Dưới 25% cảm giác dầu nặng, khó gội.</w:t>
+            </w:r>
+          </w:p>
+        </w:tc>
+      </w:tr>
+      <w:tr>
+        <w:tc>
+          <w:tcPr>
+            <w:tcW w:type="dxa" w:w="454"/>
+          </w:tcPr>
+          <w:p>
+            <w:pPr>
+              <w:spacing w:after="0"/>
+            </w:pPr>
+            <w:r/>
+            <w:r>
+              <w:rPr>
+                <w:b w:val="0"/>
+                <w:sz w:val="16"/>
+              </w:rPr>
+              <w:t>2</w:t>
+            </w:r>
+          </w:p>
+        </w:tc>
+        <w:tc>
+          <w:tcPr>
+            <w:tcW w:type="dxa" w:w="1587"/>
+          </w:tcPr>
+          <w:p>
+            <w:pPr>
+              <w:spacing w:after="0"/>
+            </w:pPr>
+            <w:r/>
+            <w:r>
+              <w:rPr>
+                <w:b w:val="0"/>
+                <w:sz w:val="16"/>
+              </w:rPr>
+              <w:t>Emosmart L19</w:t>
+            </w:r>
+          </w:p>
+        </w:tc>
+        <w:tc>
+          <w:tcPr>
+            <w:tcW w:type="dxa" w:w="2268"/>
+          </w:tcPr>
+          <w:p>
+            <w:pPr>
+              <w:spacing w:after="0"/>
+            </w:pPr>
+            <w:r/>
+            <w:r>
+              <w:rPr>
+                <w:b w:val="0"/>
+                <w:sz w:val="16"/>
+              </w:rPr>
+              <w:t>Coconut Alkanes 18,00 + C13-15 Alkane 10,00</w:t>
+            </w:r>
+          </w:p>
+        </w:tc>
+        <w:tc>
+          <w:tcPr>
+            <w:tcW w:type="dxa" w:w="5556"/>
+          </w:tcPr>
+          <w:p>
+            <w:pPr>
+              <w:spacing w:after="0"/>
+            </w:pPr>
+            <w:r/>
+            <w:r>
+              <w:rPr>
+                <w:b w:val="0"/>
+                <w:sz w:val="16"/>
+              </w:rPr>
+              <w:t>Thay cho 2 alkane của benchmark (tổng 28%). Tổng (1)+(2) phải ≥ 60% để đạt độ mỏng nhẹ của benchmark (~72% dầu nhẹ).</w:t>
+            </w:r>
+          </w:p>
+        </w:tc>
+      </w:tr>
+      <w:tr>
+        <w:tc>
+          <w:tcPr>
+            <w:tcW w:type="dxa" w:w="454"/>
+          </w:tcPr>
+          <w:p>
+            <w:pPr>
+              <w:spacing w:after="0"/>
+            </w:pPr>
+            <w:r/>
+            <w:r>
+              <w:rPr>
+                <w:b w:val="0"/>
+                <w:sz w:val="16"/>
+              </w:rPr>
+              <w:t>3</w:t>
+            </w:r>
+          </w:p>
+        </w:tc>
+        <w:tc>
+          <w:tcPr>
+            <w:tcW w:type="dxa" w:w="1587"/>
+          </w:tcPr>
+          <w:p>
+            <w:pPr>
+              <w:spacing w:after="0"/>
+            </w:pPr>
+            <w:r/>
+            <w:r>
+              <w:rPr>
+                <w:b w:val="0"/>
+                <w:sz w:val="16"/>
+              </w:rPr>
+              <w:t>Dầu hướng dương</w:t>
+            </w:r>
+          </w:p>
+        </w:tc>
+        <w:tc>
+          <w:tcPr>
+            <w:tcW w:type="dxa" w:w="2268"/>
+          </w:tcPr>
+          <w:p>
+            <w:pPr>
+              <w:spacing w:after="0"/>
+            </w:pPr>
+            <w:r/>
+            <w:r>
+              <w:rPr>
+                <w:b w:val="0"/>
+                <w:sz w:val="16"/>
+              </w:rPr>
+              <w:t>Sunflower 6,00 + Rapeseed 4,00</w:t>
+            </w:r>
+          </w:p>
+        </w:tc>
+        <w:tc>
+          <w:tcPr>
+            <w:tcW w:type="dxa" w:w="5556"/>
+          </w:tcPr>
+          <w:p>
+            <w:pPr>
+              <w:spacing w:after="0"/>
+            </w:pPr>
+            <w:r/>
+            <w:r>
+              <w:rPr>
+                <w:b w:val="0"/>
+                <w:sz w:val="16"/>
+              </w:rPr>
+              <w:t>Dùng làm phần bù cho đủ 100%. Ưu tiên loại high-oleic để bền oxy hóa.</w:t>
+            </w:r>
+          </w:p>
+        </w:tc>
+      </w:tr>
+      <w:tr>
+        <w:tc>
+          <w:tcPr>
+            <w:tcW w:type="dxa" w:w="454"/>
+          </w:tcPr>
+          <w:p>
+            <w:pPr>
+              <w:spacing w:after="0"/>
+            </w:pPr>
+            <w:r/>
+            <w:r>
+              <w:rPr>
+                <w:b w:val="0"/>
+                <w:sz w:val="16"/>
+              </w:rPr>
+              <w:t>4</w:t>
+            </w:r>
+          </w:p>
+        </w:tc>
+        <w:tc>
+          <w:tcPr>
+            <w:tcW w:type="dxa" w:w="1587"/>
+          </w:tcPr>
+          <w:p>
+            <w:pPr>
+              <w:spacing w:after="0"/>
+            </w:pPr>
+            <w:r/>
+            <w:r>
+              <w:rPr>
+                <w:b w:val="0"/>
+                <w:sz w:val="16"/>
+              </w:rPr>
+              <w:t>Dầu jojoba</w:t>
+            </w:r>
+          </w:p>
+        </w:tc>
+        <w:tc>
+          <w:tcPr>
+            <w:tcW w:type="dxa" w:w="2268"/>
+          </w:tcPr>
+          <w:p>
+            <w:pPr>
+              <w:spacing w:after="0"/>
+            </w:pPr>
+            <w:r/>
+            <w:r>
+              <w:rPr>
+                <w:b w:val="0"/>
+                <w:sz w:val="16"/>
+              </w:rPr>
+              <w:t>Jojoba 0,40</w:t>
+            </w:r>
+          </w:p>
+        </w:tc>
+        <w:tc>
+          <w:tcPr>
+            <w:tcW w:type="dxa" w:w="5556"/>
+          </w:tcPr>
+          <w:p>
+            <w:pPr>
+              <w:spacing w:after="0"/>
+            </w:pPr>
+            <w:r/>
+            <w:r>
+              <w:rPr>
+                <w:b w:val="0"/>
+                <w:sz w:val="16"/>
+              </w:rPr>
+              <w:t>Cao hơn benchmark để tăng khả năng “dầu hòa tan dầu”. Trên 8% dễ đục khi lạnh và cảm giác hơi sáp.</w:t>
+            </w:r>
+          </w:p>
+        </w:tc>
+      </w:tr>
+      <w:tr>
+        <w:tc>
+          <w:tcPr>
+            <w:tcW w:type="dxa" w:w="454"/>
+          </w:tcPr>
+          <w:p>
+            <w:pPr>
+              <w:spacing w:after="0"/>
+            </w:pPr>
+            <w:r/>
+            <w:r>
+              <w:rPr>
+                <w:b w:val="0"/>
+                <w:sz w:val="16"/>
+              </w:rPr>
+              <w:t>5</w:t>
+            </w:r>
+          </w:p>
+        </w:tc>
+        <w:tc>
+          <w:tcPr>
+            <w:tcW w:type="dxa" w:w="1587"/>
+          </w:tcPr>
+          <w:p>
+            <w:pPr>
+              <w:spacing w:after="0"/>
+            </w:pPr>
+            <w:r/>
+            <w:r>
+              <w:rPr>
+                <w:b w:val="0"/>
+                <w:sz w:val="16"/>
+              </w:rPr>
+              <w:t>Dầu hạt nho</w:t>
+            </w:r>
+          </w:p>
+        </w:tc>
+        <w:tc>
+          <w:tcPr>
+            <w:tcW w:type="dxa" w:w="2268"/>
+          </w:tcPr>
+          <w:p>
+            <w:pPr>
+              <w:spacing w:after="0"/>
+            </w:pPr>
+            <w:r/>
+            <w:r>
+              <w:rPr>
+                <w:b w:val="0"/>
+                <w:sz w:val="16"/>
+              </w:rPr>
+              <w:t>— (bổ sung của V3)</w:t>
+            </w:r>
+          </w:p>
+        </w:tc>
+        <w:tc>
+          <w:tcPr>
+            <w:tcW w:type="dxa" w:w="5556"/>
+          </w:tcPr>
+          <w:p>
+            <w:pPr>
+              <w:spacing w:after="0"/>
+            </w:pPr>
+            <w:r/>
+            <w:r>
+              <w:rPr>
+                <w:b w:val="0"/>
+                <w:sz w:val="16"/>
+              </w:rPr>
+              <w:t>Giữ cảm giác khô thoáng; giàu PUFA nên cần Tocopherol đi kèm.</w:t>
+            </w:r>
+          </w:p>
+        </w:tc>
+      </w:tr>
+      <w:tr>
+        <w:tc>
+          <w:tcPr>
+            <w:tcW w:type="dxa" w:w="454"/>
+          </w:tcPr>
+          <w:p>
+            <w:pPr>
+              <w:spacing w:after="0"/>
+            </w:pPr>
+            <w:r/>
+            <w:r>
+              <w:rPr>
+                <w:b w:val="0"/>
+                <w:sz w:val="16"/>
+              </w:rPr>
+              <w:t>6</w:t>
+            </w:r>
+          </w:p>
+        </w:tc>
+        <w:tc>
+          <w:tcPr>
+            <w:tcW w:type="dxa" w:w="1587"/>
+          </w:tcPr>
+          <w:p>
+            <w:pPr>
+              <w:spacing w:after="0"/>
+            </w:pPr>
+            <w:r/>
+            <w:r>
+              <w:rPr>
+                <w:b w:val="0"/>
+                <w:sz w:val="16"/>
+              </w:rPr>
+              <w:t>Dầu cám gạo</w:t>
+            </w:r>
+          </w:p>
+        </w:tc>
+        <w:tc>
+          <w:tcPr>
+            <w:tcW w:type="dxa" w:w="2268"/>
+          </w:tcPr>
+          <w:p>
+            <w:pPr>
+              <w:spacing w:after="0"/>
+            </w:pPr>
+            <w:r/>
+            <w:r>
+              <w:rPr>
+                <w:b w:val="0"/>
+                <w:sz w:val="16"/>
+              </w:rPr>
+              <w:t>Rice Bran Extract 5,00</w:t>
+            </w:r>
+          </w:p>
+        </w:tc>
+        <w:tc>
+          <w:tcPr>
+            <w:tcW w:type="dxa" w:w="5556"/>
+          </w:tcPr>
+          <w:p>
+            <w:pPr>
+              <w:spacing w:after="0"/>
+            </w:pPr>
+            <w:r/>
+            <w:r>
+              <w:rPr>
+                <w:b w:val="0"/>
+                <w:sz w:val="16"/>
+              </w:rPr>
+              <w:t>Tương đương vai trò của benchmark; trên 6% làm hệ nặng hơn.</w:t>
+            </w:r>
+          </w:p>
+        </w:tc>
+      </w:tr>
+      <w:tr>
+        <w:tc>
+          <w:tcPr>
+            <w:tcW w:type="dxa" w:w="454"/>
+          </w:tcPr>
+          <w:p>
+            <w:pPr>
+              <w:spacing w:after="0"/>
+            </w:pPr>
+            <w:r/>
+            <w:r>
+              <w:rPr>
+                <w:b w:val="0"/>
+                <w:sz w:val="16"/>
+              </w:rPr>
+              <w:t>7</w:t>
+            </w:r>
+          </w:p>
+        </w:tc>
+        <w:tc>
+          <w:tcPr>
+            <w:tcW w:type="dxa" w:w="1587"/>
+          </w:tcPr>
+          <w:p>
+            <w:pPr>
+              <w:spacing w:after="0"/>
+            </w:pPr>
+            <w:r/>
+            <w:r>
+              <w:rPr>
+                <w:b w:val="0"/>
+                <w:sz w:val="16"/>
+              </w:rPr>
+              <w:t>Dầu me rừng (Amla)</w:t>
+            </w:r>
+          </w:p>
+        </w:tc>
+        <w:tc>
+          <w:tcPr>
+            <w:tcW w:type="dxa" w:w="2268"/>
+          </w:tcPr>
+          <w:p>
+            <w:pPr>
+              <w:spacing w:after="0"/>
+            </w:pPr>
+            <w:r/>
+            <w:r>
+              <w:rPr>
+                <w:b w:val="0"/>
+                <w:sz w:val="16"/>
+              </w:rPr>
+              <w:t>Emblica Officinalis Fruit Extract 0,80 + Sesame 0,80</w:t>
+            </w:r>
+          </w:p>
+        </w:tc>
+        <w:tc>
+          <w:tcPr>
+            <w:tcW w:type="dxa" w:w="5556"/>
+          </w:tcPr>
+          <w:p>
+            <w:pPr>
+              <w:spacing w:after="0"/>
+            </w:pPr>
+            <w:r/>
+            <w:r>
+              <w:rPr>
+                <w:b w:val="0"/>
+                <w:sz w:val="16"/>
+              </w:rPr>
+              <w:t>Benchmark dùng 0,8% chiết xuất. “Amla oil” thường là chiết xuất pha loãng trong dầu nền (~5–10%) nên cần 4–6% để có lượng amla ≥ benchmark. Nếu là dạng đậm đặc thì 2–3% là đủ – xin Shizencos điều chỉnh theo nồng độ thực tế.</w:t>
+            </w:r>
+          </w:p>
+        </w:tc>
+      </w:tr>
+      <w:tr>
+        <w:tc>
+          <w:tcPr>
+            <w:tcW w:type="dxa" w:w="454"/>
+          </w:tcPr>
+          <w:p>
+            <w:pPr>
+              <w:spacing w:after="0"/>
+            </w:pPr>
+            <w:r/>
+            <w:r>
+              <w:rPr>
+                <w:b w:val="0"/>
+                <w:sz w:val="16"/>
+              </w:rPr>
+              <w:t>8</w:t>
+            </w:r>
+          </w:p>
+        </w:tc>
+        <w:tc>
+          <w:tcPr>
+            <w:tcW w:type="dxa" w:w="1587"/>
+          </w:tcPr>
+          <w:p>
+            <w:pPr>
+              <w:spacing w:after="0"/>
+            </w:pPr>
+            <w:r/>
+            <w:r>
+              <w:rPr>
+                <w:b w:val="0"/>
+                <w:sz w:val="16"/>
+              </w:rPr>
+              <w:t>Dầu Argan</w:t>
+            </w:r>
+          </w:p>
+        </w:tc>
+        <w:tc>
+          <w:tcPr>
+            <w:tcW w:type="dxa" w:w="2268"/>
+          </w:tcPr>
+          <w:p>
+            <w:pPr>
+              <w:spacing w:after="0"/>
+            </w:pPr>
+            <w:r/>
+            <w:r>
+              <w:rPr>
+                <w:b w:val="0"/>
+                <w:sz w:val="16"/>
+              </w:rPr>
+              <w:t>— (bổ sung của V3)</w:t>
+            </w:r>
+          </w:p>
+        </w:tc>
+        <w:tc>
+          <w:tcPr>
+            <w:tcW w:type="dxa" w:w="5556"/>
+          </w:tcPr>
+          <w:p>
+            <w:pPr>
+              <w:spacing w:after="0"/>
+            </w:pPr>
+            <w:r/>
+            <w:r>
+              <w:rPr>
+                <w:b w:val="0"/>
+                <w:sz w:val="16"/>
+              </w:rPr>
+              <w:t>Đủ để ghi trong danh sách thành phần; nhiều hơn làm nặng chân tóc.</w:t>
+            </w:r>
+          </w:p>
+        </w:tc>
+      </w:tr>
+      <w:tr>
+        <w:tc>
+          <w:tcPr>
+            <w:tcW w:type="dxa" w:w="454"/>
+          </w:tcPr>
+          <w:p>
+            <w:pPr>
+              <w:spacing w:after="0"/>
+            </w:pPr>
+            <w:r/>
+            <w:r>
+              <w:rPr>
+                <w:b w:val="0"/>
+                <w:sz w:val="16"/>
+              </w:rPr>
+              <w:t>9</w:t>
+            </w:r>
+          </w:p>
+        </w:tc>
+        <w:tc>
+          <w:tcPr>
+            <w:tcW w:type="dxa" w:w="1587"/>
+          </w:tcPr>
+          <w:p>
+            <w:pPr>
+              <w:spacing w:after="0"/>
+            </w:pPr>
+            <w:r/>
+            <w:r>
+              <w:rPr>
+                <w:b w:val="0"/>
+                <w:sz w:val="16"/>
+              </w:rPr>
+              <w:t>Dầu Sachi</w:t>
+            </w:r>
+          </w:p>
+        </w:tc>
+        <w:tc>
+          <w:tcPr>
+            <w:tcW w:type="dxa" w:w="2268"/>
+          </w:tcPr>
+          <w:p>
+            <w:pPr>
+              <w:spacing w:after="0"/>
+            </w:pPr>
+            <w:r/>
+            <w:r>
+              <w:rPr>
+                <w:b w:val="0"/>
+                <w:sz w:val="16"/>
+              </w:rPr>
+              <w:t>Nigella Sativa Seed Oil 2,50 (vị trí tương đương)</w:t>
+            </w:r>
+          </w:p>
+        </w:tc>
+        <w:tc>
+          <w:tcPr>
+            <w:tcW w:type="dxa" w:w="5556"/>
+          </w:tcPr>
+          <w:p>
+            <w:pPr>
+              <w:spacing w:after="0"/>
+            </w:pPr>
+            <w:r/>
+            <w:r>
+              <w:rPr>
+                <w:b w:val="0"/>
+                <w:sz w:val="16"/>
+              </w:rPr>
+              <w:t>Cùng mức với Nigella của benchmark. Dễ ôi nhất trong hệ → không vượt 3% và bắt buộc có Tocopherol.</w:t>
+            </w:r>
+          </w:p>
+        </w:tc>
+      </w:tr>
+      <w:tr>
+        <w:tc>
+          <w:tcPr>
+            <w:tcW w:type="dxa" w:w="454"/>
+          </w:tcPr>
+          <w:p>
+            <w:pPr>
+              <w:spacing w:after="0"/>
+            </w:pPr>
+            <w:r/>
+            <w:r>
+              <w:rPr>
+                <w:b w:val="0"/>
+                <w:sz w:val="16"/>
+              </w:rPr>
+              <w:t>10</w:t>
+            </w:r>
+          </w:p>
+        </w:tc>
+        <w:tc>
+          <w:tcPr>
+            <w:tcW w:type="dxa" w:w="1587"/>
+          </w:tcPr>
+          <w:p>
+            <w:pPr>
+              <w:spacing w:after="0"/>
+            </w:pPr>
+            <w:r/>
+            <w:r>
+              <w:rPr>
+                <w:b w:val="0"/>
+                <w:sz w:val="16"/>
+              </w:rPr>
+              <w:t>Dầu chùm ngây</w:t>
+            </w:r>
+          </w:p>
+        </w:tc>
+        <w:tc>
+          <w:tcPr>
+            <w:tcW w:type="dxa" w:w="2268"/>
+          </w:tcPr>
+          <w:p>
+            <w:pPr>
+              <w:spacing w:after="0"/>
+            </w:pPr>
+            <w:r/>
+            <w:r>
+              <w:rPr>
+                <w:b w:val="0"/>
+                <w:sz w:val="16"/>
+              </w:rPr>
+              <w:t>Moringa 0,75</w:t>
+            </w:r>
+          </w:p>
+        </w:tc>
+        <w:tc>
+          <w:tcPr>
+            <w:tcW w:type="dxa" w:w="5556"/>
+          </w:tcPr>
+          <w:p>
+            <w:pPr>
+              <w:spacing w:after="0"/>
+            </w:pPr>
+            <w:r/>
+            <w:r>
+              <w:rPr>
+                <w:b w:val="0"/>
+                <w:sz w:val="16"/>
+              </w:rPr>
+              <w:t>Gấp ~2,5 lần benchmark để tăng nhóm công dụng bảo vệ màng lipid trước gội.</w:t>
+            </w:r>
+          </w:p>
+        </w:tc>
+      </w:tr>
+      <w:tr>
+        <w:tc>
+          <w:tcPr>
+            <w:tcW w:type="dxa" w:w="454"/>
+          </w:tcPr>
+          <w:p>
+            <w:pPr>
+              <w:spacing w:after="0"/>
+            </w:pPr>
+            <w:r/>
+            <w:r>
+              <w:rPr>
+                <w:b w:val="0"/>
+                <w:sz w:val="16"/>
+              </w:rPr>
+              <w:t>11</w:t>
+            </w:r>
+          </w:p>
+        </w:tc>
+        <w:tc>
+          <w:tcPr>
+            <w:tcW w:type="dxa" w:w="1587"/>
+          </w:tcPr>
+          <w:p>
+            <w:pPr>
+              <w:spacing w:after="0"/>
+            </w:pPr>
+            <w:r/>
+            <w:r>
+              <w:rPr>
+                <w:b w:val="0"/>
+                <w:sz w:val="16"/>
+              </w:rPr>
+              <w:t>Dầu Neem</w:t>
+            </w:r>
+          </w:p>
+        </w:tc>
+        <w:tc>
+          <w:tcPr>
+            <w:tcW w:type="dxa" w:w="2268"/>
+          </w:tcPr>
+          <w:p>
+            <w:pPr>
+              <w:spacing w:after="0"/>
+            </w:pPr>
+            <w:r/>
+            <w:r>
+              <w:rPr>
+                <w:b w:val="0"/>
+                <w:sz w:val="16"/>
+              </w:rPr>
+              <w:t>Melia Azadirachta (extract/lá/hoa) tổng 0,58</w:t>
+            </w:r>
+          </w:p>
+        </w:tc>
+        <w:tc>
+          <w:tcPr>
+            <w:tcW w:type="dxa" w:w="5556"/>
+          </w:tcPr>
+          <w:p>
+            <w:pPr>
+              <w:spacing w:after="0"/>
+            </w:pPr>
+            <w:r/>
+            <w:r>
+              <w:rPr>
+                <w:b w:val="0"/>
+                <w:sz w:val="16"/>
+              </w:rPr>
+              <w:t>Tương đương tổng Neem của benchmark. Dầu hạt Neem có mùi tỏi–lưu huỳnh rất mạnh: trên 0,7% sẽ lấn hương.</w:t>
+            </w:r>
+          </w:p>
+        </w:tc>
+      </w:tr>
+      <w:tr>
+        <w:tc>
+          <w:tcPr>
+            <w:tcW w:type="dxa" w:w="454"/>
+          </w:tcPr>
+          <w:p>
+            <w:pPr>
+              <w:spacing w:after="0"/>
+            </w:pPr>
+            <w:r/>
+            <w:r>
+              <w:rPr>
+                <w:b w:val="0"/>
+                <w:sz w:val="16"/>
+              </w:rPr>
+              <w:t>12</w:t>
+            </w:r>
+          </w:p>
+        </w:tc>
+        <w:tc>
+          <w:tcPr>
+            <w:tcW w:type="dxa" w:w="1587"/>
+          </w:tcPr>
+          <w:p>
+            <w:pPr>
+              <w:spacing w:after="0"/>
+            </w:pPr>
+            <w:r/>
+            <w:r>
+              <w:rPr>
+                <w:b w:val="0"/>
+                <w:sz w:val="16"/>
+              </w:rPr>
+              <w:t>BAKUCHIOL 99%</w:t>
+            </w:r>
+          </w:p>
+        </w:tc>
+        <w:tc>
+          <w:tcPr>
+            <w:tcW w:type="dxa" w:w="2268"/>
+          </w:tcPr>
+          <w:p>
+            <w:pPr>
+              <w:spacing w:after="0"/>
+            </w:pPr>
+            <w:r/>
+            <w:r>
+              <w:rPr>
+                <w:b w:val="0"/>
+                <w:sz w:val="16"/>
+              </w:rPr>
+              <w:t>Psoralea Corylifolia Seed Extract 0,20 (chỉ chứa ít bakuchiol)</w:t>
+            </w:r>
+          </w:p>
+        </w:tc>
+        <w:tc>
+          <w:tcPr>
+            <w:tcW w:type="dxa" w:w="5556"/>
+          </w:tcPr>
+          <w:p>
+            <w:pPr>
+              <w:spacing w:after="0"/>
+            </w:pPr>
+            <w:r/>
+            <w:r>
+              <w:rPr>
+                <w:b w:val="0"/>
+                <w:sz w:val="16"/>
+              </w:rPr>
+              <w:t>Mức hiệu quả được nghiên cứu trên da là 0,5–1%. Sản phẩm rửa trôi (lưu 15–40 phút) nên chọn 0,8% để bù thời gian tiếp xúc ngắn; trên 1% tăng chi phí, ít tăng hiệu quả.</w:t>
+            </w:r>
+          </w:p>
+        </w:tc>
+      </w:tr>
+      <w:tr>
+        <w:tc>
+          <w:tcPr>
+            <w:tcW w:type="dxa" w:w="454"/>
+          </w:tcPr>
+          <w:p>
+            <w:pPr>
+              <w:spacing w:after="0"/>
+            </w:pPr>
+            <w:r/>
+            <w:r>
+              <w:rPr>
+                <w:b w:val="0"/>
+                <w:sz w:val="16"/>
+              </w:rPr>
+              <w:t>13</w:t>
+            </w:r>
+          </w:p>
+        </w:tc>
+        <w:tc>
+          <w:tcPr>
+            <w:tcW w:type="dxa" w:w="1587"/>
+          </w:tcPr>
+          <w:p>
+            <w:pPr>
+              <w:spacing w:after="0"/>
+            </w:pPr>
+            <w:r/>
+            <w:r>
+              <w:rPr>
+                <w:b w:val="0"/>
+                <w:sz w:val="16"/>
+              </w:rPr>
+              <w:t>Tinh dầu hương thảo</w:t>
+            </w:r>
+          </w:p>
+        </w:tc>
+        <w:tc>
+          <w:tcPr>
+            <w:tcW w:type="dxa" w:w="2268"/>
+          </w:tcPr>
+          <w:p>
+            <w:pPr>
+              <w:spacing w:after="0"/>
+            </w:pPr>
+            <w:r/>
+            <w:r>
+              <w:rPr>
+                <w:b w:val="0"/>
+                <w:sz w:val="16"/>
+              </w:rPr>
+              <w:t>Rosemary Leaf Extract 0,35</w:t>
+            </w:r>
+          </w:p>
+        </w:tc>
+        <w:tc>
+          <w:tcPr>
+            <w:tcW w:type="dxa" w:w="5556"/>
+          </w:tcPr>
+          <w:p>
+            <w:pPr>
+              <w:spacing w:after="0"/>
+            </w:pPr>
+            <w:r/>
+            <w:r>
+              <w:rPr>
+                <w:b w:val="0"/>
+                <w:sz w:val="16"/>
+              </w:rPr>
+              <w:t>Mạnh hơn benchmark (dạng tinh dầu, 1%). Trên 1,5% mùi long não gắt và tăng nguy cơ kích ứng.</w:t>
+            </w:r>
+          </w:p>
+        </w:tc>
+      </w:tr>
+      <w:tr>
+        <w:tc>
+          <w:tcPr>
+            <w:tcW w:type="dxa" w:w="454"/>
+          </w:tcPr>
+          <w:p>
+            <w:pPr>
+              <w:spacing w:after="0"/>
+            </w:pPr>
+            <w:r/>
+            <w:r>
+              <w:rPr>
+                <w:b w:val="0"/>
+                <w:sz w:val="16"/>
+              </w:rPr>
+              <w:t>14</w:t>
+            </w:r>
+          </w:p>
+        </w:tc>
+        <w:tc>
+          <w:tcPr>
+            <w:tcW w:type="dxa" w:w="1587"/>
+          </w:tcPr>
+          <w:p>
+            <w:pPr>
+              <w:spacing w:after="0"/>
+            </w:pPr>
+            <w:r/>
+            <w:r>
+              <w:rPr>
+                <w:b w:val="0"/>
+                <w:sz w:val="16"/>
+              </w:rPr>
+              <w:t>Tinh dầu bưởi da xanh</w:t>
+            </w:r>
+          </w:p>
+        </w:tc>
+        <w:tc>
+          <w:tcPr>
+            <w:tcW w:type="dxa" w:w="2268"/>
+          </w:tcPr>
+          <w:p>
+            <w:pPr>
+              <w:spacing w:after="0"/>
+            </w:pPr>
+            <w:r/>
+            <w:r>
+              <w:rPr>
+                <w:b w:val="0"/>
+                <w:sz w:val="16"/>
+              </w:rPr>
+              <w:t>Parfum 0,35</w:t>
+            </w:r>
+          </w:p>
+        </w:tc>
+        <w:tc>
+          <w:tcPr>
+            <w:tcW w:type="dxa" w:w="5556"/>
+          </w:tcPr>
+          <w:p>
+            <w:pPr>
+              <w:spacing w:after="0"/>
+            </w:pPr>
+            <w:r/>
+            <w:r>
+              <w:rPr>
+                <w:b w:val="0"/>
+                <w:sz w:val="16"/>
+              </w:rPr>
+              <w:t>Thay vai trò hương của benchmark. Limonene oxy hóa là chất gây mẫn cảm → không vượt 0,8%; ưu tiên loại chưng cất/FCF.</w:t>
+            </w:r>
+          </w:p>
+        </w:tc>
+      </w:tr>
+      <w:tr>
+        <w:tc>
+          <w:tcPr>
+            <w:tcW w:type="dxa" w:w="454"/>
+          </w:tcPr>
+          <w:p>
+            <w:pPr>
+              <w:spacing w:after="0"/>
+            </w:pPr>
+            <w:r/>
+            <w:r>
+              <w:rPr>
+                <w:b w:val="0"/>
+                <w:sz w:val="16"/>
+              </w:rPr>
+              <w:t>15</w:t>
+            </w:r>
+          </w:p>
+        </w:tc>
+        <w:tc>
+          <w:tcPr>
+            <w:tcW w:type="dxa" w:w="1587"/>
+          </w:tcPr>
+          <w:p>
+            <w:pPr>
+              <w:spacing w:after="0"/>
+            </w:pPr>
+            <w:r/>
+            <w:r>
+              <w:rPr>
+                <w:b w:val="0"/>
+                <w:sz w:val="16"/>
+              </w:rPr>
+              <w:t>Tinh dầu tràm trà</w:t>
+            </w:r>
+          </w:p>
+        </w:tc>
+        <w:tc>
+          <w:tcPr>
+            <w:tcW w:type="dxa" w:w="2268"/>
+          </w:tcPr>
+          <w:p>
+            <w:pPr>
+              <w:spacing w:after="0"/>
+            </w:pPr>
+            <w:r/>
+            <w:r>
+              <w:rPr>
+                <w:b w:val="0"/>
+                <w:sz w:val="16"/>
+              </w:rPr>
+              <w:t>Basil / Holy Basil / Neem (vai trò tương đương)</w:t>
+            </w:r>
+          </w:p>
+        </w:tc>
+        <w:tc>
+          <w:tcPr>
+            <w:tcW w:type="dxa" w:w="5556"/>
+          </w:tcPr>
+          <w:p>
+            <w:pPr>
+              <w:spacing w:after="0"/>
+            </w:pPr>
+            <w:r/>
+            <w:r>
+              <w:rPr>
+                <w:b w:val="0"/>
+                <w:sz w:val="16"/>
+              </w:rPr>
+              <w:t>Dữ liệu giảm gàu có ở mức 5% trong dầu gội; với dầu lưu 15–40 phút, 0,8–1% là mức hiệu quả cao nhất còn an toàn cho da đầu.</w:t>
+            </w:r>
+          </w:p>
+        </w:tc>
+      </w:tr>
+      <w:tr>
+        <w:tc>
+          <w:tcPr>
+            <w:tcW w:type="dxa" w:w="454"/>
+          </w:tcPr>
+          <w:p>
+            <w:pPr>
+              <w:spacing w:after="0"/>
+            </w:pPr>
+            <w:r/>
+            <w:r>
+              <w:rPr>
+                <w:b w:val="0"/>
+                <w:sz w:val="16"/>
+              </w:rPr>
+              <w:t>16</w:t>
+            </w:r>
+          </w:p>
+        </w:tc>
+        <w:tc>
+          <w:tcPr>
+            <w:tcW w:type="dxa" w:w="1587"/>
+          </w:tcPr>
+          <w:p>
+            <w:pPr>
+              <w:spacing w:after="0"/>
+            </w:pPr>
+            <w:r/>
+            <w:r>
+              <w:rPr>
+                <w:b w:val="0"/>
+                <w:sz w:val="16"/>
+              </w:rPr>
+              <w:t>Tinh dầu bạc hà</w:t>
+            </w:r>
+          </w:p>
+        </w:tc>
+        <w:tc>
+          <w:tcPr>
+            <w:tcW w:type="dxa" w:w="2268"/>
+          </w:tcPr>
+          <w:p>
+            <w:pPr>
+              <w:spacing w:after="0"/>
+            </w:pPr>
+            <w:r/>
+            <w:r>
+              <w:rPr>
+                <w:b w:val="0"/>
+                <w:sz w:val="16"/>
+              </w:rPr>
+              <w:t>— (bổ sung của V3)</w:t>
+            </w:r>
+          </w:p>
+        </w:tc>
+        <w:tc>
+          <w:tcPr>
+            <w:tcW w:type="dxa" w:w="5556"/>
+          </w:tcPr>
+          <w:p>
+            <w:pPr>
+              <w:spacing w:after="0"/>
+            </w:pPr>
+            <w:r/>
+            <w:r>
+              <w:rPr>
+                <w:b w:val="0"/>
+                <w:sz w:val="16"/>
+              </w:rPr>
+              <w:t>0,3% ≈ 0,12–0,15% menthol: mát rõ nhưng không buốt. Trên 0,5% buốt rát ở da đầu nhạy cảm.</w:t>
+            </w:r>
+          </w:p>
+        </w:tc>
+      </w:tr>
+      <w:tr>
+        <w:tc>
+          <w:tcPr>
+            <w:tcW w:type="dxa" w:w="454"/>
+          </w:tcPr>
+          <w:p>
+            <w:pPr>
+              <w:spacing w:after="0"/>
+            </w:pPr>
+            <w:r/>
+            <w:r>
+              <w:rPr>
+                <w:b w:val="0"/>
+                <w:sz w:val="16"/>
+              </w:rPr>
+              <w:t>17</w:t>
+            </w:r>
+          </w:p>
+        </w:tc>
+        <w:tc>
+          <w:tcPr>
+            <w:tcW w:type="dxa" w:w="1587"/>
+          </w:tcPr>
+          <w:p>
+            <w:pPr>
+              <w:spacing w:after="0"/>
+            </w:pPr>
+            <w:r/>
+            <w:r>
+              <w:rPr>
+                <w:b w:val="0"/>
+                <w:sz w:val="16"/>
+              </w:rPr>
+              <w:t>Tinh dầu oải hương</w:t>
+            </w:r>
+          </w:p>
+        </w:tc>
+        <w:tc>
+          <w:tcPr>
+            <w:tcW w:type="dxa" w:w="2268"/>
+          </w:tcPr>
+          <w:p>
+            <w:pPr>
+              <w:spacing w:after="0"/>
+            </w:pPr>
+            <w:r/>
+            <w:r>
+              <w:rPr>
+                <w:b w:val="0"/>
+                <w:sz w:val="16"/>
+              </w:rPr>
+              <w:t>Lavender 0,35 + Clary Sage 0,12</w:t>
+            </w:r>
+          </w:p>
+        </w:tc>
+        <w:tc>
+          <w:tcPr>
+            <w:tcW w:type="dxa" w:w="5556"/>
+          </w:tcPr>
+          <w:p>
+            <w:pPr>
+              <w:spacing w:after="0"/>
+            </w:pPr>
+            <w:r/>
+            <w:r>
+              <w:rPr>
+                <w:b w:val="0"/>
+                <w:sz w:val="16"/>
+              </w:rPr>
+              <w:t>Tương đương benchmark; cân bằng mùi gắt của tràm trà/hương thảo.</w:t>
+            </w:r>
+          </w:p>
+        </w:tc>
+      </w:tr>
+      <w:tr>
+        <w:tc>
+          <w:tcPr>
+            <w:tcW w:type="dxa" w:w="454"/>
+          </w:tcPr>
+          <w:p>
+            <w:pPr>
+              <w:spacing w:after="0"/>
+            </w:pPr>
+            <w:r/>
+            <w:r>
+              <w:rPr>
+                <w:b w:val="0"/>
+                <w:sz w:val="16"/>
+              </w:rPr>
+              <w:t>18</w:t>
+            </w:r>
+          </w:p>
+        </w:tc>
+        <w:tc>
+          <w:tcPr>
+            <w:tcW w:type="dxa" w:w="1587"/>
+          </w:tcPr>
+          <w:p>
+            <w:pPr>
+              <w:spacing w:after="0"/>
+            </w:pPr>
+            <w:r/>
+            <w:r>
+              <w:rPr>
+                <w:b w:val="0"/>
+                <w:sz w:val="16"/>
+              </w:rPr>
+              <w:t>Tinh dầu gừng</w:t>
+            </w:r>
+          </w:p>
+        </w:tc>
+        <w:tc>
+          <w:tcPr>
+            <w:tcW w:type="dxa" w:w="2268"/>
+          </w:tcPr>
+          <w:p>
+            <w:pPr>
+              <w:spacing w:after="0"/>
+            </w:pPr>
+            <w:r/>
+            <w:r>
+              <w:rPr>
+                <w:b w:val="0"/>
+                <w:sz w:val="16"/>
+              </w:rPr>
+              <w:t>— (bổ sung của V3)</w:t>
+            </w:r>
+          </w:p>
+        </w:tc>
+        <w:tc>
+          <w:tcPr>
+            <w:tcW w:type="dxa" w:w="5556"/>
+          </w:tcPr>
+          <w:p>
+            <w:pPr>
+              <w:spacing w:after="0"/>
+            </w:pPr>
+            <w:r/>
+            <w:r>
+              <w:rPr>
+                <w:b w:val="0"/>
+                <w:sz w:val="16"/>
+              </w:rPr>
+              <w:t>Chỉ dùng tạo cảm giác ấm. Dữ liệu trên chuột cho thấy 6-gingerol có thể ức chế sợi tóc → không tăng.</w:t>
+            </w:r>
+          </w:p>
+        </w:tc>
+      </w:tr>
+      <w:tr>
+        <w:tc>
+          <w:tcPr>
+            <w:tcW w:type="dxa" w:w="454"/>
+          </w:tcPr>
+          <w:p>
+            <w:pPr>
+              <w:spacing w:after="0"/>
+            </w:pPr>
+            <w:r/>
+            <w:r>
+              <w:rPr>
+                <w:b w:val="0"/>
+                <w:sz w:val="16"/>
+              </w:rPr>
+              <w:t>19</w:t>
+            </w:r>
+          </w:p>
+        </w:tc>
+        <w:tc>
+          <w:tcPr>
+            <w:tcW w:type="dxa" w:w="1587"/>
+          </w:tcPr>
+          <w:p>
+            <w:pPr>
+              <w:spacing w:after="0"/>
+            </w:pPr>
+            <w:r/>
+            <w:r>
+              <w:rPr>
+                <w:b w:val="0"/>
+                <w:sz w:val="16"/>
+              </w:rPr>
+              <w:t>Tinh dầu nghệ</w:t>
+            </w:r>
+          </w:p>
+        </w:tc>
+        <w:tc>
+          <w:tcPr>
+            <w:tcW w:type="dxa" w:w="2268"/>
+          </w:tcPr>
+          <w:p>
+            <w:pPr>
+              <w:spacing w:after="0"/>
+            </w:pPr>
+            <w:r/>
+            <w:r>
+              <w:rPr>
+                <w:b w:val="0"/>
+                <w:sz w:val="16"/>
+              </w:rPr>
+              <w:t>Turmeric Root Extract 0,06</w:t>
+            </w:r>
+          </w:p>
+        </w:tc>
+        <w:tc>
+          <w:tcPr>
+            <w:tcW w:type="dxa" w:w="5556"/>
+          </w:tcPr>
+          <w:p>
+            <w:pPr>
+              <w:spacing w:after="0"/>
+            </w:pPr>
+            <w:r/>
+            <w:r>
+              <w:rPr>
+                <w:b w:val="0"/>
+                <w:sz w:val="16"/>
+              </w:rPr>
+              <w:t>Gấp ~3 lần benchmark; mùi đất mạnh nên không vượt 0,3%.</w:t>
+            </w:r>
+          </w:p>
+        </w:tc>
+      </w:tr>
+      <w:tr>
+        <w:tc>
+          <w:tcPr>
+            <w:tcW w:type="dxa" w:w="454"/>
+          </w:tcPr>
+          <w:p>
+            <w:pPr>
+              <w:spacing w:after="0"/>
+            </w:pPr>
+            <w:r/>
+            <w:r>
+              <w:rPr>
+                <w:b w:val="0"/>
+                <w:sz w:val="16"/>
+              </w:rPr>
+              <w:t>20</w:t>
+            </w:r>
+          </w:p>
+        </w:tc>
+        <w:tc>
+          <w:tcPr>
+            <w:tcW w:type="dxa" w:w="1587"/>
+          </w:tcPr>
+          <w:p>
+            <w:pPr>
+              <w:spacing w:after="0"/>
+            </w:pPr>
+            <w:r/>
+            <w:r>
+              <w:rPr>
+                <w:b w:val="0"/>
+                <w:sz w:val="16"/>
+              </w:rPr>
+              <w:t>Bisabolol</w:t>
+            </w:r>
+          </w:p>
+        </w:tc>
+        <w:tc>
+          <w:tcPr>
+            <w:tcW w:type="dxa" w:w="2268"/>
+          </w:tcPr>
+          <w:p>
+            <w:pPr>
+              <w:spacing w:after="0"/>
+            </w:pPr>
+            <w:r/>
+            <w:r>
+              <w:rPr>
+                <w:b w:val="0"/>
+                <w:sz w:val="16"/>
+              </w:rPr>
+              <w:t>Aloe / Basil (vai trò làm dịu)</w:t>
+            </w:r>
+          </w:p>
+        </w:tc>
+        <w:tc>
+          <w:tcPr>
+            <w:tcW w:type="dxa" w:w="5556"/>
+          </w:tcPr>
+          <w:p>
+            <w:pPr>
+              <w:spacing w:after="0"/>
+            </w:pPr>
+            <w:r/>
+            <w:r>
+              <w:rPr>
+                <w:b w:val="0"/>
+                <w:sz w:val="16"/>
+              </w:rPr>
+              <w:t>0,5% đủ trung hòa cảm giác châm chích của 3,3% tinh dầu.</w:t>
+            </w:r>
+          </w:p>
+        </w:tc>
+      </w:tr>
+      <w:tr>
+        <w:tc>
+          <w:tcPr>
+            <w:tcW w:type="dxa" w:w="454"/>
+          </w:tcPr>
+          <w:p>
+            <w:pPr>
+              <w:spacing w:after="0"/>
+            </w:pPr>
+            <w:r/>
+            <w:r>
+              <w:rPr>
+                <w:b w:val="0"/>
+                <w:sz w:val="16"/>
+              </w:rPr>
+              <w:t>21</w:t>
+            </w:r>
+          </w:p>
+        </w:tc>
+        <w:tc>
+          <w:tcPr>
+            <w:tcW w:type="dxa" w:w="1587"/>
+          </w:tcPr>
+          <w:p>
+            <w:pPr>
+              <w:spacing w:after="0"/>
+            </w:pPr>
+            <w:r/>
+            <w:r>
+              <w:rPr>
+                <w:b w:val="0"/>
+                <w:sz w:val="16"/>
+              </w:rPr>
+              <w:t>Vitamin E</w:t>
+            </w:r>
+          </w:p>
+        </w:tc>
+        <w:tc>
+          <w:tcPr>
+            <w:tcW w:type="dxa" w:w="2268"/>
+          </w:tcPr>
+          <w:p>
+            <w:pPr>
+              <w:spacing w:after="0"/>
+            </w:pPr>
+            <w:r/>
+            <w:r>
+              <w:rPr>
+                <w:b w:val="0"/>
+                <w:sz w:val="16"/>
+              </w:rPr>
+              <w:t>—</w:t>
+            </w:r>
+          </w:p>
+        </w:tc>
+        <w:tc>
+          <w:tcPr>
+            <w:tcW w:type="dxa" w:w="5556"/>
+          </w:tcPr>
+          <w:p>
+            <w:pPr>
+              <w:spacing w:after="0"/>
+            </w:pPr>
+            <w:r/>
+            <w:r>
+              <w:rPr>
+                <w:b w:val="0"/>
+                <w:sz w:val="16"/>
+              </w:rPr>
+              <w:t>Dạng ester bền, phục vụ dưỡng da; không thay được Tocopherol để bảo vệ dầu.</w:t>
+            </w:r>
+          </w:p>
+        </w:tc>
+      </w:tr>
+      <w:tr>
+        <w:tc>
+          <w:tcPr>
+            <w:tcW w:type="dxa" w:w="454"/>
+          </w:tcPr>
+          <w:p>
+            <w:pPr>
+              <w:spacing w:after="0"/>
+            </w:pPr>
+            <w:r/>
+            <w:r>
+              <w:rPr>
+                <w:b w:val="0"/>
+                <w:sz w:val="16"/>
+              </w:rPr>
+              <w:t>22</w:t>
+            </w:r>
+          </w:p>
+        </w:tc>
+        <w:tc>
+          <w:tcPr>
+            <w:tcW w:type="dxa" w:w="1587"/>
+          </w:tcPr>
+          <w:p>
+            <w:pPr>
+              <w:spacing w:after="0"/>
+            </w:pPr>
+            <w:r/>
+            <w:r>
+              <w:rPr>
+                <w:b w:val="0"/>
+                <w:sz w:val="16"/>
+              </w:rPr>
+              <w:t>Tocopherol 100</w:t>
+            </w:r>
+          </w:p>
+        </w:tc>
+        <w:tc>
+          <w:tcPr>
+            <w:tcW w:type="dxa" w:w="2268"/>
+          </w:tcPr>
+          <w:p>
+            <w:pPr>
+              <w:spacing w:after="0"/>
+            </w:pPr>
+            <w:r/>
+            <w:r>
+              <w:rPr>
+                <w:b w:val="0"/>
+                <w:sz w:val="16"/>
+              </w:rPr>
+              <w:t>Tocopherol 0,45 + Pentaerythrityl… 0,10</w:t>
+            </w:r>
+          </w:p>
+        </w:tc>
+        <w:tc>
+          <w:tcPr>
+            <w:tcW w:type="dxa" w:w="5556"/>
+          </w:tcPr>
+          <w:p>
+            <w:pPr>
+              <w:spacing w:after="0"/>
+            </w:pPr>
+            <w:r/>
+            <w:r>
+              <w:rPr>
+                <w:b w:val="0"/>
+                <w:sz w:val="16"/>
+              </w:rPr>
+              <w:t>Đủ bảo vệ hệ dầu giàu PUFA; trên 0,5% Tocopherol có thể thành pro-oxidant và đổi mùi.</w:t>
+            </w:r>
+          </w:p>
+        </w:tc>
+      </w:tr>
+    </w:tbl>
+    <w:p>
+      <w:pPr>
+        <w:spacing w:after="40"/>
+      </w:pPr>
+    </w:p>
+    <w:p>
+      <w:pPr>
+        <w:pStyle w:val="Heading3"/>
+      </w:pPr>
+      <w:r>
+        <w:t>So với file đề xuất cải tiến Shizencos trước đây</w:t>
       </w:r>
     </w:p>
     <w:tbl>
@@ -7267,7 +9679,7 @@
                 <w:color w:val="FFFFFF"/>
                 <w:sz w:val="17"/>
               </w:rPr>
-              <w:t>V3.1</w:t>
+              <w:t>Khung mới (tối ưu)</w:t>
             </w:r>
           </w:p>
         </w:tc>
@@ -7418,7 +9830,7 @@
                 <w:b w:val="0"/>
                 <w:sz w:val="17"/>
               </w:rPr>
-              <w:t>3,0%</w:t>
+              <w:t>3,3%</w:t>
             </w:r>
           </w:p>
         </w:tc>
@@ -7436,7 +9848,7 @@
                 <w:b w:val="0"/>
                 <w:sz w:val="17"/>
               </w:rPr>
-              <w:t>Giảm rủi ro châm chích/kích ứng, giảm lượng allergen phải ghi nhãn</w:t>
+              <w:t>Giảm rủi ro châm chích/kích ứng, giảm allergen phải ghi nhãn</w:t>
             </w:r>
           </w:p>
         </w:tc>
@@ -7456,7 +9868,7 @@
                 <w:b w:val="0"/>
                 <w:sz w:val="17"/>
               </w:rPr>
-              <w:t>Bisabolol</w:t>
+              <w:t>Bakuchiol</w:t>
             </w:r>
           </w:p>
         </w:tc>
@@ -7474,7 +9886,7 @@
                 <w:b w:val="0"/>
                 <w:sz w:val="17"/>
               </w:rPr>
-              <w:t>0,7</w:t>
+              <w:t>0,5</w:t>
             </w:r>
           </w:p>
         </w:tc>
@@ -7492,7 +9904,7 @@
                 <w:b w:val="0"/>
                 <w:sz w:val="17"/>
               </w:rPr>
-              <w:t>0,5</w:t>
+              <w:t>0,8</w:t>
             </w:r>
           </w:p>
         </w:tc>
@@ -7510,7 +9922,7 @@
                 <w:b w:val="0"/>
                 <w:sz w:val="17"/>
               </w:rPr>
-              <w:t>Đủ hiệu quả làm dịu khi tinh dầu đã giảm; tiết kiệm chi phí</w:t>
+              <w:t>Sản phẩm rửa trôi – bù thời gian tiếp xúc ngắn</w:t>
             </w:r>
           </w:p>
         </w:tc>
@@ -7530,7 +9942,7 @@
                 <w:b w:val="0"/>
                 <w:sz w:val="17"/>
               </w:rPr>
-              <w:t>Tocopherol</w:t>
+              <w:t>Amla</w:t>
             </w:r>
           </w:p>
         </w:tc>
@@ -7548,7 +9960,7 @@
                 <w:b w:val="0"/>
                 <w:sz w:val="17"/>
               </w:rPr>
-              <w:t>0,5</w:t>
+              <w:t>3,0 (extract)</w:t>
             </w:r>
           </w:p>
         </w:tc>
@@ -7566,7 +9978,7 @@
                 <w:b w:val="0"/>
                 <w:sz w:val="17"/>
               </w:rPr>
-              <w:t>0,3</w:t>
+              <w:t>5,0 (Amla oil)</w:t>
             </w:r>
           </w:p>
         </w:tc>
@@ -7584,7 +9996,81 @@
                 <w:b w:val="0"/>
                 <w:sz w:val="17"/>
               </w:rPr>
-              <w:t>Đủ bảo vệ; tránh hiệu ứng pro-oxidant &amp; mùi</w:t>
+              <w:t>“Amla oil” thường là dạng pha loãng trong dầu nền</w:t>
+            </w:r>
+          </w:p>
+        </w:tc>
+      </w:tr>
+      <w:tr>
+        <w:tc>
+          <w:tcPr>
+            <w:tcW w:type="dxa" w:w="1814"/>
+          </w:tcPr>
+          <w:p>
+            <w:pPr>
+              <w:spacing w:after="0"/>
+            </w:pPr>
+            <w:r/>
+            <w:r>
+              <w:rPr>
+                <w:b w:val="0"/>
+                <w:sz w:val="17"/>
+              </w:rPr>
+              <w:t>Bisabolol / Tocopherol</w:t>
+            </w:r>
+          </w:p>
+        </w:tc>
+        <w:tc>
+          <w:tcPr>
+            <w:tcW w:type="dxa" w:w="1814"/>
+          </w:tcPr>
+          <w:p>
+            <w:pPr>
+              <w:spacing w:after="0"/>
+            </w:pPr>
+            <w:r/>
+            <w:r>
+              <w:rPr>
+                <w:b w:val="0"/>
+                <w:sz w:val="17"/>
+              </w:rPr>
+              <w:t>0,7 / 0,5</w:t>
+            </w:r>
+          </w:p>
+        </w:tc>
+        <w:tc>
+          <w:tcPr>
+            <w:tcW w:type="dxa" w:w="1814"/>
+          </w:tcPr>
+          <w:p>
+            <w:pPr>
+              <w:spacing w:after="0"/>
+            </w:pPr>
+            <w:r/>
+            <w:r>
+              <w:rPr>
+                <w:b w:val="0"/>
+                <w:sz w:val="17"/>
+              </w:rPr>
+              <w:t>0,5 / 0,3</w:t>
+            </w:r>
+          </w:p>
+        </w:tc>
+        <w:tc>
+          <w:tcPr>
+            <w:tcW w:type="dxa" w:w="4422"/>
+          </w:tcPr>
+          <w:p>
+            <w:pPr>
+              <w:spacing w:after="0"/>
+            </w:pPr>
+            <w:r/>
+            <w:r>
+              <w:rPr>
+                <w:b w:val="0"/>
+                <w:sz w:val="17"/>
+              </w:rPr>
+              <w:t>Đủ hiệu quả; tránh pro-oxidant &amp; tiết kiệm</w:t>
             </w:r>
           </w:p>
         </w:tc>
@@ -7686,9 +10172,9 @@
         <w:tblLook w:firstColumn="1" w:firstRow="1" w:lastColumn="0" w:lastRow="0" w:noHBand="0" w:noVBand="1" w:val="04A0"/>
       </w:tblPr>
       <w:tblGrid>
-        <w:gridCol w:w="340"/>
-        <w:gridCol w:w="2551"/>
-        <w:gridCol w:w="3175"/>
+        <w:gridCol w:w="453"/>
+        <w:gridCol w:w="2494"/>
+        <w:gridCol w:w="3118"/>
         <w:gridCol w:w="3798"/>
       </w:tblGrid>
       <w:tr>
@@ -7697,7 +10183,7 @@
         </w:trPr>
         <w:tc>
           <w:tcPr>
-            <w:tcW w:type="dxa" w:w="340"/>
+            <w:tcW w:type="dxa" w:w="454"/>
             <w:shd w:val="clear" w:color="auto" w:fill="1F5E3B"/>
           </w:tcPr>
           <w:p>
@@ -7718,7 +10204,7 @@
         </w:tc>
         <w:tc>
           <w:tcPr>
-            <w:tcW w:type="dxa" w:w="2551"/>
+            <w:tcW w:type="dxa" w:w="2494"/>
             <w:shd w:val="clear" w:color="auto" w:fill="1F5E3B"/>
           </w:tcPr>
           <w:p>
@@ -7739,7 +10225,7 @@
         </w:tc>
         <w:tc>
           <w:tcPr>
-            <w:tcW w:type="dxa" w:w="3175"/>
+            <w:tcW w:type="dxa" w:w="3118"/>
             <w:shd w:val="clear" w:color="auto" w:fill="1F5E3B"/>
           </w:tcPr>
           <w:p>
@@ -7783,7 +10269,7 @@
       <w:tr>
         <w:tc>
           <w:tcPr>
-            <w:tcW w:type="dxa" w:w="340"/>
+            <w:tcW w:type="dxa" w:w="454"/>
           </w:tcPr>
           <w:p>
             <w:pPr>
@@ -7801,7 +10287,7 @@
         </w:tc>
         <w:tc>
           <w:tcPr>
-            <w:tcW w:type="dxa" w:w="2551"/>
+            <w:tcW w:type="dxa" w:w="2494"/>
           </w:tcPr>
           <w:p>
             <w:pPr>
@@ -7819,7 +10305,7 @@
         </w:tc>
         <w:tc>
           <w:tcPr>
-            <w:tcW w:type="dxa" w:w="3175"/>
+            <w:tcW w:type="dxa" w:w="3118"/>
           </w:tcPr>
           <w:p>
             <w:pPr>
@@ -7857,7 +10343,7 @@
       <w:tr>
         <w:tc>
           <w:tcPr>
-            <w:tcW w:type="dxa" w:w="340"/>
+            <w:tcW w:type="dxa" w:w="454"/>
           </w:tcPr>
           <w:p>
             <w:pPr>
@@ -7875,7 +10361,7 @@
         </w:tc>
         <w:tc>
           <w:tcPr>
-            <w:tcW w:type="dxa" w:w="2551"/>
+            <w:tcW w:type="dxa" w:w="2494"/>
           </w:tcPr>
           <w:p>
             <w:pPr>
@@ -7893,7 +10379,7 @@
         </w:tc>
         <w:tc>
           <w:tcPr>
-            <w:tcW w:type="dxa" w:w="3175"/>
+            <w:tcW w:type="dxa" w:w="3118"/>
           </w:tcPr>
           <w:p>
             <w:pPr>
@@ -7931,7 +10417,7 @@
       <w:tr>
         <w:tc>
           <w:tcPr>
-            <w:tcW w:type="dxa" w:w="340"/>
+            <w:tcW w:type="dxa" w:w="454"/>
           </w:tcPr>
           <w:p>
             <w:pPr>
@@ -7949,7 +10435,7 @@
         </w:tc>
         <w:tc>
           <w:tcPr>
-            <w:tcW w:type="dxa" w:w="2551"/>
+            <w:tcW w:type="dxa" w:w="2494"/>
           </w:tcPr>
           <w:p>
             <w:pPr>
@@ -7967,7 +10453,7 @@
         </w:tc>
         <w:tc>
           <w:tcPr>
-            <w:tcW w:type="dxa" w:w="3175"/>
+            <w:tcW w:type="dxa" w:w="3118"/>
           </w:tcPr>
           <w:p>
             <w:pPr>
@@ -8005,7 +10491,7 @@
       <w:tr>
         <w:tc>
           <w:tcPr>
-            <w:tcW w:type="dxa" w:w="340"/>
+            <w:tcW w:type="dxa" w:w="454"/>
           </w:tcPr>
           <w:p>
             <w:pPr>
@@ -8023,7 +10509,7 @@
         </w:tc>
         <w:tc>
           <w:tcPr>
-            <w:tcW w:type="dxa" w:w="2551"/>
+            <w:tcW w:type="dxa" w:w="2494"/>
           </w:tcPr>
           <w:p>
             <w:pPr>
@@ -8041,7 +10527,7 @@
         </w:tc>
         <w:tc>
           <w:tcPr>
-            <w:tcW w:type="dxa" w:w="3175"/>
+            <w:tcW w:type="dxa" w:w="3118"/>
           </w:tcPr>
           <w:p>
             <w:pPr>
@@ -8093,7 +10579,7 @@
       <w:tr>
         <w:tc>
           <w:tcPr>
-            <w:tcW w:type="dxa" w:w="340"/>
+            <w:tcW w:type="dxa" w:w="454"/>
           </w:tcPr>
           <w:p>
             <w:pPr>
@@ -8111,7 +10597,7 @@
         </w:tc>
         <w:tc>
           <w:tcPr>
-            <w:tcW w:type="dxa" w:w="2551"/>
+            <w:tcW w:type="dxa" w:w="2494"/>
           </w:tcPr>
           <w:p>
             <w:pPr>
@@ -8129,7 +10615,7 @@
         </w:tc>
         <w:tc>
           <w:tcPr>
-            <w:tcW w:type="dxa" w:w="3175"/>
+            <w:tcW w:type="dxa" w:w="3118"/>
           </w:tcPr>
           <w:p>
             <w:pPr>
@@ -8167,7 +10653,7 @@
       <w:tr>
         <w:tc>
           <w:tcPr>
-            <w:tcW w:type="dxa" w:w="340"/>
+            <w:tcW w:type="dxa" w:w="454"/>
           </w:tcPr>
           <w:p>
             <w:pPr>
@@ -8185,7 +10671,7 @@
         </w:tc>
         <w:tc>
           <w:tcPr>
-            <w:tcW w:type="dxa" w:w="2551"/>
+            <w:tcW w:type="dxa" w:w="2494"/>
           </w:tcPr>
           <w:p>
             <w:pPr>
@@ -8203,7 +10689,7 @@
         </w:tc>
         <w:tc>
           <w:tcPr>
-            <w:tcW w:type="dxa" w:w="3175"/>
+            <w:tcW w:type="dxa" w:w="3118"/>
           </w:tcPr>
           <w:p>
             <w:pPr>
@@ -8241,7 +10727,7 @@
       <w:tr>
         <w:tc>
           <w:tcPr>
-            <w:tcW w:type="dxa" w:w="340"/>
+            <w:tcW w:type="dxa" w:w="454"/>
           </w:tcPr>
           <w:p>
             <w:pPr>
@@ -8259,7 +10745,7 @@
         </w:tc>
         <w:tc>
           <w:tcPr>
-            <w:tcW w:type="dxa" w:w="2551"/>
+            <w:tcW w:type="dxa" w:w="2494"/>
           </w:tcPr>
           <w:p>
             <w:pPr>
@@ -8277,7 +10763,7 @@
         </w:tc>
         <w:tc>
           <w:tcPr>
-            <w:tcW w:type="dxa" w:w="3175"/>
+            <w:tcW w:type="dxa" w:w="3118"/>
           </w:tcPr>
           <w:p>
             <w:pPr>
@@ -8315,7 +10801,7 @@
       <w:tr>
         <w:tc>
           <w:tcPr>
-            <w:tcW w:type="dxa" w:w="340"/>
+            <w:tcW w:type="dxa" w:w="454"/>
           </w:tcPr>
           <w:p>
             <w:pPr>
@@ -8333,7 +10819,7 @@
         </w:tc>
         <w:tc>
           <w:tcPr>
-            <w:tcW w:type="dxa" w:w="2551"/>
+            <w:tcW w:type="dxa" w:w="2494"/>
           </w:tcPr>
           <w:p>
             <w:pPr>
@@ -8351,7 +10837,7 @@
         </w:tc>
         <w:tc>
           <w:tcPr>
-            <w:tcW w:type="dxa" w:w="3175"/>
+            <w:tcW w:type="dxa" w:w="3118"/>
           </w:tcPr>
           <w:p>
             <w:pPr>
@@ -8403,7 +10889,7 @@
         <w:rPr>
           <w:b w:val="0"/>
         </w:rPr>
-        <w:t xml:space="preserve"> sản phẩm rửa trôi → ghi khi &gt; 0,01%. Với V3.1 ước tính: </w:t>
+        <w:t xml:space="preserve"> sản phẩm rửa trôi → ghi khi &gt; 0,01%. Ở mức tối ưu ước tính: </w:t>
       </w:r>
       <w:r>
         <w:rPr>
@@ -8706,7 +11192,7 @@
                 <w:b w:val="0"/>
                 <w:sz w:val="17"/>
               </w:rPr>
-              <w:t>Giữ % như V3.1; thử kích ứng (patch test) trước khi bán</w:t>
+              <w:t>Giữ trong khoảng mục tiêu; thử kích ứng (patch test) trước khi bán</w:t>
             </w:r>
           </w:p>
         </w:tc>
@@ -8875,6 +11361,571 @@
                 <w:sz w:val="17"/>
               </w:rPr>
               <w:t>COA/spec/thành phần đầy đủ trước khi chốt</w:t>
+            </w:r>
+          </w:p>
+        </w:tc>
+      </w:tr>
+    </w:tbl>
+    <w:p>
+      <w:pPr>
+        <w:spacing w:after="40"/>
+      </w:pPr>
+    </w:p>
+    <w:p>
+      <w:pPr>
+        <w:pStyle w:val="Heading2"/>
+      </w:pPr>
+      <w:r>
+        <w:t>4.5 Kiểm soát chất lượng khi Shizencos bảo mật % – DS vẫn kiểm chứng được gì</w:t>
+      </w:r>
+    </w:p>
+    <w:tbl>
+      <w:tblPr>
+        <w:tblStyle w:val="TableGrid"/>
+        <w:tblW w:type="auto" w:w="0"/>
+        <w:jc w:val="center"/>
+        <w:tblLayout w:type="fixed"/>
+        <w:tblLook w:firstColumn="1" w:firstRow="1" w:lastColumn="0" w:lastRow="0" w:noHBand="0" w:noVBand="1" w:val="04A0"/>
+      </w:tblPr>
+      <w:tblGrid>
+        <w:gridCol w:w="2381"/>
+        <w:gridCol w:w="3855"/>
+        <w:gridCol w:w="3628"/>
+      </w:tblGrid>
+      <w:tr>
+        <w:trPr>
+          <w:tblHeader w:val="true"/>
+        </w:trPr>
+        <w:tc>
+          <w:tcPr>
+            <w:tcW w:type="dxa" w:w="2381"/>
+            <w:shd w:val="clear" w:color="auto" w:fill="1F5E3B"/>
+          </w:tcPr>
+          <w:p>
+            <w:r>
+              <w:rPr>
+                <w:color w:val="FFFFFF"/>
+              </w:rPr>
+            </w:r>
+            <w:r>
+              <w:rPr>
+                <w:b/>
+                <w:color w:val="FFFFFF"/>
+                <w:sz w:val="17"/>
+              </w:rPr>
+              <w:t>Công cụ</w:t>
+            </w:r>
+          </w:p>
+        </w:tc>
+        <w:tc>
+          <w:tcPr>
+            <w:tcW w:type="dxa" w:w="3855"/>
+            <w:shd w:val="clear" w:color="auto" w:fill="1F5E3B"/>
+          </w:tcPr>
+          <w:p>
+            <w:r>
+              <w:rPr>
+                <w:color w:val="FFFFFF"/>
+              </w:rPr>
+            </w:r>
+            <w:r>
+              <w:rPr>
+                <w:b/>
+                <w:color w:val="FFFFFF"/>
+                <w:sz w:val="17"/>
+              </w:rPr>
+              <w:t>Cách làm</w:t>
+            </w:r>
+          </w:p>
+        </w:tc>
+        <w:tc>
+          <w:tcPr>
+            <w:tcW w:type="dxa" w:w="3628"/>
+            <w:shd w:val="clear" w:color="auto" w:fill="1F5E3B"/>
+          </w:tcPr>
+          <w:p>
+            <w:r>
+              <w:rPr>
+                <w:color w:val="FFFFFF"/>
+              </w:rPr>
+            </w:r>
+            <w:r>
+              <w:rPr>
+                <w:b/>
+                <w:color w:val="FFFFFF"/>
+                <w:sz w:val="17"/>
+              </w:rPr>
+              <w:t>Kiểm chứng được điều gì</w:t>
+            </w:r>
+          </w:p>
+        </w:tc>
+      </w:tr>
+      <w:tr>
+        <w:tc>
+          <w:tcPr>
+            <w:tcW w:type="dxa" w:w="2381"/>
+          </w:tcPr>
+          <w:p>
+            <w:pPr>
+              <w:spacing w:after="0"/>
+            </w:pPr>
+            <w:r/>
+            <w:r>
+              <w:rPr>
+                <w:b w:val="0"/>
+                <w:sz w:val="17"/>
+              </w:rPr>
+              <w:t>Phiếu xác nhận theo khoảng (Mục 8 bản gửi Shizencos)</w:t>
+            </w:r>
+          </w:p>
+        </w:tc>
+        <w:tc>
+          <w:tcPr>
+            <w:tcW w:type="dxa" w:w="3855"/>
+          </w:tcPr>
+          <w:p>
+            <w:pPr>
+              <w:spacing w:after="0"/>
+            </w:pPr>
+            <w:r/>
+            <w:r>
+              <w:rPr>
+                <w:b w:val="0"/>
+                <w:sz w:val="17"/>
+              </w:rPr>
+              <w:t>Shizencos ký xác nhận từng dòng “trong khoảng / ngoài khoảng + lý do”, không ghi số</w:t>
+            </w:r>
+          </w:p>
+        </w:tc>
+        <w:tc>
+          <w:tcPr>
+            <w:tcW w:type="dxa" w:w="3628"/>
+          </w:tcPr>
+          <w:p>
+            <w:pPr>
+              <w:spacing w:after="0"/>
+            </w:pPr>
+            <w:r/>
+            <w:r>
+              <w:rPr>
+                <w:b w:val="0"/>
+                <w:sz w:val="17"/>
+              </w:rPr>
+              <w:t>Cam kết pháp lý về định lượng – đưa vào Phụ lục HĐ</w:t>
+            </w:r>
+          </w:p>
+        </w:tc>
+      </w:tr>
+      <w:tr>
+        <w:tc>
+          <w:tcPr>
+            <w:tcW w:type="dxa" w:w="2381"/>
+          </w:tcPr>
+          <w:p>
+            <w:pPr>
+              <w:spacing w:after="0"/>
+            </w:pPr>
+            <w:r/>
+            <w:r>
+              <w:rPr>
+                <w:b w:val="0"/>
+                <w:sz w:val="17"/>
+              </w:rPr>
+              <w:t>Chỉ tiêu định lượng trên COA thành phẩm</w:t>
+            </w:r>
+          </w:p>
+        </w:tc>
+        <w:tc>
+          <w:tcPr>
+            <w:tcW w:type="dxa" w:w="3855"/>
+          </w:tcPr>
+          <w:p>
+            <w:pPr>
+              <w:spacing w:after="0"/>
+            </w:pPr>
+            <w:r/>
+            <w:r>
+              <w:rPr>
+                <w:b w:val="0"/>
+                <w:sz w:val="17"/>
+              </w:rPr>
+              <w:t xml:space="preserve">Hàm lượng </w:t>
+            </w:r>
+            <w:r>
+              <w:rPr>
+                <w:b/>
+                <w:sz w:val="17"/>
+              </w:rPr>
+              <w:t>Bakuchiol (HPLC)</w:t>
+            </w:r>
+            <w:r>
+              <w:rPr>
+                <w:b w:val="0"/>
+                <w:sz w:val="17"/>
+              </w:rPr>
+              <w:t xml:space="preserve"> ≥ 90% mức cam kết; peroxide ≤ 5 meq O₂/kg</w:t>
+            </w:r>
+          </w:p>
+        </w:tc>
+        <w:tc>
+          <w:tcPr>
+            <w:tcW w:type="dxa" w:w="3628"/>
+          </w:tcPr>
+          <w:p>
+            <w:pPr>
+              <w:spacing w:after="0"/>
+            </w:pPr>
+            <w:r/>
+            <w:r>
+              <w:rPr>
+                <w:b w:val="0"/>
+                <w:sz w:val="17"/>
+              </w:rPr>
+              <w:t>Hoạt chất đắt nhất có thật sự đủ – DS có thể gửi mẫu thị trường đi kiểm độc lập</w:t>
+            </w:r>
+          </w:p>
+        </w:tc>
+      </w:tr>
+      <w:tr>
+        <w:tc>
+          <w:tcPr>
+            <w:tcW w:type="dxa" w:w="2381"/>
+          </w:tcPr>
+          <w:p>
+            <w:pPr>
+              <w:spacing w:after="0"/>
+            </w:pPr>
+            <w:r/>
+            <w:r>
+              <w:rPr>
+                <w:b w:val="0"/>
+                <w:sz w:val="17"/>
+              </w:rPr>
+              <w:t>Mẫu chốt + panel cảm quan</w:t>
+            </w:r>
+          </w:p>
+        </w:tc>
+        <w:tc>
+          <w:tcPr>
+            <w:tcW w:type="dxa" w:w="3855"/>
+          </w:tcPr>
+          <w:p>
+            <w:pPr>
+              <w:spacing w:after="0"/>
+            </w:pPr>
+            <w:r/>
+            <w:r>
+              <w:rPr>
+                <w:b w:val="0"/>
+                <w:sz w:val="17"/>
+              </w:rPr>
+              <w:t>So với benchmark: thời gian khô, gội sạch sau 1–2 lần, điểm châm chích, mùi</w:t>
+            </w:r>
+          </w:p>
+        </w:tc>
+        <w:tc>
+          <w:tcPr>
+            <w:tcW w:type="dxa" w:w="3628"/>
+          </w:tcPr>
+          <w:p>
+            <w:pPr>
+              <w:spacing w:after="0"/>
+            </w:pPr>
+            <w:r/>
+            <w:r>
+              <w:rPr>
+                <w:b w:val="0"/>
+                <w:sz w:val="17"/>
+              </w:rPr>
+              <w:t>Gián tiếp kiểm tra tỷ lệ dầu nhẹ và tổng tinh dầu</w:t>
+            </w:r>
+          </w:p>
+        </w:tc>
+      </w:tr>
+      <w:tr>
+        <w:tc>
+          <w:tcPr>
+            <w:tcW w:type="dxa" w:w="2381"/>
+          </w:tcPr>
+          <w:p>
+            <w:pPr>
+              <w:spacing w:after="0"/>
+            </w:pPr>
+            <w:r/>
+            <w:r>
+              <w:rPr>
+                <w:b w:val="0"/>
+                <w:sz w:val="17"/>
+              </w:rPr>
+              <w:t>Dấu vân tay GC (tùy chọn)</w:t>
+            </w:r>
+          </w:p>
+        </w:tc>
+        <w:tc>
+          <w:tcPr>
+            <w:tcW w:type="dxa" w:w="3855"/>
+          </w:tcPr>
+          <w:p>
+            <w:pPr>
+              <w:spacing w:after="0"/>
+            </w:pPr>
+            <w:r/>
+            <w:r>
+              <w:rPr>
+                <w:b w:val="0"/>
+                <w:sz w:val="17"/>
+              </w:rPr>
+              <w:t>Kiểm GC-MS mẫu chốt và lô SX: menthol, limonene, 1,8-cineole</w:t>
+            </w:r>
+          </w:p>
+        </w:tc>
+        <w:tc>
+          <w:tcPr>
+            <w:tcW w:type="dxa" w:w="3628"/>
+          </w:tcPr>
+          <w:p>
+            <w:pPr>
+              <w:spacing w:after="0"/>
+            </w:pPr>
+            <w:r/>
+            <w:r>
+              <w:rPr>
+                <w:b w:val="0"/>
+                <w:sz w:val="17"/>
+              </w:rPr>
+              <w:t>Phát hiện thay đổi hệ tinh dầu giữa các lô mà không cần biết công thức</w:t>
+            </w:r>
+          </w:p>
+        </w:tc>
+      </w:tr>
+      <w:tr>
+        <w:tc>
+          <w:tcPr>
+            <w:tcW w:type="dxa" w:w="2381"/>
+          </w:tcPr>
+          <w:p>
+            <w:pPr>
+              <w:spacing w:after="0"/>
+            </w:pPr>
+            <w:r/>
+            <w:r>
+              <w:rPr>
+                <w:b w:val="0"/>
+                <w:sz w:val="17"/>
+              </w:rPr>
+              <w:t>Ổn định &amp; tương thích bao bì</w:t>
+            </w:r>
+          </w:p>
+        </w:tc>
+        <w:tc>
+          <w:tcPr>
+            <w:tcW w:type="dxa" w:w="3855"/>
+          </w:tcPr>
+          <w:p>
+            <w:pPr>
+              <w:spacing w:after="0"/>
+            </w:pPr>
+            <w:r/>
+            <w:r>
+              <w:rPr>
+                <w:b w:val="0"/>
+                <w:sz w:val="17"/>
+              </w:rPr>
+              <w:t>Báo cáo 40–45 °C ≥ 4 tuần, lạnh, chu kỳ, bao bì thực tế</w:t>
+            </w:r>
+          </w:p>
+        </w:tc>
+        <w:tc>
+          <w:tcPr>
+            <w:tcW w:type="dxa" w:w="3628"/>
+          </w:tcPr>
+          <w:p>
+            <w:pPr>
+              <w:spacing w:after="0"/>
+            </w:pPr>
+            <w:r/>
+            <w:r>
+              <w:rPr>
+                <w:b w:val="0"/>
+                <w:sz w:val="17"/>
+              </w:rPr>
+              <w:t>Hạn dùng &amp; chất lượng trong suốt HSD</w:t>
+            </w:r>
+          </w:p>
+        </w:tc>
+      </w:tr>
+      <w:tr>
+        <w:tc>
+          <w:tcPr>
+            <w:tcW w:type="dxa" w:w="2381"/>
+          </w:tcPr>
+          <w:p>
+            <w:pPr>
+              <w:spacing w:after="0"/>
+            </w:pPr>
+            <w:r/>
+            <w:r>
+              <w:rPr>
+                <w:b w:val="0"/>
+                <w:sz w:val="17"/>
+              </w:rPr>
+              <w:t>PIF phần công thức</w:t>
+            </w:r>
+          </w:p>
+        </w:tc>
+        <w:tc>
+          <w:tcPr>
+            <w:tcW w:type="dxa" w:w="3855"/>
+          </w:tcPr>
+          <w:p>
+            <w:pPr>
+              <w:spacing w:after="0"/>
+            </w:pPr>
+            <w:r/>
+            <w:r>
+              <w:rPr>
+                <w:b w:val="0"/>
+                <w:sz w:val="17"/>
+              </w:rPr>
+              <w:t>Shizencos lưu, cam kết xuất trình cho cơ quan quản lý trong 03 ngày làm việc</w:t>
+            </w:r>
+          </w:p>
+        </w:tc>
+        <w:tc>
+          <w:tcPr>
+            <w:tcW w:type="dxa" w:w="3628"/>
+          </w:tcPr>
+          <w:p>
+            <w:pPr>
+              <w:spacing w:after="0"/>
+            </w:pPr>
+            <w:r/>
+            <w:r>
+              <w:rPr>
+                <w:b w:val="0"/>
+                <w:sz w:val="17"/>
+              </w:rPr>
+              <w:t xml:space="preserve">DS (nếu đứng tên công bố) vẫn đáp ứng nghĩa vụ PIF – </w:t>
+            </w:r>
+            <w:r>
+              <w:rPr>
+                <w:b/>
+                <w:sz w:val="17"/>
+              </w:rPr>
+              <w:t>phải ghi vào HĐ</w:t>
+            </w:r>
+          </w:p>
+        </w:tc>
+      </w:tr>
+      <w:tr>
+        <w:tc>
+          <w:tcPr>
+            <w:tcW w:type="dxa" w:w="2381"/>
+          </w:tcPr>
+          <w:p>
+            <w:pPr>
+              <w:spacing w:after="0"/>
+            </w:pPr>
+            <w:r/>
+            <w:r>
+              <w:rPr>
+                <w:b w:val="0"/>
+                <w:sz w:val="17"/>
+              </w:rPr>
+              <w:t>Điều khoản không đổi công thức/NCC</w:t>
+            </w:r>
+          </w:p>
+        </w:tc>
+        <w:tc>
+          <w:tcPr>
+            <w:tcW w:type="dxa" w:w="3855"/>
+          </w:tcPr>
+          <w:p>
+            <w:pPr>
+              <w:spacing w:after="0"/>
+            </w:pPr>
+            <w:r/>
+            <w:r>
+              <w:rPr>
+                <w:b w:val="0"/>
+                <w:sz w:val="17"/>
+              </w:rPr>
+              <w:t>Mọi thay đổi công thức, NCC, grade hoạt chất phải báo trước bằng văn bản</w:t>
+            </w:r>
+          </w:p>
+        </w:tc>
+        <w:tc>
+          <w:tcPr>
+            <w:tcW w:type="dxa" w:w="3628"/>
+          </w:tcPr>
+          <w:p>
+            <w:pPr>
+              <w:spacing w:after="0"/>
+            </w:pPr>
+            <w:r/>
+            <w:r>
+              <w:rPr>
+                <w:b w:val="0"/>
+                <w:sz w:val="17"/>
+              </w:rPr>
+              <w:t>Tránh “rút ruột” hoạt chất ở các lô sau</w:t>
+            </w:r>
+          </w:p>
+        </w:tc>
+      </w:tr>
+    </w:tbl>
+    <w:p>
+      <w:pPr>
+        <w:spacing w:after="40"/>
+      </w:pPr>
+    </w:p>
+    <w:tbl>
+      <w:tblPr>
+        <w:tblStyle w:val="TableGrid"/>
+        <w:tblW w:type="auto" w:w="0"/>
+        <w:tblLook w:firstColumn="1" w:firstRow="1" w:lastColumn="0" w:lastRow="0" w:noHBand="0" w:noVBand="1" w:val="04A0"/>
+      </w:tblPr>
+      <w:tblGrid>
+        <w:gridCol w:w="9866"/>
+      </w:tblGrid>
+      <w:tr>
+        <w:tc>
+          <w:tcPr>
+            <w:tcW w:type="dxa" w:w="9866"/>
+            <w:shd w:val="clear" w:color="auto" w:fill="FFF4D6"/>
+          </w:tcPr>
+          <w:p>
+            <w:pPr>
+              <w:spacing w:after="20"/>
+            </w:pPr>
+            <w:r/>
+            <w:r>
+              <w:rPr>
+                <w:b/>
+                <w:sz w:val="19"/>
+              </w:rPr>
+              <w:t>Rủi ro pháp lý cần lưu ý:</w:t>
+            </w:r>
+            <w:r>
+              <w:rPr>
+                <w:b w:val="0"/>
+                <w:sz w:val="19"/>
+              </w:rPr>
+              <w:t xml:space="preserve"> Nếu DS đứng tên tổ chức chịu trách nhiệm đưa sản phẩm ra thị trường, DS chịu trách nhiệm về PIF – trong đó có công thức định lượng. Việc nhà sản xuất giữ phần công thức là thông lệ phổ biến, nhưng </w:t>
+            </w:r>
+            <w:r>
+              <w:rPr>
+                <w:b/>
+                <w:sz w:val="19"/>
+              </w:rPr>
+              <w:t>chỉ an toàn khi HĐ ghi rõ nghĩa vụ xuất trình kịp thời</w:t>
+            </w:r>
+            <w:r>
+              <w:rPr>
+                <w:b w:val="0"/>
+                <w:sz w:val="19"/>
+              </w:rPr>
+              <w:t xml:space="preserve"> và chế tài nếu Shizencos không cung cấp khi cơ quan kiểm tra. Phiếu công bố vẫn phải ghi đầy đủ danh mục thành phần (INCI) và nồng độ các chất có giới hạn – Shizencos soạn, DS ký, nên DS sẽ thấy nồng độ các chất bị giới hạn (nếu có).</w:t>
             </w:r>
           </w:p>
         </w:tc>
@@ -9289,6 +12340,62 @@
                 <w:b w:val="0"/>
                 <w:sz w:val="17"/>
               </w:rPr>
+              <w:t>Hàm lượng Bakuchiol (HPLC)</w:t>
+            </w:r>
+          </w:p>
+        </w:tc>
+        <w:tc>
+          <w:tcPr>
+            <w:tcW w:type="dxa" w:w="4535"/>
+          </w:tcPr>
+          <w:p>
+            <w:pPr>
+              <w:spacing w:after="0"/>
+            </w:pPr>
+            <w:r/>
+            <w:r>
+              <w:rPr>
+                <w:b w:val="0"/>
+                <w:sz w:val="17"/>
+              </w:rPr>
+              <w:t>≥ 90% mức Shizencos cam kết (mục tiêu 0,8%)</w:t>
+            </w:r>
+          </w:p>
+        </w:tc>
+        <w:tc>
+          <w:tcPr>
+            <w:tcW w:type="dxa" w:w="3402"/>
+          </w:tcPr>
+          <w:p>
+            <w:pPr>
+              <w:spacing w:after="0"/>
+            </w:pPr>
+            <w:r/>
+            <w:r>
+              <w:rPr>
+                <w:b w:val="0"/>
+                <w:sz w:val="17"/>
+              </w:rPr>
+              <w:t>Kiểm chứng hoạt chất mà không cần công khai công thức</w:t>
+            </w:r>
+          </w:p>
+        </w:tc>
+      </w:tr>
+      <w:tr>
+        <w:tc>
+          <w:tcPr>
+            <w:tcW w:type="dxa" w:w="1928"/>
+          </w:tcPr>
+          <w:p>
+            <w:pPr>
+              <w:spacing w:after="0"/>
+            </w:pPr>
+            <w:r/>
+            <w:r>
+              <w:rPr>
+                <w:b w:val="0"/>
+                <w:sz w:val="17"/>
+              </w:rPr>
               <w:t>Thể tích thực</w:t>
             </w:r>
           </w:p>
@@ -10716,8 +13823,8 @@
         <w:tblLook w:firstColumn="1" w:firstRow="1" w:lastColumn="0" w:lastRow="0" w:noHBand="0" w:noVBand="1" w:val="04A0"/>
       </w:tblPr>
       <w:tblGrid>
-        <w:gridCol w:w="340"/>
-        <w:gridCol w:w="4082"/>
+        <w:gridCol w:w="453"/>
+        <w:gridCol w:w="3969"/>
         <w:gridCol w:w="2041"/>
         <w:gridCol w:w="3402"/>
       </w:tblGrid>
@@ -10727,7 +13834,7 @@
         </w:trPr>
         <w:tc>
           <w:tcPr>
-            <w:tcW w:type="dxa" w:w="340"/>
+            <w:tcW w:type="dxa" w:w="454"/>
             <w:shd w:val="clear" w:color="auto" w:fill="1F5E3B"/>
           </w:tcPr>
           <w:p>
@@ -10748,7 +13855,7 @@
         </w:tc>
         <w:tc>
           <w:tcPr>
-            <w:tcW w:type="dxa" w:w="4082"/>
+            <w:tcW w:type="dxa" w:w="3969"/>
             <w:shd w:val="clear" w:color="auto" w:fill="1F5E3B"/>
           </w:tcPr>
           <w:p>
@@ -10813,7 +13920,7 @@
       <w:tr>
         <w:tc>
           <w:tcPr>
-            <w:tcW w:type="dxa" w:w="340"/>
+            <w:tcW w:type="dxa" w:w="454"/>
           </w:tcPr>
           <w:p>
             <w:pPr>
@@ -10831,7 +13938,7 @@
         </w:tc>
         <w:tc>
           <w:tcPr>
-            <w:tcW w:type="dxa" w:w="4082"/>
+            <w:tcW w:type="dxa" w:w="3969"/>
           </w:tcPr>
           <w:p>
             <w:pPr>
@@ -10887,7 +13994,7 @@
       <w:tr>
         <w:tc>
           <w:tcPr>
-            <w:tcW w:type="dxa" w:w="340"/>
+            <w:tcW w:type="dxa" w:w="454"/>
           </w:tcPr>
           <w:p>
             <w:pPr>
@@ -10905,7 +14012,7 @@
         </w:tc>
         <w:tc>
           <w:tcPr>
-            <w:tcW w:type="dxa" w:w="4082"/>
+            <w:tcW w:type="dxa" w:w="3969"/>
           </w:tcPr>
           <w:p>
             <w:pPr>
@@ -10961,7 +14068,7 @@
       <w:tr>
         <w:tc>
           <w:tcPr>
-            <w:tcW w:type="dxa" w:w="340"/>
+            <w:tcW w:type="dxa" w:w="454"/>
           </w:tcPr>
           <w:p>
             <w:pPr>
@@ -10979,7 +14086,7 @@
         </w:tc>
         <w:tc>
           <w:tcPr>
-            <w:tcW w:type="dxa" w:w="4082"/>
+            <w:tcW w:type="dxa" w:w="3969"/>
           </w:tcPr>
           <w:p>
             <w:pPr>
@@ -11035,7 +14142,7 @@
       <w:tr>
         <w:tc>
           <w:tcPr>
-            <w:tcW w:type="dxa" w:w="340"/>
+            <w:tcW w:type="dxa" w:w="454"/>
           </w:tcPr>
           <w:p>
             <w:pPr>
@@ -11053,7 +14160,7 @@
         </w:tc>
         <w:tc>
           <w:tcPr>
-            <w:tcW w:type="dxa" w:w="4082"/>
+            <w:tcW w:type="dxa" w:w="3969"/>
           </w:tcPr>
           <w:p>
             <w:pPr>
@@ -11109,7 +14216,7 @@
       <w:tr>
         <w:tc>
           <w:tcPr>
-            <w:tcW w:type="dxa" w:w="340"/>
+            <w:tcW w:type="dxa" w:w="454"/>
           </w:tcPr>
           <w:p>
             <w:pPr>
@@ -11127,7 +14234,7 @@
         </w:tc>
         <w:tc>
           <w:tcPr>
-            <w:tcW w:type="dxa" w:w="4082"/>
+            <w:tcW w:type="dxa" w:w="3969"/>
           </w:tcPr>
           <w:p>
             <w:pPr>
@@ -13006,7 +16113,7 @@
                 <w:b w:val="0"/>
                 <w:sz w:val="16"/>
               </w:rPr>
-              <w:t>Phụ lục 1: công thức định lượng V3.1 chốt + TCCS + mẫu chốt có chữ ký</w:t>
+              <w:t>Phụ lục 1: khung định lượng mục tiêu + Phiếu xác nhận “trong khoảng” của Shizencos + TCCS (có Bakuchiol HPLC) + mẫu chốt có chữ ký</w:t>
             </w:r>
           </w:p>
         </w:tc>
@@ -14151,7 +17258,7 @@
                 <w:b w:val="0"/>
                 <w:sz w:val="16"/>
               </w:rPr>
-              <w:t>Thêm điều khoản SHTT: công thức V3.1 phát triển theo brief DS không được bán/ sao chép cho bên thứ ba; bàn giao công thức khi chấm dứt (có phí nếu cần)</w:t>
+              <w:t>Thêm điều khoản SHTT: công thức V3 điều chỉnh phát triển theo brief DS không được bán/ sao chép cho bên thứ ba; bàn giao công thức khi chấm dứt (có phí nếu cần)</w:t>
             </w:r>
           </w:p>
         </w:tc>
@@ -14519,7 +17626,7 @@
                 <w:b w:val="0"/>
                 <w:sz w:val="16"/>
               </w:rPr>
-              <w:t>Họp chốt V3.1 (%), INCI, phương án đứng tên công bố, sửa HĐ</w:t>
+              <w:t>Họp: trao khung định lượng mục tiêu, sửa INCI, phương án đứng tên công bố, sửa HĐ</w:t>
             </w:r>
           </w:p>
         </w:tc>
@@ -14611,7 +17718,7 @@
                 <w:b w:val="0"/>
                 <w:sz w:val="16"/>
               </w:rPr>
-              <w:t>Làm mẫu V3.1 + gửi mẫu &amp; spec; DS thử cảm quan nội bộ (dàn trải, mùi, gội sạch, châm chích)</w:t>
+              <w:t>Làm mẫu V3 điều chỉnh + gửi mẫu &amp; spec; DS thử cảm quan nội bộ (dàn trải, mùi, gội sạch, châm chích)</w:t>
             </w:r>
           </w:p>
         </w:tc>
@@ -15752,7 +18859,7 @@
           <w:b w:val="0"/>
           <w:sz w:val="19"/>
         </w:rPr>
-        <w:t xml:space="preserve"> ★ Bảng % đầy đủ của V3 là bao nhiêu? Shizencos có đồng ý điều chỉnh về V3.1 (Mục 4.2) không, nếu không thì lý do kỹ thuật?</w:t>
+        <w:t xml:space="preserve"> ★ Shizencos có đồng ý ký Phiếu xác nhận “trong khoảng / ngoài khoảng” theo khung định lượng mục tiêu DS gửi (không cần tiết lộ %)? Dòng nào ngoài khoảng và vì sao?</w:t>
       </w:r>
     </w:p>
     <w:p>
@@ -15772,7 +18879,7 @@
           <w:b w:val="0"/>
           <w:sz w:val="19"/>
         </w:rPr>
-        <w:t xml:space="preserve"> ★ “Amla Oil” là nguyên liệu gì: hãng, xuất xứ, dầu nền là gì, có Mineral Oil/Paraffinum Liquidum, màu, hương không? INCI đầy đủ theo COA?</w:t>
+        <w:t xml:space="preserve"> ★ Có đồng ý đưa hàm lượng Bakuchiol (HPLC) và chỉ số peroxide vào TCCS/COA thành phẩm, và xác nhận 3 điều kiện nhóm (dầu nhẹ ≥ 60%, tinh dầu 3,0–3,5%, Bakuchiol 0,5–1%)?</w:t>
       </w:r>
     </w:p>
     <w:p>
@@ -15792,7 +18899,7 @@
           <w:b w:val="0"/>
           <w:sz w:val="19"/>
         </w:rPr>
-        <w:t xml:space="preserve"> ★ Bakuchiol 99% của hãng nào? COA có chỉ tiêu psoralen/furocoumarin không?</w:t>
+        <w:t xml:space="preserve"> ★ Phần công thức định lượng trong PIF: Shizencos lưu và cam kết xuất trình cho cơ quan quản lý trong bao lâu khi DS đứng tên công bố?</w:t>
       </w:r>
     </w:p>
     <w:p>
@@ -15812,7 +18919,7 @@
           <w:b w:val="0"/>
           <w:sz w:val="19"/>
         </w:rPr>
-        <w:t xml:space="preserve"> Tinh dầu bưởi da xanh: ép lạnh hay chưng cất? Nguồn VN hay nhập? Có IFRA certificate?</w:t>
+        <w:t xml:space="preserve"> ★ “Amla Oil” là nguyên liệu gì: hãng, xuất xứ, dầu nền là gì, có Mineral Oil/Paraffinum Liquidum, màu, hương không? INCI đầy đủ theo COA?</w:t>
       </w:r>
     </w:p>
     <w:p>
@@ -15832,7 +18939,7 @@
           <w:b w:val="0"/>
           <w:sz w:val="19"/>
         </w:rPr>
-        <w:t xml:space="preserve"> Có bảng allergen (Limonene, Linalool, Citral, Geraniol, Eugenol…) cho từng tinh dầu để tính ghi nhãn không?</w:t>
+        <w:t xml:space="preserve"> ★ Bakuchiol 99% của hãng nào? COA có chỉ tiêu psoralen/furocoumarin không?</w:t>
       </w:r>
     </w:p>
     <w:p>
@@ -15852,7 +18959,7 @@
           <w:b w:val="0"/>
           <w:sz w:val="19"/>
         </w:rPr>
-        <w:t xml:space="preserve"> Dầu hướng dương loại thường hay high-oleic? Dầu Sachi, hạt nho có thêm chất chống oxy hóa từ NCC chưa?</w:t>
+        <w:t xml:space="preserve"> Tinh dầu bưởi da xanh: ép lạnh hay chưng cất? Nguồn VN hay nhập? Có IFRA certificate?</w:t>
       </w:r>
     </w:p>
     <w:p>
@@ -15872,7 +18979,7 @@
           <w:b w:val="0"/>
           <w:sz w:val="19"/>
         </w:rPr>
-        <w:t xml:space="preserve"> Dầu Neem: đã xử lý khử mùi chưa? Ở 0,5% mùi có lấn hương không – cho thử mẫu.</w:t>
+        <w:t xml:space="preserve"> Có bảng allergen (Limonene, Linalool, Citral, Geraniol, Eugenol…) cho từng tinh dầu để tính ghi nhãn không?</w:t>
       </w:r>
     </w:p>
     <w:p>
@@ -15892,7 +18999,7 @@
           <w:b w:val="0"/>
           <w:sz w:val="19"/>
         </w:rPr>
-        <w:t xml:space="preserve"> Tocopherol 100 là dạng gì (d-alpha hay mixed tocopherols)? Hàm lượng?</w:t>
+        <w:t xml:space="preserve"> Dầu hướng dương loại thường hay high-oleic? Dầu Sachi, hạt nho có thêm chất chống oxy hóa từ NCC chưa?</w:t>
       </w:r>
     </w:p>
     <w:p>
@@ -15912,7 +19019,7 @@
           <w:b w:val="0"/>
           <w:sz w:val="19"/>
         </w:rPr>
-        <w:t xml:space="preserve"> Có nguyên liệu nào trong 22 cái đang khó mua, lead time &gt; 2 tuần, hoặc có thể bị đổi NCC giữa các lô? Cơ chế báo trước khi đổi NCC?</w:t>
+        <w:t xml:space="preserve"> Dầu Neem: đã xử lý khử mùi chưa? Ở 0,5% mùi có lấn hương không – cho thử mẫu.</w:t>
       </w:r>
     </w:p>
     <w:p>
@@ -15932,7 +19039,7 @@
           <w:b w:val="0"/>
           <w:sz w:val="19"/>
         </w:rPr>
-        <w:t xml:space="preserve"> Có cần chất bảo quản không (sản phẩm khan)? Nếu có nguyên liệu chứa nước (extract) thì xử lý thế nào?</w:t>
+        <w:t xml:space="preserve"> Tocopherol 100 là dạng gì (d-alpha hay mixed tocopherols)? Hàm lượng?</w:t>
       </w:r>
     </w:p>
     <w:p>
@@ -15952,7 +19059,7 @@
           <w:b w:val="0"/>
           <w:sz w:val="19"/>
         </w:rPr>
-        <w:t xml:space="preserve"> Định mức chiết rót: bao nhiêu gam/chai 50 ml? Tỷ trọng thực tế?</w:t>
+        <w:t xml:space="preserve"> Có nguyên liệu nào trong 22 cái đang khó mua, lead time &gt; 2 tuần, hoặc có thể bị đổi NCC giữa các lô? Cơ chế báo trước khi đổi NCC?</w:t>
       </w:r>
     </w:p>
     <w:p>
@@ -15972,7 +19079,7 @@
           <w:b w:val="0"/>
           <w:sz w:val="19"/>
         </w:rPr>
-        <w:t xml:space="preserve"> Sửa toàn bộ INCI theo Mục 4.3 – ai chịu trách nhiệm kiểm tra INCI cuối cùng trên phiếu công bố?</w:t>
+        <w:t xml:space="preserve"> Có cần chất bảo quản không (sản phẩm khan)? Nếu có nguyên liệu chứa nước (extract) thì xử lý thế nào?</w:t>
       </w:r>
     </w:p>
     <w:p>
@@ -15992,7 +19099,47 @@
           <w:b w:val="0"/>
           <w:sz w:val="19"/>
         </w:rPr>
-        <w:t xml:space="preserve"> Nếu thử cảm quan V3.1 vẫn nặng/khó gội, Shizencos có phương án V4 nào (vd. thêm Coco-Caprylate/Caprate hoặc chất nhũ hóa dầu-thành-sữa giúp dễ gội)? Chi phí phát sinh?</w:t>
+        <w:t xml:space="preserve"> Định mức chiết rót: bao nhiêu gam/chai 50 ml? Tỷ trọng thực tế?</w:t>
+      </w:r>
+    </w:p>
+    <w:p>
+      <w:pPr>
+        <w:spacing w:after="20"/>
+        <w:ind w:left="340" w:hanging="340"/>
+      </w:pPr>
+      <w:r>
+        <w:rPr>
+          <w:b/>
+          <w:sz w:val="19"/>
+        </w:rPr>
+        <w:t>Q22.</w:t>
+      </w:r>
+      <w:r>
+        <w:rPr>
+          <w:b w:val="0"/>
+          <w:sz w:val="19"/>
+        </w:rPr>
+        <w:t xml:space="preserve"> Sửa toàn bộ INCI theo Mục 4.3 – ai chịu trách nhiệm kiểm tra INCI cuối cùng trên phiếu công bố?</w:t>
+      </w:r>
+    </w:p>
+    <w:p>
+      <w:pPr>
+        <w:spacing w:after="20"/>
+        <w:ind w:left="340" w:hanging="340"/>
+      </w:pPr>
+      <w:r>
+        <w:rPr>
+          <w:b/>
+          <w:sz w:val="19"/>
+        </w:rPr>
+        <w:t>Q23.</w:t>
+      </w:r>
+      <w:r>
+        <w:rPr>
+          <w:b w:val="0"/>
+          <w:sz w:val="19"/>
+        </w:rPr>
+        <w:t xml:space="preserve"> Nếu thử cảm quan V3 điều chỉnh vẫn nặng/khó gội, Shizencos có phương án V4 nào (vd. thêm Coco-Caprylate/Caprate hoặc chất nhũ hóa dầu-thành-sữa giúp dễ gội)? Chi phí phát sinh?</w:t>
       </w:r>
     </w:p>
     <w:p>
@@ -16013,14 +19160,14 @@
           <w:b/>
           <w:sz w:val="19"/>
         </w:rPr>
-        <w:t>Q22.</w:t>
+        <w:t>Q24.</w:t>
       </w:r>
       <w:r>
         <w:rPr>
           <w:b w:val="0"/>
           <w:sz w:val="19"/>
         </w:rPr>
-        <w:t xml:space="preserve"> ★ Đã có dữ liệu ổn định cho V3 chưa? Kế hoạch thử ổn định cho V3.1 (điều kiện, thời gian, chỉ tiêu)?</w:t>
+        <w:t xml:space="preserve"> ★ Đã có dữ liệu ổn định cho V3 chưa? Kế hoạch thử ổn định cho V3 điều chỉnh (điều kiện, thời gian, chỉ tiêu)?</w:t>
       </w:r>
     </w:p>
     <w:p>
@@ -16033,7 +19180,7 @@
           <w:b/>
           <w:sz w:val="19"/>
         </w:rPr>
-        <w:t>Q23.</w:t>
+        <w:t>Q25.</w:t>
       </w:r>
       <w:r>
         <w:rPr>
@@ -16053,7 +19200,7 @@
           <w:b/>
           <w:sz w:val="19"/>
         </w:rPr>
-        <w:t>Q24.</w:t>
+        <w:t>Q26.</w:t>
       </w:r>
       <w:r>
         <w:rPr>
@@ -16073,7 +19220,7 @@
           <w:b/>
           <w:sz w:val="19"/>
         </w:rPr>
-        <w:t>Q25.</w:t>
+        <w:t>Q27.</w:t>
       </w:r>
       <w:r>
         <w:rPr>
@@ -16093,7 +19240,7 @@
           <w:b/>
           <w:sz w:val="19"/>
         </w:rPr>
-        <w:t>Q26.</w:t>
+        <w:t>Q28.</w:t>
       </w:r>
       <w:r>
         <w:rPr>
@@ -16113,7 +19260,7 @@
           <w:b/>
           <w:sz w:val="19"/>
         </w:rPr>
-        <w:t>Q27.</w:t>
+        <w:t>Q29.</w:t>
       </w:r>
       <w:r>
         <w:rPr>
@@ -16133,7 +19280,7 @@
           <w:b/>
           <w:sz w:val="19"/>
         </w:rPr>
-        <w:t>Q28.</w:t>
+        <w:t>Q30.</w:t>
       </w:r>
       <w:r>
         <w:rPr>
@@ -16161,7 +19308,7 @@
           <w:b/>
           <w:sz w:val="19"/>
         </w:rPr>
-        <w:t>Q29.</w:t>
+        <w:t>Q31.</w:t>
       </w:r>
       <w:r>
         <w:rPr>
@@ -16181,7 +19328,7 @@
           <w:b/>
           <w:sz w:val="19"/>
         </w:rPr>
-        <w:t>Q30.</w:t>
+        <w:t>Q32.</w:t>
       </w:r>
       <w:r>
         <w:rPr>
@@ -16201,7 +19348,7 @@
           <w:b/>
           <w:sz w:val="19"/>
         </w:rPr>
-        <w:t>Q31.</w:t>
+        <w:t>Q33.</w:t>
       </w:r>
       <w:r>
         <w:rPr>
@@ -16221,7 +19368,7 @@
           <w:b/>
           <w:sz w:val="19"/>
         </w:rPr>
-        <w:t>Q32.</w:t>
+        <w:t>Q34.</w:t>
       </w:r>
       <w:r>
         <w:rPr>
@@ -16241,7 +19388,7 @@
           <w:b/>
           <w:sz w:val="19"/>
         </w:rPr>
-        <w:t>Q33.</w:t>
+        <w:t>Q35.</w:t>
       </w:r>
       <w:r>
         <w:rPr>
@@ -16261,7 +19408,7 @@
           <w:b/>
           <w:sz w:val="19"/>
         </w:rPr>
-        <w:t>Q34.</w:t>
+        <w:t>Q36.</w:t>
       </w:r>
       <w:r>
         <w:rPr>
@@ -16281,7 +19428,7 @@
           <w:b/>
           <w:sz w:val="19"/>
         </w:rPr>
-        <w:t>Q35.</w:t>
+        <w:t>Q37.</w:t>
       </w:r>
       <w:r>
         <w:rPr>
@@ -16301,7 +19448,7 @@
           <w:b/>
           <w:sz w:val="19"/>
         </w:rPr>
-        <w:t>Q36.</w:t>
+        <w:t>Q38.</w:t>
       </w:r>
       <w:r>
         <w:rPr>
@@ -16329,7 +19476,7 @@
           <w:b/>
           <w:sz w:val="19"/>
         </w:rPr>
-        <w:t>Q37.</w:t>
+        <w:t>Q39.</w:t>
       </w:r>
       <w:r>
         <w:rPr>
@@ -16349,7 +19496,7 @@
           <w:b/>
           <w:sz w:val="19"/>
         </w:rPr>
-        <w:t>Q38.</w:t>
+        <w:t>Q40.</w:t>
       </w:r>
       <w:r>
         <w:rPr>
@@ -16369,7 +19516,7 @@
           <w:b/>
           <w:sz w:val="19"/>
         </w:rPr>
-        <w:t>Q39.</w:t>
+        <w:t>Q41.</w:t>
       </w:r>
       <w:r>
         <w:rPr>
@@ -16389,7 +19536,7 @@
           <w:b/>
           <w:sz w:val="19"/>
         </w:rPr>
-        <w:t>Q40.</w:t>
+        <w:t>Q42.</w:t>
       </w:r>
       <w:r>
         <w:rPr>
@@ -16409,7 +19556,7 @@
           <w:b/>
           <w:sz w:val="19"/>
         </w:rPr>
-        <w:t>Q41.</w:t>
+        <w:t>Q43.</w:t>
       </w:r>
       <w:r>
         <w:rPr>
@@ -16429,7 +19576,7 @@
           <w:b/>
           <w:sz w:val="19"/>
         </w:rPr>
-        <w:t>Q42.</w:t>
+        <w:t>Q44.</w:t>
       </w:r>
       <w:r>
         <w:rPr>
@@ -16457,7 +19604,7 @@
           <w:b/>
           <w:sz w:val="19"/>
         </w:rPr>
-        <w:t>Q43.</w:t>
+        <w:t>Q45.</w:t>
       </w:r>
       <w:r>
         <w:rPr>
@@ -16477,7 +19624,7 @@
           <w:b/>
           <w:sz w:val="19"/>
         </w:rPr>
-        <w:t>Q44.</w:t>
+        <w:t>Q46.</w:t>
       </w:r>
       <w:r>
         <w:rPr>
@@ -16497,7 +19644,7 @@
           <w:b/>
           <w:sz w:val="19"/>
         </w:rPr>
-        <w:t>Q45.</w:t>
+        <w:t>Q47.</w:t>
       </w:r>
       <w:r>
         <w:rPr>
@@ -16517,7 +19664,7 @@
           <w:b/>
           <w:sz w:val="19"/>
         </w:rPr>
-        <w:t>Q46.</w:t>
+        <w:t>Q48.</w:t>
       </w:r>
       <w:r>
         <w:rPr>
@@ -16537,7 +19684,7 @@
           <w:b/>
           <w:sz w:val="19"/>
         </w:rPr>
-        <w:t>Q47.</w:t>
+        <w:t>Q49.</w:t>
       </w:r>
       <w:r>
         <w:rPr>
@@ -16557,7 +19704,7 @@
           <w:b/>
           <w:sz w:val="19"/>
         </w:rPr>
-        <w:t>Q48.</w:t>
+        <w:t>Q50.</w:t>
       </w:r>
       <w:r>
         <w:rPr>
@@ -16585,7 +19732,7 @@
           <w:b/>
           <w:sz w:val="19"/>
         </w:rPr>
-        <w:t>Q49.</w:t>
+        <w:t>Q51.</w:t>
       </w:r>
       <w:r>
         <w:rPr>
@@ -16605,7 +19752,7 @@
           <w:b/>
           <w:sz w:val="19"/>
         </w:rPr>
-        <w:t>Q50.</w:t>
+        <w:t>Q52.</w:t>
       </w:r>
       <w:r>
         <w:rPr>
@@ -16625,14 +19772,14 @@
           <w:b/>
           <w:sz w:val="19"/>
         </w:rPr>
-        <w:t>Q51.</w:t>
+        <w:t>Q53.</w:t>
       </w:r>
       <w:r>
         <w:rPr>
           <w:b w:val="0"/>
           <w:sz w:val="19"/>
         </w:rPr>
-        <w:t xml:space="preserve"> Công thức V3.1 thuộc về ai? Shizencos có cam kết không bán cùng công thức cho khách khác không? Điều kiện chuyển giao công thức nếu DS đổi nhà sản xuất?</w:t>
+        <w:t xml:space="preserve"> Công thức V3 điều chỉnh thuộc về ai? Shizencos có cam kết không bán cùng công thức cho khách khác không? Điều kiện chuyển giao công thức nếu DS đổi nhà sản xuất?</w:t>
       </w:r>
     </w:p>
     <w:p>
@@ -16645,7 +19792,7 @@
           <w:b/>
           <w:sz w:val="19"/>
         </w:rPr>
-        <w:t>Q52.</w:t>
+        <w:t>Q54.</w:t>
       </w:r>
       <w:r>
         <w:rPr>
@@ -16665,7 +19812,7 @@
           <w:b/>
           <w:sz w:val="19"/>
         </w:rPr>
-        <w:t>Q53.</w:t>
+        <w:t>Q55.</w:t>
       </w:r>
       <w:r>
         <w:rPr>
@@ -16685,7 +19832,7 @@
           <w:b/>
           <w:sz w:val="19"/>
         </w:rPr>
-        <w:t>Q54.</w:t>
+        <w:t>Q56.</w:t>
       </w:r>
       <w:r>
         <w:rPr>
@@ -16713,7 +19860,7 @@
           <w:b/>
           <w:sz w:val="19"/>
         </w:rPr>
-        <w:t>Q55.</w:t>
+        <w:t>Q57.</w:t>
       </w:r>
       <w:r>
         <w:rPr>
@@ -16733,7 +19880,7 @@
           <w:b/>
           <w:sz w:val="19"/>
         </w:rPr>
-        <w:t>Q56.</w:t>
+        <w:t>Q58.</w:t>
       </w:r>
       <w:r>
         <w:rPr>
@@ -16753,7 +19900,7 @@
           <w:b/>
           <w:sz w:val="19"/>
         </w:rPr>
-        <w:t>Q57.</w:t>
+        <w:t>Q59.</w:t>
       </w:r>
       <w:r>
         <w:rPr>
@@ -19889,7 +23036,7 @@
         <w:pStyle w:val="Heading1"/>
       </w:pPr>
       <w:r>
-        <w:t>PHỤ LỤC B – DANH SÁCH THÀNH PHẦN DỰ KIẾN IN NHÃN (theo V3.1, cần xác nhận khi có COA)</w:t>
+        <w:t>PHỤ LỤC B – DANH SÁCH THÀNH PHẦN DỰ KIẾN IN NHÃN (theo mức tối ưu, cần xác nhận khi có COA)</w:t>
       </w:r>
     </w:p>
     <w:p>
@@ -19898,7 +23045,7 @@
           <w:b w:val="0"/>
           <w:sz w:val="18"/>
         </w:rPr>
-        <w:t>Caprylic/Capric Triglyceride, C15-19 Alkane, Helianthus Annuus (Sunflower) Seed Oil, Simmondsia Chinensis (Jojoba) Seed Oil, Vitis Vinifera (Grape) Seed Oil, Oryza Sativa (Rice) Bran Oil, [thành phần Amla oil theo COA – vd. Sesamum Indicum (Sesame) Seed Oil, Phyllanthus Emblica Fruit Extract], Argania Spinosa Kernel Oil, Plukenetia Volubilis Seed Oil, Moringa Oleifera Seed Oil, Rosmarinus Officinalis (Rosemary) Leaf Oil, Azadirachta Indica Seed Oil, Bakuchiol, Citrus Maxima Peel Oil, Melaleuca Alternifolia (Tea Tree) Leaf Oil, Bisabolol, Tocopheryl Acetate, Mentha Piperita (Peppermint) Oil, Lavandula Angustifolia (Lavender) Oil, Tocopherol, Zingiber Officinale (Ginger) Root Oil, Curcuma Longa (Turmeric) Root Oil, Limonene, Linalool, Citral.</w:t>
+        <w:t>Caprylic/Capric Triglyceride, C15-19 Alkane, Helianthus Annuus (Sunflower) Seed Oil, [thành phần Amla oil theo COA – vd. Sesamum Indicum (Sesame) Seed Oil, Phyllanthus Emblica Fruit Extract], Simmondsia Chinensis (Jojoba) Seed Oil, Vitis Vinifera (Grape) Seed Oil, Oryza Sativa (Rice) Bran Oil, Argania Spinosa Kernel Oil, Plukenetia Volubilis Seed Oil, Moringa Oleifera Seed Oil, Rosmarinus Officinalis (Rosemary) Leaf Oil, Bakuchiol, Melaleuca Alternifolia (Tea Tree) Leaf Oil, Azadirachta Indica Seed Oil, Citrus Maxima Peel Oil, Bisabolol, Tocopheryl Acetate, Mentha Piperita (Peppermint) Oil, Lavandula Angustifolia (Lavender) Oil, Tocopherol, Zingiber Officinale (Ginger) Root Oil, Curcuma Longa (Turmeric) Root Oil, Limonene, Linalool, Citral.</w:t>
       </w:r>
     </w:p>
     <w:p>
